--- a/flow/20230914_vu_template/drafts/2024-06-u/20-ЧТ-Методія Патарського.docx
+++ b/flow/20230914_vu_template/drafts/2024-06-u/20-ЧТ-Методія Патарського.docx
@@ -4621,6 +4621,11 @@
           <w:highlight w:val="white"/>
         </w:rPr>
         <w:t xml:space="preserve"> мене творити повеління* Твого Сина й Бога нашого,* щоб знайшов я відпущення* у день суду.</w:t>
+      </w:r>
+    </w:p>
+    <w:p>
+      <w:r>
+        <w:t>БОГОРОДИЧНИЙ</w:t>
       </w:r>
     </w:p>
     <w:p>

--- a/flow/20230914_vu_template/drafts/2024-06-u/20-ЧТ-Методія Патарського.docx
+++ b/flow/20230914_vu_template/drafts/2024-06-u/20-ЧТ-Методія Патарського.docx
@@ -3,23 +3,83 @@
 <w:document xmlns:wpc="http://schemas.microsoft.com/office/word/2010/wordprocessingCanvas" xmlns:cx="http://schemas.microsoft.com/office/drawing/2014/chartex" xmlns:cx1="http://schemas.microsoft.com/office/drawing/2015/9/8/chartex" xmlns:cx2="http://schemas.microsoft.com/office/drawing/2015/10/21/chartex" xmlns:cx3="http://schemas.microsoft.com/office/drawing/2016/5/9/chartex" xmlns:cx4="http://schemas.microsoft.com/office/drawing/2016/5/10/chartex" xmlns:cx5="http://schemas.microsoft.com/office/drawing/2016/5/11/chartex" xmlns:cx6="http://schemas.microsoft.com/office/drawing/2016/5/12/chartex" xmlns:cx7="http://schemas.microsoft.com/office/drawing/2016/5/13/chartex" xmlns:cx8="http://schemas.microsoft.com/office/drawing/2016/5/14/chartex" xmlns:mc="http://schemas.openxmlformats.org/markup-compatibility/2006" xmlns:aink="http://schemas.microsoft.com/office/drawing/2016/ink" xmlns:am3d="http://schemas.microsoft.com/office/drawing/2017/model3d" xmlns:o="urn:schemas-microsoft-com:office:office" xmlns:r="http://schemas.openxmlformats.org/officeDocument/2006/relationships" xmlns:m="http://schemas.openxmlformats.org/officeDocument/2006/math" xmlns:v="urn:schemas-microsoft-com:vml" xmlns:wp14="http://schemas.microsoft.com/office/word/2010/wordprocessingDrawing" xmlns:wp="http://schemas.openxmlformats.org/drawingml/2006/wordprocessingDrawing" xmlns:w10="urn:schemas-microsoft-com:office:word" xmlns:w="http://schemas.openxmlformats.org/wordprocessingml/2006/main" xmlns:w14="http://schemas.microsoft.com/office/word/2010/wordml" xmlns:w15="http://schemas.microsoft.com/office/word/2012/wordml" xmlns:w16cex="http://schemas.microsoft.com/office/word/2018/wordml/cex" xmlns:w16cid="http://schemas.microsoft.com/office/word/2016/wordml/cid" xmlns:w16="http://schemas.microsoft.com/office/word/2018/wordml" xmlns:w16sdtdh="http://schemas.microsoft.com/office/word/2020/wordml/sdtdatahash" xmlns:w16se="http://schemas.microsoft.com/office/word/2015/wordml/symex" xmlns:wpg="http://schemas.microsoft.com/office/word/2010/wordprocessingGroup" xmlns:wpi="http://schemas.microsoft.com/office/word/2010/wordprocessingInk" xmlns:wne="http://schemas.microsoft.com/office/word/2006/wordml" xmlns:wps="http://schemas.microsoft.com/office/word/2010/wordprocessingShape" mc:Ignorable="w14 w15 w16se w16cid w16 w16cex w16sdtdh wp14">
   <w:body>
     <w:p>
-      <w:r>
-        <w:rPr>
-          <w:rFonts w:ascii="Times New Roman" w:hAnsi="Times New Roman"/>
-          <w:b/>
-          <w:sz w:val="24"/>
-        </w:rPr>
-        <w:t>Червень 20, Четвер</w:t>
-      </w:r>
-    </w:p>
-    <w:p>
-      <w:r>
-        <w:rPr>
-          <w:rFonts w:ascii="Times New Roman" w:hAnsi="Times New Roman"/>
-          <w:sz w:val="24"/>
-        </w:rPr>
-        <w:t>Св. сщмч. Методія, єп. Патарського</w:t>
-      </w:r>
+      <w:pPr>
+        <w:pBdr>
+          <w:top w:val="nil"/>
+          <w:left w:val="nil"/>
+          <w:bottom w:val="nil"/>
+          <w:right w:val="nil"/>
+          <w:between w:val="nil"/>
+        </w:pBdr>
+        <w:spacing w:after="120"/>
+        <w:rPr>
+          <w:rFonts w:ascii="Times New Roman" w:hAnsi="Times New Roman" w:cs="Times New Roman"/>
+          <w:i/>
+          <w:sz w:val="24"/>
+          <w:szCs w:val="24"/>
+        </w:rPr>
+      </w:pPr>
+      <w:bookmarkStart w:id="0" w:name="_heading=h.gjdgxs" w:colFirst="0" w:colLast="0"/>
+      <w:bookmarkEnd w:id="0"/>
+      <w:r>
+        <w:rPr>
+          <w:rFonts w:ascii="Times New Roman" w:hAnsi="Times New Roman" w:cs="Times New Roman"/>
+          <w:color w:val="000000"/>
+          <w:sz w:val="24"/>
+          <w:szCs w:val="24"/>
+        </w:rPr>
+        <w:t>Червень 1 Четвер</w:t>
+      </w:r>
+      <w:r>
+        <w:rPr>
+          <w:rFonts w:ascii="Times New Roman" w:hAnsi="Times New Roman" w:cs="Times New Roman"/>
+          <w:color w:val="000000"/>
+          <w:sz w:val="24"/>
+          <w:szCs w:val="24"/>
+        </w:rPr>
+        <w:br/>
+        <w:t>1 (19) Св. свщмч. Патрикія, єп. Пруського, і тих, що з ним.</w:t>
+      </w:r>
+      <w:r>
+        <w:rPr>
+          <w:rFonts w:ascii="Times New Roman" w:hAnsi="Times New Roman" w:cs="Times New Roman"/>
+          <w:color w:val="000000"/>
+          <w:sz w:val="24"/>
+          <w:szCs w:val="24"/>
+        </w:rPr>
+        <w:br/>
+      </w:r>
+    </w:p>
+    <w:p>
+      <w:pPr>
+        <w:spacing w:after="120"/>
+        <w:jc w:val="both"/>
+        <w:rPr>
+          <w:rFonts w:ascii="Times New Roman" w:hAnsi="Times New Roman" w:cs="Times New Roman"/>
+          <w:i/>
+          <w:sz w:val="24"/>
+          <w:szCs w:val="24"/>
+        </w:rPr>
+      </w:pPr>
+      <w:r>
+        <w:rPr>
+          <w:rFonts w:ascii="Times New Roman" w:hAnsi="Times New Roman" w:cs="Times New Roman"/>
+          <w:i/>
+          <w:sz w:val="24"/>
+          <w:szCs w:val="24"/>
+        </w:rPr>
+        <w:t>(на сьогодні переносимо службу свв. Константина й Олени, з огляду на Заупокійну суботу)</w:t>
+      </w:r>
+    </w:p>
+    <w:p>
+      <w:pPr>
+        <w:spacing w:after="120"/>
+        <w:rPr>
+          <w:rFonts w:ascii="Times New Roman" w:hAnsi="Times New Roman" w:cs="Times New Roman"/>
+          <w:sz w:val="24"/>
+          <w:szCs w:val="24"/>
+        </w:rPr>
+      </w:pPr>
     </w:p>
     <w:p>
       <w:pPr>
@@ -73,19 +133,30 @@
       </w:pPr>
       <w:r>
         <w:rPr>
-          <w:rFonts w:ascii="Times New Roman" w:hAnsi="Times New Roman"/>
-          <w:i/>
-          <w:color w:val="FF4400"/>
-          <w:sz w:val="24"/>
+          <w:rFonts w:ascii="Times New Roman" w:hAnsi="Times New Roman" w:cs="Times New Roman"/>
+          <w:i/>
+          <w:color w:val="FF0000"/>
+          <w:sz w:val="24"/>
+          <w:szCs w:val="24"/>
         </w:rPr>
         <w:t>Священик:</w:t>
       </w:r>
       <w:r>
         <w:rPr>
-          <w:rFonts w:ascii="Times New Roman" w:hAnsi="Times New Roman"/>
-          <w:sz w:val="24"/>
-        </w:rPr>
-        <w:t xml:space="preserve"> Благословенний Бог наш завжди, нині і повсякчас, і на віки віків.</w:t>
+          <w:rFonts w:ascii="Times New Roman" w:hAnsi="Times New Roman" w:cs="Times New Roman"/>
+          <w:color w:val="000000"/>
+          <w:sz w:val="24"/>
+          <w:szCs w:val="24"/>
+        </w:rPr>
+        <w:t xml:space="preserve"> </w:t>
+      </w:r>
+      <w:r>
+        <w:rPr>
+          <w:rFonts w:ascii="Times New Roman" w:hAnsi="Times New Roman" w:cs="Times New Roman"/>
+          <w:sz w:val="24"/>
+          <w:szCs w:val="24"/>
+        </w:rPr>
+        <w:t>Благословенний Бог наш завжди, нині і повсякчас, і на віки віків.</w:t>
       </w:r>
     </w:p>
     <w:p>
@@ -324,17 +395,19 @@
       </w:pPr>
       <w:r>
         <w:rPr>
-          <w:rFonts w:ascii="Times New Roman" w:hAnsi="Times New Roman"/>
-          <w:i/>
-          <w:color w:val="FF4400"/>
-          <w:sz w:val="24"/>
+          <w:rFonts w:ascii="Times New Roman" w:hAnsi="Times New Roman" w:cs="Times New Roman"/>
+          <w:i/>
+          <w:color w:val="FF0000"/>
+          <w:sz w:val="24"/>
+          <w:szCs w:val="24"/>
         </w:rPr>
         <w:t>Священик:</w:t>
       </w:r>
       <w:r>
         <w:rPr>
-          <w:rFonts w:ascii="Times New Roman" w:hAnsi="Times New Roman"/>
-          <w:sz w:val="24"/>
+          <w:rFonts w:ascii="Times New Roman" w:hAnsi="Times New Roman" w:cs="Times New Roman"/>
+          <w:sz w:val="24"/>
+          <w:szCs w:val="24"/>
         </w:rPr>
         <w:t xml:space="preserve"> Бо твоє є царство, і сила, і слава, Отця, і Сина, і Святого Духа, нині і повсякчас, і на віки віків.</w:t>
       </w:r>
@@ -2603,19 +2676,29 @@
       </w:pPr>
       <w:r>
         <w:rPr>
-          <w:rFonts w:ascii="Times New Roman" w:hAnsi="Times New Roman"/>
-          <w:i/>
-          <w:color w:val="FF4400"/>
-          <w:sz w:val="24"/>
+          <w:rFonts w:ascii="Times New Roman" w:hAnsi="Times New Roman" w:cs="Times New Roman"/>
+          <w:i/>
+          <w:color w:val="FF0000"/>
+          <w:sz w:val="24"/>
+          <w:szCs w:val="24"/>
         </w:rPr>
         <w:t>Священик:</w:t>
       </w:r>
       <w:r>
         <w:rPr>
-          <w:rFonts w:ascii="Times New Roman" w:hAnsi="Times New Roman"/>
-          <w:sz w:val="24"/>
-        </w:rPr>
-        <w:t xml:space="preserve"> Бо тобі належить усяка слава, честь і поклоніння, Отцю, і Сину, і Святому Духові, нині і повсякчас, і на віки віків.</w:t>
+          <w:rFonts w:ascii="Times New Roman" w:hAnsi="Times New Roman" w:cs="Times New Roman"/>
+          <w:sz w:val="24"/>
+          <w:szCs w:val="24"/>
+        </w:rPr>
+        <w:t xml:space="preserve"> Бо тобі належит</w:t>
+      </w:r>
+      <w:r>
+        <w:rPr>
+          <w:rFonts w:ascii="Times New Roman" w:hAnsi="Times New Roman" w:cs="Times New Roman"/>
+          <w:sz w:val="24"/>
+          <w:szCs w:val="24"/>
+        </w:rPr>
+        <w:t>ь усяка слава, честь і поклоніння, Отцю, і Сину, і Святому Духові, нині і повсякчас, і на віки віків.</w:t>
       </w:r>
     </w:p>
     <w:p>
@@ -3266,19 +3349,30 @@
       </w:pPr>
       <w:r>
         <w:rPr>
-          <w:rFonts w:ascii="Times New Roman" w:hAnsi="Times New Roman"/>
-          <w:i/>
-          <w:color w:val="FF4400"/>
-          <w:sz w:val="24"/>
+          <w:rFonts w:ascii="Times New Roman" w:hAnsi="Times New Roman" w:cs="Times New Roman"/>
+          <w:i/>
+          <w:color w:val="FF0000"/>
+          <w:sz w:val="24"/>
+          <w:szCs w:val="24"/>
         </w:rPr>
         <w:t>Священик:</w:t>
       </w:r>
       <w:r>
         <w:rPr>
-          <w:rFonts w:ascii="Times New Roman" w:hAnsi="Times New Roman"/>
-          <w:sz w:val="24"/>
-        </w:rPr>
-        <w:t xml:space="preserve"> Бо твоя є влада і твоє царство, і сила, і слава, Отця, і Сина, і Святого Духа, нині і повсякчас, і на віки віків.</w:t>
+          <w:rFonts w:ascii="Times New Roman" w:hAnsi="Times New Roman" w:cs="Times New Roman"/>
+          <w:color w:val="FF0000"/>
+          <w:sz w:val="24"/>
+          <w:szCs w:val="24"/>
+        </w:rPr>
+        <w:t xml:space="preserve"> </w:t>
+      </w:r>
+      <w:r>
+        <w:rPr>
+          <w:rFonts w:ascii="Times New Roman" w:hAnsi="Times New Roman" w:cs="Times New Roman"/>
+          <w:sz w:val="24"/>
+          <w:szCs w:val="24"/>
+        </w:rPr>
+        <w:t>Бо твоя є влада і твоє царство, і сила, і слава, Отця, і Сина, і Святого Духа, нині і повсякчас, і на віки віків.</w:t>
       </w:r>
     </w:p>
     <w:p>
@@ -4372,42 +4466,29 @@
     </w:p>
     <w:p>
       <w:pPr>
-        <w:pStyle w:val="a"/>
-        <w:spacing w:after="240"/>
-      </w:pPr>
-      <w:r>
-        <w:rPr>
-          <w:rFonts w:ascii="Times New Roman" w:hAnsi="Times New Roman"/>
-          <w:i/>
-          <w:color w:val="FF0000"/>
-          <w:sz w:val="24"/>
-          <w:highlight w:val="white"/>
-        </w:rPr>
-        <w:t xml:space="preserve">(г. 4, подібний: Дав Ти як знамено): </w:t>
-      </w:r>
-      <w:r>
-        <w:rPr>
-          <w:rFonts w:ascii="Times New Roman" w:hAnsi="Times New Roman"/>
-          <w:sz w:val="24"/>
-          <w:highlight w:val="white"/>
-        </w:rPr>
-        <w:t xml:space="preserve">Мистецтво спасіння* нам приносячи,* світло прийшла пам’ять твоя,* святителю Методію.* Тим-то в ній тебе словами пісень возносимо,* звіщаючи твої світлі подвиги і протиборства* – через них ти </w:t>
-      </w:r>
-      <w:r>
-        <w:rPr>
-          <w:rFonts w:ascii="Times New Roman" w:hAnsi="Times New Roman"/>
-          <w:sz w:val="24"/>
-          <w:highlight w:val="white"/>
-        </w:rPr>
-        <w:t>многокаверзного</w:t>
-      </w:r>
-      <w:r>
-        <w:rPr>
-          <w:rFonts w:ascii="Times New Roman" w:hAnsi="Times New Roman"/>
-          <w:sz w:val="24"/>
-          <w:highlight w:val="white"/>
-        </w:rPr>
-        <w:t>* і лукавого переборов* і сплів собі, радіючи, вінець перемоги.</w:t>
+        <w:spacing w:after="120"/>
+        <w:jc w:val="both"/>
+        <w:rPr>
+          <w:rFonts w:ascii="Times New Roman" w:hAnsi="Times New Roman" w:cs="Times New Roman"/>
+          <w:sz w:val="24"/>
+          <w:szCs w:val="24"/>
+        </w:rPr>
+      </w:pPr>
+      <w:r>
+        <w:rPr>
+          <w:rFonts w:ascii="Times New Roman" w:hAnsi="Times New Roman" w:cs="Times New Roman"/>
+          <w:sz w:val="24"/>
+          <w:szCs w:val="24"/>
+        </w:rPr>
+        <w:t>Дав ти, Чоловіколюбче,* Царю царів* і всіх пануючих Господи,* побожному своєму угодникові Соломонову мудрість,* Давид</w:t>
+      </w:r>
+      <w:r>
+        <w:rPr>
+          <w:rFonts w:ascii="Times New Roman" w:hAnsi="Times New Roman" w:cs="Times New Roman"/>
+          <w:sz w:val="24"/>
+          <w:szCs w:val="24"/>
+        </w:rPr>
+        <w:t>ову лагідність* й апостольське правовір'я.* Тому, Ісусе всесильний,* Спасе душ наших,* славимо твоє чоловіколюбне провидіння!</w:t>
       </w:r>
     </w:p>
     <w:p>
@@ -4475,48 +4556,21 @@
     </w:p>
     <w:p>
       <w:pPr>
-        <w:pStyle w:val="a"/>
-        <w:spacing w:after="240"/>
-      </w:pPr>
-      <w:r>
-        <w:rPr>
-          <w:rFonts w:ascii="Times New Roman" w:hAnsi="Times New Roman"/>
-          <w:sz w:val="24"/>
-          <w:highlight w:val="white"/>
-        </w:rPr>
-        <w:t xml:space="preserve">Словами просвітив єси* повноту церковну,* </w:t>
-      </w:r>
-      <w:r>
-        <w:rPr>
-          <w:rFonts w:ascii="Times New Roman" w:hAnsi="Times New Roman"/>
-          <w:sz w:val="24"/>
-          <w:highlight w:val="white"/>
-        </w:rPr>
-        <w:t>Богоявленний</w:t>
-      </w:r>
-      <w:r>
-        <w:rPr>
-          <w:rFonts w:ascii="Times New Roman" w:hAnsi="Times New Roman"/>
-          <w:sz w:val="24"/>
-          <w:highlight w:val="white"/>
-        </w:rPr>
-        <w:t xml:space="preserve"> Методію, а світлістю страждань* розігнав єси морок багатобожжя* і до Світла Невечірнього перейшов єси* нині, священномученику.* Тому твоє </w:t>
-      </w:r>
-      <w:r>
-        <w:rPr>
-          <w:rFonts w:ascii="Times New Roman" w:hAnsi="Times New Roman"/>
-          <w:sz w:val="24"/>
-          <w:highlight w:val="white"/>
-        </w:rPr>
-        <w:t>всесвяткове</w:t>
-      </w:r>
-      <w:r>
-        <w:rPr>
-          <w:rFonts w:ascii="Times New Roman" w:hAnsi="Times New Roman"/>
-          <w:sz w:val="24"/>
-          <w:highlight w:val="white"/>
-        </w:rPr>
-        <w:t xml:space="preserve"> і світлоносне* торжество святкуємо сьогодні,* благочестям осяювані.</w:t>
+        <w:spacing w:after="120"/>
+        <w:jc w:val="both"/>
+        <w:rPr>
+          <w:rFonts w:ascii="Times New Roman" w:hAnsi="Times New Roman" w:cs="Times New Roman"/>
+          <w:sz w:val="24"/>
+          <w:szCs w:val="24"/>
+        </w:rPr>
+      </w:pPr>
+      <w:r>
+        <w:rPr>
+          <w:rFonts w:ascii="Times New Roman" w:hAnsi="Times New Roman" w:cs="Times New Roman"/>
+          <w:sz w:val="24"/>
+          <w:szCs w:val="24"/>
+        </w:rPr>
+        <w:t>Дав ти, Чоловіколюбче,* Царю царів* і всіх пануючих Господи,* побожному своєму угодникові Соломонову мудрість,* Давидову лагідність* й апостольське правовір'я.* Тому, Ісусе всесильний,* Спасе душ наших,* славимо твоє чоловіколюбне провидіння!</w:t>
       </w:r>
     </w:p>
     <w:p>
@@ -4561,72 +4615,171 @@
     </w:p>
     <w:p>
       <w:pPr>
-        <w:pStyle w:val="a"/>
-        <w:spacing w:after="240"/>
-      </w:pPr>
-      <w:r>
-        <w:rPr>
-          <w:rFonts w:ascii="Times New Roman" w:hAnsi="Times New Roman"/>
-          <w:sz w:val="24"/>
-          <w:highlight w:val="white"/>
-        </w:rPr>
-        <w:t>Кров’ю обагрив єси* священну подвійну одіж твою,* Богоносний Методію,* і з нею у Святеє Святих, блаженний,* вселився єси, радіючи,* і споглядаєш явно Тройці Божественну Світлість,* утаємничуючись з усією ясністю* в те, що вище ума і розуміння,* та обожуючись, обраний святителю пребагатий.</w:t>
-      </w:r>
-    </w:p>
-    <w:p>
-      <w:pPr>
-        <w:pStyle w:val="a"/>
-        <w:spacing w:after="240"/>
-      </w:pPr>
-      <w:r>
-        <w:rPr>
-          <w:rFonts w:ascii="Times New Roman" w:hAnsi="Times New Roman"/>
+        <w:spacing w:after="120"/>
+        <w:jc w:val="both"/>
+        <w:rPr>
+          <w:rFonts w:ascii="Times New Roman" w:hAnsi="Times New Roman" w:cs="Times New Roman"/>
+          <w:sz w:val="24"/>
+          <w:szCs w:val="24"/>
+        </w:rPr>
+      </w:pPr>
+      <w:r>
+        <w:rPr>
+          <w:rFonts w:ascii="Times New Roman" w:hAnsi="Times New Roman" w:cs="Times New Roman"/>
+          <w:sz w:val="24"/>
+          <w:szCs w:val="24"/>
+        </w:rPr>
+        <w:t>Ти перший, вікопомний царю,* радо віддав свою багряницю Христові,* визнавши його Богом,* що над усіма царює,* всім добро чинить* і перемагає всяку ворожу силу.* Тому закріпив за тобою царство, Христолюби</w:t>
+      </w:r>
+      <w:r>
+        <w:rPr>
+          <w:rFonts w:ascii="Times New Roman" w:hAnsi="Times New Roman" w:cs="Times New Roman"/>
+          <w:sz w:val="24"/>
+          <w:szCs w:val="24"/>
+        </w:rPr>
+        <w:t>телю,* Ісус Чоловіколюбець* і Спас душ наших.</w:t>
+      </w:r>
+    </w:p>
+    <w:p>
+      <w:pPr>
+        <w:spacing w:after="120"/>
+        <w:jc w:val="both"/>
+        <w:rPr>
+          <w:rFonts w:ascii="Times New Roman" w:hAnsi="Times New Roman" w:cs="Times New Roman"/>
+          <w:sz w:val="24"/>
+          <w:szCs w:val="24"/>
+        </w:rPr>
+      </w:pPr>
+      <w:r>
+        <w:rPr>
+          <w:rFonts w:ascii="Times New Roman" w:hAnsi="Times New Roman" w:cs="Times New Roman"/>
           <w:b/>
-          <w:color w:val="222222"/>
-          <w:sz w:val="24"/>
-          <w:highlight w:val="white"/>
-        </w:rPr>
-        <w:t>Слава і нині:</w:t>
-      </w:r>
-      <w:r>
-        <w:rPr>
-          <w:rFonts w:ascii="Times New Roman" w:hAnsi="Times New Roman"/>
-          <w:i/>
-          <w:color w:val="FF0000"/>
-          <w:sz w:val="24"/>
-          <w:highlight w:val="white"/>
+          <w:sz w:val="24"/>
+          <w:szCs w:val="24"/>
+        </w:rPr>
+        <w:t>Слава</w:t>
+      </w:r>
+      <w:r>
+        <w:rPr>
+          <w:rFonts w:ascii="Times New Roman" w:hAnsi="Times New Roman" w:cs="Times New Roman"/>
+          <w:sz w:val="24"/>
+          <w:szCs w:val="24"/>
         </w:rPr>
         <w:t xml:space="preserve"> </w:t>
       </w:r>
       <w:r>
         <w:rPr>
-          <w:rFonts w:ascii="Times New Roman" w:hAnsi="Times New Roman"/>
-          <w:sz w:val="24"/>
-          <w:highlight w:val="white"/>
-        </w:rPr>
-        <w:t xml:space="preserve">Демонськими нападами пригніченого* і в рів погибелі поверженого* пожалій мене, Владичице,* й утверди на скелі чеснот;* і, наклепи ворожі розоривши,* </w:t>
-      </w:r>
-      <w:r>
-        <w:rPr>
-          <w:rFonts w:ascii="Times New Roman" w:hAnsi="Times New Roman"/>
-          <w:sz w:val="24"/>
-          <w:highlight w:val="white"/>
-        </w:rPr>
-        <w:t>удостой</w:t>
-      </w:r>
-      <w:r>
-        <w:rPr>
-          <w:rFonts w:ascii="Times New Roman" w:hAnsi="Times New Roman"/>
-          <w:sz w:val="24"/>
-          <w:highlight w:val="white"/>
-        </w:rPr>
-        <w:t xml:space="preserve"> мене творити повеління* Твого Сина й Бога нашого,* щоб знайшов я відпущення* у день суду.</w:t>
-      </w:r>
-    </w:p>
-    <w:p>
-      <w:r>
-        <w:t>БОГОРОДИЧНИЙ</w:t>
-      </w:r>
+          <w:rFonts w:ascii="Times New Roman" w:hAnsi="Times New Roman" w:cs="Times New Roman"/>
+          <w:i/>
+          <w:color w:val="FF0000"/>
+          <w:sz w:val="24"/>
+          <w:szCs w:val="24"/>
+        </w:rPr>
+        <w:t>(г. 3):</w:t>
+      </w:r>
+      <w:r>
+        <w:rPr>
+          <w:rFonts w:ascii="Times New Roman" w:hAnsi="Times New Roman" w:cs="Times New Roman"/>
+          <w:sz w:val="24"/>
+          <w:szCs w:val="24"/>
+        </w:rPr>
+        <w:t xml:space="preserve"> Прийнявши від Бога найкращі багаті дари, славний Костянтине,* ти гаразд використав їх у житті своєму.* Просвітившись світлом Пресвятого Духа через святе хрищення,* ти непереможним з'явився між цар</w:t>
+      </w:r>
+      <w:r>
+        <w:rPr>
+          <w:rFonts w:ascii="Times New Roman" w:hAnsi="Times New Roman" w:cs="Times New Roman"/>
+          <w:sz w:val="24"/>
+          <w:szCs w:val="24"/>
+        </w:rPr>
+        <w:t>ями* і твоєму Створителеві приніс, як дар, своє царство* і побожне царське місто.* Тим-то, маючи сміливість до Христа Бога, не переставай молитися, щоб подав усім, що шанують твою пам'ять,* прощення гріхів і велику милість.</w:t>
+      </w:r>
+    </w:p>
+    <w:p>
+      <w:pPr>
+        <w:spacing w:after="120"/>
+        <w:jc w:val="both"/>
+        <w:rPr>
+          <w:rFonts w:ascii="Times New Roman" w:hAnsi="Times New Roman" w:cs="Times New Roman"/>
+          <w:color w:val="000000"/>
+          <w:sz w:val="24"/>
+          <w:szCs w:val="24"/>
+        </w:rPr>
+      </w:pPr>
+      <w:r>
+        <w:rPr>
+          <w:rFonts w:ascii="Times New Roman" w:hAnsi="Times New Roman" w:cs="Times New Roman"/>
+          <w:b/>
+          <w:sz w:val="24"/>
+          <w:szCs w:val="24"/>
+        </w:rPr>
+        <w:t>І нині</w:t>
+      </w:r>
+      <w:r>
+        <w:rPr>
+          <w:rFonts w:ascii="Times New Roman" w:hAnsi="Times New Roman" w:cs="Times New Roman"/>
+          <w:sz w:val="24"/>
+          <w:szCs w:val="24"/>
+        </w:rPr>
+        <w:t xml:space="preserve"> </w:t>
+      </w:r>
+      <w:r>
+        <w:rPr>
+          <w:rFonts w:ascii="Times New Roman" w:hAnsi="Times New Roman" w:cs="Times New Roman"/>
+          <w:i/>
+          <w:color w:val="FF0000"/>
+          <w:sz w:val="24"/>
+          <w:szCs w:val="24"/>
+        </w:rPr>
+        <w:t>(г. 4):</w:t>
+      </w:r>
+      <w:r>
+        <w:rPr>
+          <w:rFonts w:ascii="Times New Roman" w:hAnsi="Times New Roman" w:cs="Times New Roman"/>
+          <w:color w:val="000000"/>
+          <w:sz w:val="24"/>
+          <w:szCs w:val="24"/>
+        </w:rPr>
+        <w:t> З любови сповнивш</w:t>
+      </w:r>
+      <w:r>
+        <w:rPr>
+          <w:rFonts w:ascii="Times New Roman" w:hAnsi="Times New Roman" w:cs="Times New Roman"/>
+          <w:color w:val="000000"/>
+          <w:sz w:val="24"/>
+          <w:szCs w:val="24"/>
+        </w:rPr>
+        <w:t xml:space="preserve">и тайну споконвіку закриту від людей,* прийшов ти, Господи, на гору Оливну зі своїми учнями* і Матір'ю своєю, що породила тебе - Творця і Владику всього.* Бо треба було, щоб вона, яка більш усіх по-материнському співстраждала </w:t>
+      </w:r>
+      <w:r>
+        <w:rPr>
+          <w:rFonts w:ascii="Times New Roman" w:hAnsi="Times New Roman" w:cs="Times New Roman"/>
+          <w:color w:val="000000"/>
+          <w:sz w:val="24"/>
+          <w:szCs w:val="24"/>
+        </w:rPr>
+        <w:lastRenderedPageBreak/>
+        <w:t>у твоїх страстях,* втішалася п</w:t>
+      </w:r>
+      <w:r>
+        <w:rPr>
+          <w:rFonts w:ascii="Times New Roman" w:hAnsi="Times New Roman" w:cs="Times New Roman"/>
+          <w:color w:val="000000"/>
+          <w:sz w:val="24"/>
+          <w:szCs w:val="24"/>
+        </w:rPr>
+        <w:t>ревеликою славою твого тіла.* Ставши її співучасниками у вознесінні твоїм на небо,* теж і ми, Владико, славимо велику твою до нас милість.</w:t>
+      </w:r>
+    </w:p>
+    <w:p>
+      <w:pPr>
+        <w:spacing w:after="120"/>
+        <w:jc w:val="both"/>
+        <w:rPr>
+          <w:rFonts w:ascii="Times New Roman" w:hAnsi="Times New Roman" w:cs="Times New Roman"/>
+          <w:sz w:val="24"/>
+          <w:szCs w:val="24"/>
+        </w:rPr>
+      </w:pPr>
     </w:p>
     <w:p>
       <w:pPr>
@@ -4943,19 +5096,30 @@
       </w:pPr>
       <w:r>
         <w:rPr>
-          <w:rFonts w:ascii="Times New Roman" w:hAnsi="Times New Roman"/>
-          <w:i/>
-          <w:color w:val="FF4400"/>
-          <w:sz w:val="24"/>
+          <w:rFonts w:ascii="Times New Roman" w:hAnsi="Times New Roman" w:cs="Times New Roman"/>
+          <w:i/>
+          <w:color w:val="FF0000"/>
+          <w:sz w:val="24"/>
+          <w:szCs w:val="24"/>
         </w:rPr>
         <w:t>Священик:</w:t>
       </w:r>
       <w:r>
         <w:rPr>
-          <w:rFonts w:ascii="Times New Roman" w:hAnsi="Times New Roman"/>
-          <w:sz w:val="24"/>
-        </w:rPr>
-        <w:t xml:space="preserve"> Мир всім.</w:t>
+          <w:rFonts w:ascii="Times New Roman" w:hAnsi="Times New Roman" w:cs="Times New Roman"/>
+          <w:color w:val="FF0000"/>
+          <w:sz w:val="24"/>
+          <w:szCs w:val="24"/>
+        </w:rPr>
+        <w:t xml:space="preserve"> </w:t>
+      </w:r>
+      <w:r>
+        <w:rPr>
+          <w:rFonts w:ascii="Times New Roman" w:hAnsi="Times New Roman" w:cs="Times New Roman"/>
+          <w:sz w:val="24"/>
+          <w:szCs w:val="24"/>
+        </w:rPr>
+        <w:t>Мир всім.</w:t>
       </w:r>
     </w:p>
     <w:p>
@@ -6316,17 +6480,19 @@
       </w:pPr>
       <w:r>
         <w:rPr>
-          <w:rFonts w:ascii="Times New Roman" w:hAnsi="Times New Roman"/>
-          <w:i/>
-          <w:color w:val="FF4400"/>
-          <w:sz w:val="24"/>
+          <w:rFonts w:ascii="Times New Roman" w:hAnsi="Times New Roman" w:cs="Times New Roman"/>
+          <w:i/>
+          <w:color w:val="FF0000"/>
+          <w:sz w:val="24"/>
+          <w:szCs w:val="24"/>
         </w:rPr>
         <w:t>Священик:</w:t>
       </w:r>
       <w:r>
         <w:rPr>
-          <w:rFonts w:ascii="Times New Roman" w:hAnsi="Times New Roman"/>
-          <w:sz w:val="24"/>
+          <w:rFonts w:ascii="Times New Roman" w:hAnsi="Times New Roman" w:cs="Times New Roman"/>
+          <w:sz w:val="24"/>
+          <w:szCs w:val="24"/>
         </w:rPr>
         <w:t xml:space="preserve"> Бо милостивий і чоловіколюбець Бог єси, і тобі славу возсилаємо: Отцю, і Сину, і Святому Духові, нині і повсякчас, і на віки віків.</w:t>
       </w:r>
@@ -7237,19 +7403,38 @@
       </w:pPr>
       <w:r>
         <w:rPr>
-          <w:rFonts w:ascii="Times New Roman" w:hAnsi="Times New Roman"/>
-          <w:i/>
-          <w:color w:val="FF4400"/>
-          <w:sz w:val="24"/>
+          <w:rFonts w:ascii="Times New Roman" w:hAnsi="Times New Roman" w:cs="Times New Roman"/>
+          <w:i/>
+          <w:color w:val="FF0000"/>
+          <w:sz w:val="24"/>
+          <w:szCs w:val="24"/>
         </w:rPr>
         <w:t>Священик:</w:t>
       </w:r>
       <w:r>
         <w:rPr>
-          <w:rFonts w:ascii="Times New Roman" w:hAnsi="Times New Roman"/>
-          <w:sz w:val="24"/>
-        </w:rPr>
-        <w:t xml:space="preserve"> Бо ти Бог милости, ласк і чоловіколюбности, і тобі славу віддаємо: Отцю, і Сину, і Святому Духові, нині і повсякчас, і на віки віків.</w:t>
+          <w:rFonts w:ascii="Times New Roman" w:hAnsi="Times New Roman" w:cs="Times New Roman"/>
+          <w:color w:val="FF0000"/>
+          <w:sz w:val="24"/>
+          <w:szCs w:val="24"/>
+        </w:rPr>
+        <w:t xml:space="preserve"> </w:t>
+      </w:r>
+      <w:r>
+        <w:rPr>
+          <w:rFonts w:ascii="Times New Roman" w:hAnsi="Times New Roman" w:cs="Times New Roman"/>
+          <w:sz w:val="24"/>
+          <w:szCs w:val="24"/>
+        </w:rPr>
+        <w:t>Бо ти Бог ми</w:t>
+      </w:r>
+      <w:r>
+        <w:rPr>
+          <w:rFonts w:ascii="Times New Roman" w:hAnsi="Times New Roman" w:cs="Times New Roman"/>
+          <w:sz w:val="24"/>
+          <w:szCs w:val="24"/>
+        </w:rPr>
+        <w:t>лости, ласк і чоловіколюбности, і тобі славу віддаємо: Отцю, і Сину, і Святому Духові, нині і повсякчас, і на віки віків.</w:t>
       </w:r>
     </w:p>
     <w:p>
@@ -7302,19 +7487,30 @@
       </w:pPr>
       <w:r>
         <w:rPr>
-          <w:rFonts w:ascii="Times New Roman" w:hAnsi="Times New Roman"/>
-          <w:i/>
-          <w:color w:val="FF4400"/>
-          <w:sz w:val="24"/>
+          <w:rFonts w:ascii="Times New Roman" w:hAnsi="Times New Roman" w:cs="Times New Roman"/>
+          <w:i/>
+          <w:color w:val="FF0000"/>
+          <w:sz w:val="24"/>
+          <w:szCs w:val="24"/>
         </w:rPr>
         <w:t>Священик:</w:t>
       </w:r>
       <w:r>
         <w:rPr>
-          <w:rFonts w:ascii="Times New Roman" w:hAnsi="Times New Roman"/>
-          <w:sz w:val="24"/>
-        </w:rPr>
-        <w:t xml:space="preserve"> Мир всім.</w:t>
+          <w:rFonts w:ascii="Times New Roman" w:hAnsi="Times New Roman" w:cs="Times New Roman"/>
+          <w:color w:val="FF0000"/>
+          <w:sz w:val="24"/>
+          <w:szCs w:val="24"/>
+        </w:rPr>
+        <w:t xml:space="preserve"> </w:t>
+      </w:r>
+      <w:r>
+        <w:rPr>
+          <w:rFonts w:ascii="Times New Roman" w:hAnsi="Times New Roman" w:cs="Times New Roman"/>
+          <w:sz w:val="24"/>
+          <w:szCs w:val="24"/>
+        </w:rPr>
+        <w:t>Мир всім.</w:t>
       </w:r>
     </w:p>
     <w:p>
@@ -7461,19 +7657,31 @@
       </w:pPr>
       <w:r>
         <w:rPr>
-          <w:rFonts w:ascii="Times New Roman" w:hAnsi="Times New Roman"/>
-          <w:i/>
-          <w:color w:val="FF4400"/>
-          <w:sz w:val="24"/>
-        </w:rPr>
+          <w:rFonts w:ascii="Times New Roman" w:hAnsi="Times New Roman" w:cs="Times New Roman"/>
+          <w:i/>
+          <w:color w:val="FF0000"/>
+          <w:sz w:val="24"/>
+          <w:szCs w:val="24"/>
+        </w:rPr>
+        <w:lastRenderedPageBreak/>
         <w:t>Священик:</w:t>
       </w:r>
       <w:r>
         <w:rPr>
-          <w:rFonts w:ascii="Times New Roman" w:hAnsi="Times New Roman"/>
-          <w:sz w:val="24"/>
-        </w:rPr>
-        <w:t xml:space="preserve"> Нехай буде влада царства твого благословенна і дуже прославлена: Отця, і Сина, і Святого Духа, нині і повсякчас, і на віки віків.</w:t>
+          <w:rFonts w:ascii="Times New Roman" w:hAnsi="Times New Roman" w:cs="Times New Roman"/>
+          <w:color w:val="FF0000"/>
+          <w:sz w:val="24"/>
+          <w:szCs w:val="24"/>
+        </w:rPr>
+        <w:t xml:space="preserve"> </w:t>
+      </w:r>
+      <w:r>
+        <w:rPr>
+          <w:rFonts w:ascii="Times New Roman" w:hAnsi="Times New Roman" w:cs="Times New Roman"/>
+          <w:sz w:val="24"/>
+          <w:szCs w:val="24"/>
+        </w:rPr>
+        <w:t>Нехай буде влада царства твого благословенна і дуже прославлена: Отця, і Сина, і Святого Духа, нині і повсякчас, і на віки віків.</w:t>
       </w:r>
     </w:p>
     <w:p>
@@ -8164,17 +8372,19 @@
       </w:pPr>
       <w:r>
         <w:rPr>
-          <w:rFonts w:ascii="Times New Roman" w:hAnsi="Times New Roman"/>
-          <w:i/>
-          <w:color w:val="FF4400"/>
-          <w:sz w:val="24"/>
+          <w:rFonts w:ascii="Times New Roman" w:hAnsi="Times New Roman" w:cs="Times New Roman"/>
+          <w:i/>
+          <w:color w:val="FF0000"/>
+          <w:sz w:val="24"/>
+          <w:szCs w:val="24"/>
         </w:rPr>
         <w:t>Священик:</w:t>
       </w:r>
       <w:r>
         <w:rPr>
-          <w:rFonts w:ascii="Times New Roman" w:hAnsi="Times New Roman"/>
-          <w:sz w:val="24"/>
+          <w:rFonts w:ascii="Times New Roman" w:hAnsi="Times New Roman" w:cs="Times New Roman"/>
+          <w:sz w:val="24"/>
+          <w:szCs w:val="24"/>
         </w:rPr>
         <w:t xml:space="preserve"> Бо твоє є царство, і сила, і слава, Отця, і Сина, і Святого Духа, нині і повсякчас, і на віки віків.</w:t>
       </w:r>
@@ -8268,470 +8478,6 @@
     </w:p>
     <w:p>
       <w:pPr>
-        <w:pStyle w:val="a"/>
-        <w:spacing w:after="160"/>
-      </w:pPr>
-      <w:r>
-        <w:rPr>
-          <w:rFonts w:ascii="Times New Roman" w:hAnsi="Times New Roman"/>
-          <w:i/>
-          <w:color w:val="FF0000"/>
-          <w:sz w:val="24"/>
-        </w:rPr>
-        <w:t xml:space="preserve">Тропар (г. 1): </w:t>
-      </w:r>
-      <w:r>
-        <w:rPr>
-          <w:rFonts w:ascii="Times New Roman" w:hAnsi="Times New Roman"/>
-          <w:sz w:val="24"/>
-        </w:rPr>
-        <w:t>Кров твоя, мудрий, таїнственно взиває від землі,* як і Авелева до Бога,* богомудрий святителю Методію,* ясно проповідав ти Боже воплочення.* Тому й осудив єси по</w:t>
-      </w:r>
-      <w:r>
-        <w:rPr>
-          <w:rFonts w:ascii="Times New Roman" w:hAnsi="Times New Roman"/>
-          <w:sz w:val="24"/>
-        </w:rPr>
-        <w:t>милку Орігенову,* і переставився єси в Небесний чертог.* Моли Христа Бога, щоб спас душі наші.</w:t>
-      </w:r>
-    </w:p>
-    <w:p>
-      <w:pPr>
-        <w:pStyle w:val="Normal"/>
-      </w:pPr>
-      <w:r>
-        <w:rPr>
-          <w:rFonts w:ascii="Times New Roman" w:hAnsi="Times New Roman"/>
-          <w:b/>
-          <w:sz w:val="24"/>
-        </w:rPr>
-        <w:t xml:space="preserve">І нині: </w:t>
-      </w:r>
-      <w:r>
-        <w:rPr>
-          <w:rFonts w:ascii="Times New Roman" w:hAnsi="Times New Roman"/>
-          <w:i/>
-          <w:color w:val="FF4400"/>
-          <w:sz w:val="24"/>
-        </w:rPr>
-        <w:t>Тропар (г. 4):</w:t>
-      </w:r>
-      <w:r>
-        <w:rPr>
-          <w:rFonts w:ascii="Times New Roman" w:hAnsi="Times New Roman"/>
-          <w:color w:val="333333"/>
-          <w:sz w:val="24"/>
-        </w:rPr>
-        <w:t xml:space="preserve"> Вознісся Ти у славі, Христе Боже наш,* радість сотворивши ученикам обітуванням Святого Духа,* утвердивши їх благословенням,* бо Ти єси Син Божий, ізбавитель світу.</w:t>
-      </w:r>
-    </w:p>
-    <w:p>
-      <w:pPr>
-        <w:pStyle w:val="Normal"/>
-      </w:pPr>
-    </w:p>
-    <w:p>
-      <w:pPr>
-        <w:pStyle w:val="2"/>
-        <w:spacing w:before="0" w:after="120"/>
-        <w:jc w:val="center"/>
-        <w:rPr>
-          <w:rFonts w:ascii="Times New Roman" w:eastAsia="Times New Roman" w:hAnsi="Times New Roman" w:cs="Times New Roman"/>
-          <w:b/>
-          <w:i/>
-          <w:color w:val="FF0000"/>
-          <w:sz w:val="24"/>
-          <w:szCs w:val="24"/>
-        </w:rPr>
-      </w:pPr>
-      <w:r>
-        <w:rPr>
-          <w:rFonts w:ascii="Times New Roman" w:eastAsia="Times New Roman" w:hAnsi="Times New Roman" w:cs="Times New Roman"/>
-          <w:b/>
-          <w:i/>
-          <w:color w:val="FF0000"/>
-          <w:sz w:val="24"/>
-          <w:szCs w:val="24"/>
-        </w:rPr>
-        <w:t>Великий відпуст</w:t>
-      </w:r>
-    </w:p>
-    <w:p>
-      <w:pPr>
-        <w:spacing w:after="120"/>
-        <w:jc w:val="both"/>
-        <w:rPr>
-          <w:rFonts w:ascii="Times New Roman" w:hAnsi="Times New Roman" w:cs="Times New Roman"/>
-          <w:sz w:val="24"/>
-          <w:szCs w:val="24"/>
-        </w:rPr>
-      </w:pPr>
-      <w:r>
-        <w:rPr>
-          <w:rFonts w:ascii="Times New Roman" w:hAnsi="Times New Roman" w:cs="Times New Roman"/>
-          <w:sz w:val="24"/>
-          <w:szCs w:val="24"/>
-        </w:rPr>
-        <w:t>Премудрість.</w:t>
-      </w:r>
-    </w:p>
-    <w:p>
-      <w:pPr>
-        <w:spacing w:after="120"/>
-        <w:jc w:val="both"/>
-        <w:rPr>
-          <w:rFonts w:ascii="Times New Roman" w:hAnsi="Times New Roman" w:cs="Times New Roman"/>
-          <w:sz w:val="24"/>
-          <w:szCs w:val="24"/>
-        </w:rPr>
-      </w:pPr>
-      <w:r>
-        <w:rPr>
-          <w:rFonts w:ascii="Times New Roman" w:hAnsi="Times New Roman" w:cs="Times New Roman"/>
-          <w:i/>
-          <w:color w:val="FF0000"/>
-          <w:sz w:val="24"/>
-          <w:szCs w:val="24"/>
-        </w:rPr>
-        <w:t>Вірні:</w:t>
-      </w:r>
-      <w:r>
-        <w:rPr>
-          <w:rFonts w:ascii="Times New Roman" w:hAnsi="Times New Roman" w:cs="Times New Roman"/>
-          <w:color w:val="FF0000"/>
-          <w:sz w:val="24"/>
-          <w:szCs w:val="24"/>
-        </w:rPr>
-        <w:t xml:space="preserve"> </w:t>
-      </w:r>
-      <w:r>
-        <w:rPr>
-          <w:rFonts w:ascii="Times New Roman" w:hAnsi="Times New Roman" w:cs="Times New Roman"/>
-          <w:sz w:val="24"/>
-          <w:szCs w:val="24"/>
-        </w:rPr>
-        <w:t>Благослови.</w:t>
-      </w:r>
-    </w:p>
-    <w:p>
-      <w:pPr>
-        <w:spacing w:after="120"/>
-        <w:jc w:val="both"/>
-        <w:rPr>
-          <w:rFonts w:ascii="Times New Roman" w:hAnsi="Times New Roman" w:cs="Times New Roman"/>
-          <w:sz w:val="24"/>
-          <w:szCs w:val="24"/>
-        </w:rPr>
-      </w:pPr>
-      <w:r>
-        <w:rPr>
-          <w:rFonts w:ascii="Times New Roman" w:hAnsi="Times New Roman"/>
-          <w:i/>
-          <w:color w:val="FF4400"/>
-          <w:sz w:val="24"/>
-        </w:rPr>
-        <w:t>Священик:</w:t>
-      </w:r>
-      <w:r>
-        <w:rPr>
-          <w:rFonts w:ascii="Times New Roman" w:hAnsi="Times New Roman"/>
-          <w:sz w:val="24"/>
-        </w:rPr>
-        <w:t xml:space="preserve"> Благословенний Христос, Бог наш, завжди, нині і повсякчас, і на віки віків.</w:t>
-      </w:r>
-    </w:p>
-    <w:p>
-      <w:pPr>
-        <w:spacing w:after="120"/>
-        <w:jc w:val="both"/>
-        <w:rPr>
-          <w:rFonts w:ascii="Times New Roman" w:hAnsi="Times New Roman" w:cs="Times New Roman"/>
-          <w:sz w:val="24"/>
-          <w:szCs w:val="24"/>
-        </w:rPr>
-      </w:pPr>
-      <w:r>
-        <w:rPr>
-          <w:rFonts w:ascii="Times New Roman" w:hAnsi="Times New Roman" w:cs="Times New Roman"/>
-          <w:i/>
-          <w:color w:val="FF0000"/>
-          <w:sz w:val="24"/>
-          <w:szCs w:val="24"/>
-        </w:rPr>
-        <w:t>Вірні:</w:t>
-      </w:r>
-      <w:r>
-        <w:rPr>
-          <w:rFonts w:ascii="Times New Roman" w:hAnsi="Times New Roman" w:cs="Times New Roman"/>
-          <w:color w:val="FF0000"/>
-          <w:sz w:val="24"/>
-          <w:szCs w:val="24"/>
-        </w:rPr>
-        <w:t xml:space="preserve"> </w:t>
-      </w:r>
-      <w:r>
-        <w:rPr>
-          <w:rFonts w:ascii="Times New Roman" w:hAnsi="Times New Roman" w:cs="Times New Roman"/>
-          <w:sz w:val="24"/>
-          <w:szCs w:val="24"/>
-        </w:rPr>
-        <w:t>Амінь. Утверди, Боже, святу православну віру на віки віків.</w:t>
-      </w:r>
-    </w:p>
-    <w:p>
-      <w:pPr>
-        <w:spacing w:after="120"/>
-        <w:jc w:val="both"/>
-        <w:rPr>
-          <w:rFonts w:ascii="Times New Roman" w:hAnsi="Times New Roman" w:cs="Times New Roman"/>
-          <w:sz w:val="24"/>
-          <w:szCs w:val="24"/>
-        </w:rPr>
-      </w:pPr>
-      <w:r>
-        <w:rPr>
-          <w:rFonts w:ascii="Times New Roman" w:hAnsi="Times New Roman"/>
-          <w:i/>
-          <w:color w:val="FF4400"/>
-          <w:sz w:val="24"/>
-        </w:rPr>
-        <w:t>Священик:</w:t>
-      </w:r>
-      <w:r>
-        <w:rPr>
-          <w:rFonts w:ascii="Times New Roman" w:hAnsi="Times New Roman"/>
-          <w:sz w:val="24"/>
-        </w:rPr>
-        <w:t xml:space="preserve"> Пресвята Богородице, спаси нас.</w:t>
-      </w:r>
-    </w:p>
-    <w:p>
-      <w:pPr>
-        <w:spacing w:after="120"/>
-        <w:jc w:val="both"/>
-        <w:rPr>
-          <w:rFonts w:ascii="Times New Roman" w:hAnsi="Times New Roman" w:cs="Times New Roman"/>
-          <w:sz w:val="24"/>
-          <w:szCs w:val="24"/>
-        </w:rPr>
-      </w:pPr>
-      <w:r>
-        <w:rPr>
-          <w:rFonts w:ascii="Times New Roman" w:hAnsi="Times New Roman" w:cs="Times New Roman"/>
-          <w:i/>
-          <w:color w:val="FF0000"/>
-          <w:sz w:val="24"/>
-          <w:szCs w:val="24"/>
-        </w:rPr>
-        <w:t>Вірні:</w:t>
-      </w:r>
-      <w:r>
-        <w:rPr>
-          <w:rFonts w:ascii="Times New Roman" w:hAnsi="Times New Roman" w:cs="Times New Roman"/>
-          <w:sz w:val="24"/>
-          <w:szCs w:val="24"/>
-        </w:rPr>
-        <w:t xml:space="preserve"> Чеснішу від херувимів і незрівнянно славнішу від серафимів, що б</w:t>
-      </w:r>
-      <w:r>
-        <w:rPr>
-          <w:rFonts w:ascii="Times New Roman" w:hAnsi="Times New Roman" w:cs="Times New Roman"/>
-          <w:sz w:val="24"/>
-          <w:szCs w:val="24"/>
-        </w:rPr>
-        <w:t>ез зотління Бога Слово породила, сущу Богородицю, тебе величаємо.</w:t>
-      </w:r>
-    </w:p>
-    <w:p>
-      <w:pPr>
-        <w:spacing w:after="120"/>
-        <w:jc w:val="both"/>
-        <w:rPr>
-          <w:rFonts w:ascii="Times New Roman" w:hAnsi="Times New Roman" w:cs="Times New Roman"/>
-          <w:sz w:val="24"/>
-          <w:szCs w:val="24"/>
-        </w:rPr>
-      </w:pPr>
-      <w:r>
-        <w:rPr>
-          <w:rFonts w:ascii="Times New Roman" w:hAnsi="Times New Roman"/>
-          <w:i/>
-          <w:color w:val="FF4400"/>
-          <w:sz w:val="24"/>
-        </w:rPr>
-        <w:t>Священик:</w:t>
-      </w:r>
-      <w:r>
-        <w:rPr>
-          <w:rFonts w:ascii="Times New Roman" w:hAnsi="Times New Roman"/>
-          <w:sz w:val="24"/>
-        </w:rPr>
-        <w:t xml:space="preserve"> Слава тобі, Христе Боже, надіє наша, слава тобі!</w:t>
-      </w:r>
-    </w:p>
-    <w:p>
-      <w:pPr>
-        <w:spacing w:after="120"/>
-        <w:jc w:val="both"/>
-        <w:rPr>
-          <w:rFonts w:ascii="Times New Roman" w:hAnsi="Times New Roman" w:cs="Times New Roman"/>
-          <w:sz w:val="24"/>
-          <w:szCs w:val="24"/>
-        </w:rPr>
-      </w:pPr>
-      <w:r>
-        <w:rPr>
-          <w:rFonts w:ascii="Times New Roman" w:hAnsi="Times New Roman" w:cs="Times New Roman"/>
-          <w:i/>
-          <w:color w:val="FF0000"/>
-          <w:sz w:val="24"/>
-          <w:szCs w:val="24"/>
-        </w:rPr>
-        <w:t>Вірні:</w:t>
-      </w:r>
-      <w:r>
-        <w:rPr>
-          <w:rFonts w:ascii="Times New Roman" w:hAnsi="Times New Roman" w:cs="Times New Roman"/>
-          <w:sz w:val="24"/>
-          <w:szCs w:val="24"/>
-        </w:rPr>
-        <w:t xml:space="preserve"> Слава Отцю і Сину, і Святому Духові, і нині і повсякчас, і на віки віків. Амінь. Господи, помилуй </w:t>
-      </w:r>
-      <w:r>
-        <w:rPr>
-          <w:rFonts w:ascii="Times New Roman" w:hAnsi="Times New Roman" w:cs="Times New Roman"/>
-          <w:i/>
-          <w:color w:val="FF0000"/>
-          <w:sz w:val="24"/>
-          <w:szCs w:val="24"/>
-        </w:rPr>
-        <w:t>(3 р.)</w:t>
-      </w:r>
-      <w:r>
-        <w:rPr>
-          <w:rFonts w:ascii="Times New Roman" w:hAnsi="Times New Roman" w:cs="Times New Roman"/>
-          <w:i/>
-          <w:sz w:val="24"/>
-          <w:szCs w:val="24"/>
-        </w:rPr>
-        <w:t>.</w:t>
-      </w:r>
-      <w:r>
-        <w:rPr>
-          <w:rFonts w:ascii="Times New Roman" w:hAnsi="Times New Roman" w:cs="Times New Roman"/>
-          <w:sz w:val="24"/>
-          <w:szCs w:val="24"/>
-        </w:rPr>
-        <w:t xml:space="preserve"> Благослови.</w:t>
-      </w:r>
-    </w:p>
-    <w:p>
-      <w:r>
-        <w:rPr>
-          <w:rFonts w:ascii="Times New Roman" w:hAnsi="Times New Roman"/>
-          <w:i/>
-          <w:color w:val="FF4400"/>
-          <w:sz w:val="24"/>
-        </w:rPr>
-        <w:t>Священик:</w:t>
-      </w:r>
-      <w:r>
-        <w:rPr>
-          <w:rFonts w:ascii="Times New Roman" w:hAnsi="Times New Roman"/>
-          <w:sz w:val="24"/>
-        </w:rPr>
-        <w:t xml:space="preserve"> Христос, істинний Бог наш - молитвами пречистої Своєї Матері, святих славних і всехвальних апостолів, святого отця нашого Миколая, архиєпископа Мир Ликійських, чудотворця, святого, </w:t>
-      </w:r>
-      <w:r>
-        <w:rPr>
-          <w:rFonts w:ascii="Times New Roman" w:hAnsi="Times New Roman"/>
-          <w:i/>
-          <w:color w:val="FF4400"/>
-          <w:sz w:val="24"/>
-        </w:rPr>
-        <w:t>якого є храм</w:t>
-      </w:r>
-      <w:r>
-        <w:rPr>
-          <w:rFonts w:ascii="Times New Roman" w:hAnsi="Times New Roman"/>
-          <w:sz w:val="24"/>
-        </w:rPr>
-        <w:t>, святого священномученика Методія, єпископа Патарського і всіх святих - помилує і спасе нас як благий і людинолюбний.</w:t>
-      </w:r>
-    </w:p>
-    <w:p>
-      <w:pPr>
-        <w:spacing w:after="120"/>
-        <w:jc w:val="both"/>
-        <w:rPr>
-          <w:rFonts w:ascii="Times New Roman" w:hAnsi="Times New Roman" w:cs="Times New Roman"/>
-          <w:sz w:val="24"/>
-          <w:szCs w:val="24"/>
-        </w:rPr>
-      </w:pPr>
-      <w:r>
-        <w:rPr>
-          <w:rFonts w:ascii="Times New Roman" w:hAnsi="Times New Roman" w:cs="Times New Roman"/>
-          <w:i/>
-          <w:color w:val="FF0000"/>
-          <w:sz w:val="24"/>
-          <w:szCs w:val="24"/>
-        </w:rPr>
-        <w:t>Вірні:</w:t>
-      </w:r>
-      <w:r>
-        <w:rPr>
-          <w:rFonts w:ascii="Times New Roman" w:hAnsi="Times New Roman" w:cs="Times New Roman"/>
-          <w:color w:val="FF0000"/>
-          <w:sz w:val="24"/>
-          <w:szCs w:val="24"/>
-        </w:rPr>
-        <w:t xml:space="preserve"> </w:t>
-      </w:r>
-      <w:r>
-        <w:rPr>
-          <w:rFonts w:ascii="Times New Roman" w:hAnsi="Times New Roman" w:cs="Times New Roman"/>
-          <w:sz w:val="24"/>
-          <w:szCs w:val="24"/>
-        </w:rPr>
-        <w:t>Амінь.</w:t>
-      </w:r>
-    </w:p>
-    <w:p>
-      <w:pPr>
-        <w:spacing w:after="120"/>
-        <w:jc w:val="both"/>
-        <w:rPr>
-          <w:rFonts w:ascii="Times New Roman" w:hAnsi="Times New Roman" w:cs="Times New Roman"/>
-          <w:sz w:val="24"/>
-          <w:szCs w:val="24"/>
-        </w:rPr>
-      </w:pPr>
-    </w:p>
-    <w:p>
-      <w:pPr>
-        <w:pStyle w:val="3"/>
-        <w:spacing w:before="0" w:after="120"/>
-        <w:jc w:val="center"/>
-        <w:rPr>
-          <w:rFonts w:ascii="Times New Roman" w:eastAsia="Times New Roman" w:hAnsi="Times New Roman" w:cs="Times New Roman"/>
-          <w:b/>
-          <w:i/>
-          <w:color w:val="FF0000"/>
-        </w:rPr>
-      </w:pPr>
-      <w:r>
-        <w:rPr>
-          <w:rFonts w:ascii="Times New Roman" w:eastAsia="Times New Roman" w:hAnsi="Times New Roman" w:cs="Times New Roman"/>
-          <w:b/>
-          <w:i/>
-          <w:color w:val="FF0000"/>
-        </w:rPr>
-        <w:t>Після Вечірні</w:t>
-      </w:r>
-    </w:p>
-    <w:p>
-      <w:pPr>
         <w:pBdr>
           <w:top w:val="nil"/>
           <w:left w:val="nil"/>
@@ -8756,6 +8502,574 @@
           <w:sz w:val="24"/>
           <w:szCs w:val="24"/>
         </w:rPr>
+        <w:t>(г. 8):</w:t>
+      </w:r>
+      <w:r>
+        <w:rPr>
+          <w:rFonts w:ascii="Times New Roman" w:hAnsi="Times New Roman" w:cs="Times New Roman"/>
+          <w:color w:val="000000"/>
+          <w:sz w:val="24"/>
+          <w:szCs w:val="24"/>
+        </w:rPr>
+        <w:t xml:space="preserve"> Хреста твого образ на небі побачивши,* і як Павло, покликання не від людей прийнявши,* між царями твій апостол, Господи, царюючий город у руку твою положив.* Спасай нас завжди в мирі, молитвами Богородиці,* єдиний Чоловіколюбче.</w:t>
+      </w:r>
+    </w:p>
+    <w:p>
+      <w:pPr>
+        <w:spacing w:after="120"/>
+        <w:jc w:val="both"/>
+        <w:rPr>
+          <w:rFonts w:ascii="Times New Roman" w:hAnsi="Times New Roman" w:cs="Times New Roman"/>
+          <w:i/>
+          <w:sz w:val="24"/>
+          <w:szCs w:val="24"/>
+        </w:rPr>
+      </w:pPr>
+      <w:r>
+        <w:rPr>
+          <w:rFonts w:ascii="Times New Roman" w:hAnsi="Times New Roman" w:cs="Times New Roman"/>
+          <w:b/>
+          <w:sz w:val="24"/>
+          <w:szCs w:val="24"/>
+        </w:rPr>
+        <w:t>Слава: І нині:</w:t>
+      </w:r>
+      <w:r>
+        <w:rPr>
+          <w:rFonts w:ascii="Times New Roman" w:hAnsi="Times New Roman" w:cs="Times New Roman"/>
+          <w:sz w:val="24"/>
+          <w:szCs w:val="24"/>
+        </w:rPr>
+        <w:t xml:space="preserve"> </w:t>
+      </w:r>
+      <w:r>
+        <w:rPr>
+          <w:rFonts w:ascii="Times New Roman" w:hAnsi="Times New Roman" w:cs="Times New Roman"/>
+          <w:i/>
+          <w:color w:val="FF0000"/>
+          <w:sz w:val="24"/>
+          <w:szCs w:val="24"/>
+        </w:rPr>
+        <w:t>(г. 4):</w:t>
+      </w:r>
+      <w:r>
+        <w:rPr>
+          <w:rFonts w:ascii="Times New Roman" w:hAnsi="Times New Roman" w:cs="Times New Roman"/>
+          <w:sz w:val="24"/>
+          <w:szCs w:val="24"/>
+        </w:rPr>
+        <w:t xml:space="preserve"> Воз</w:t>
+      </w:r>
+      <w:r>
+        <w:rPr>
+          <w:rFonts w:ascii="Times New Roman" w:hAnsi="Times New Roman" w:cs="Times New Roman"/>
+          <w:sz w:val="24"/>
+          <w:szCs w:val="24"/>
+        </w:rPr>
+        <w:t>нісся Ти у славі, Христе Боже наш,* радість сотворивши ученикам обітуванням Святого Духа,* утвердивши їх благословенням,* бо Ти єси Син Божий, ізбавитель світу.</w:t>
+      </w:r>
+    </w:p>
+    <w:p>
+      <w:pPr>
+        <w:spacing w:after="120"/>
+        <w:jc w:val="both"/>
+        <w:rPr>
+          <w:rFonts w:ascii="Times New Roman" w:hAnsi="Times New Roman" w:cs="Times New Roman"/>
+          <w:color w:val="FF0000"/>
+          <w:sz w:val="24"/>
+          <w:szCs w:val="24"/>
+        </w:rPr>
+      </w:pPr>
+    </w:p>
+    <w:p>
+      <w:pPr>
+        <w:pStyle w:val="2"/>
+        <w:spacing w:before="0" w:after="120"/>
+        <w:jc w:val="center"/>
+        <w:rPr>
+          <w:rFonts w:ascii="Times New Roman" w:eastAsia="Times New Roman" w:hAnsi="Times New Roman" w:cs="Times New Roman"/>
+          <w:b/>
+          <w:i/>
+          <w:color w:val="FF0000"/>
+          <w:sz w:val="24"/>
+          <w:szCs w:val="24"/>
+        </w:rPr>
+      </w:pPr>
+      <w:r>
+        <w:rPr>
+          <w:rFonts w:ascii="Times New Roman" w:eastAsia="Times New Roman" w:hAnsi="Times New Roman" w:cs="Times New Roman"/>
+          <w:b/>
+          <w:i/>
+          <w:color w:val="FF0000"/>
+          <w:sz w:val="24"/>
+          <w:szCs w:val="24"/>
+        </w:rPr>
+        <w:t>Великий відпуст</w:t>
+      </w:r>
+    </w:p>
+    <w:p>
+      <w:pPr>
+        <w:spacing w:after="120"/>
+        <w:jc w:val="both"/>
+        <w:rPr>
+          <w:rFonts w:ascii="Times New Roman" w:hAnsi="Times New Roman" w:cs="Times New Roman"/>
+          <w:sz w:val="24"/>
+          <w:szCs w:val="24"/>
+        </w:rPr>
+      </w:pPr>
+      <w:r>
+        <w:rPr>
+          <w:rFonts w:ascii="Times New Roman" w:hAnsi="Times New Roman" w:cs="Times New Roman"/>
+          <w:sz w:val="24"/>
+          <w:szCs w:val="24"/>
+        </w:rPr>
+        <w:t>Премудрість.</w:t>
+      </w:r>
+    </w:p>
+    <w:p>
+      <w:pPr>
+        <w:spacing w:after="120"/>
+        <w:jc w:val="both"/>
+        <w:rPr>
+          <w:rFonts w:ascii="Times New Roman" w:hAnsi="Times New Roman" w:cs="Times New Roman"/>
+          <w:sz w:val="24"/>
+          <w:szCs w:val="24"/>
+        </w:rPr>
+      </w:pPr>
+      <w:r>
+        <w:rPr>
+          <w:rFonts w:ascii="Times New Roman" w:hAnsi="Times New Roman" w:cs="Times New Roman"/>
+          <w:i/>
+          <w:color w:val="FF0000"/>
+          <w:sz w:val="24"/>
+          <w:szCs w:val="24"/>
+        </w:rPr>
+        <w:t>Вірні:</w:t>
+      </w:r>
+      <w:r>
+        <w:rPr>
+          <w:rFonts w:ascii="Times New Roman" w:hAnsi="Times New Roman" w:cs="Times New Roman"/>
+          <w:color w:val="FF0000"/>
+          <w:sz w:val="24"/>
+          <w:szCs w:val="24"/>
+        </w:rPr>
+        <w:t xml:space="preserve"> </w:t>
+      </w:r>
+      <w:r>
+        <w:rPr>
+          <w:rFonts w:ascii="Times New Roman" w:hAnsi="Times New Roman" w:cs="Times New Roman"/>
+          <w:sz w:val="24"/>
+          <w:szCs w:val="24"/>
+        </w:rPr>
+        <w:t>Благослови.</w:t>
+      </w:r>
+    </w:p>
+    <w:p>
+      <w:pPr>
+        <w:spacing w:after="120"/>
+        <w:jc w:val="both"/>
+        <w:rPr>
+          <w:rFonts w:ascii="Times New Roman" w:hAnsi="Times New Roman" w:cs="Times New Roman"/>
+          <w:sz w:val="24"/>
+          <w:szCs w:val="24"/>
+        </w:rPr>
+      </w:pPr>
+      <w:r>
+        <w:rPr>
+          <w:rFonts w:ascii="Times New Roman" w:hAnsi="Times New Roman" w:cs="Times New Roman"/>
+          <w:i/>
+          <w:color w:val="FF0000"/>
+          <w:sz w:val="24"/>
+          <w:szCs w:val="24"/>
+        </w:rPr>
+        <w:t>Священик:</w:t>
+      </w:r>
+      <w:r>
+        <w:rPr>
+          <w:rFonts w:ascii="Times New Roman" w:hAnsi="Times New Roman" w:cs="Times New Roman"/>
+          <w:color w:val="FF0000"/>
+          <w:sz w:val="24"/>
+          <w:szCs w:val="24"/>
+        </w:rPr>
+        <w:t xml:space="preserve"> </w:t>
+      </w:r>
+      <w:r>
+        <w:rPr>
+          <w:rFonts w:ascii="Times New Roman" w:hAnsi="Times New Roman" w:cs="Times New Roman"/>
+          <w:sz w:val="24"/>
+          <w:szCs w:val="24"/>
+        </w:rPr>
+        <w:t>Благословенний Христос, Бог наш, завжди, нині і повсякчас, і на віки віків.</w:t>
+      </w:r>
+    </w:p>
+    <w:p>
+      <w:pPr>
+        <w:spacing w:after="120"/>
+        <w:jc w:val="both"/>
+        <w:rPr>
+          <w:rFonts w:ascii="Times New Roman" w:hAnsi="Times New Roman" w:cs="Times New Roman"/>
+          <w:sz w:val="24"/>
+          <w:szCs w:val="24"/>
+        </w:rPr>
+      </w:pPr>
+      <w:r>
+        <w:rPr>
+          <w:rFonts w:ascii="Times New Roman" w:hAnsi="Times New Roman" w:cs="Times New Roman"/>
+          <w:i/>
+          <w:color w:val="FF0000"/>
+          <w:sz w:val="24"/>
+          <w:szCs w:val="24"/>
+        </w:rPr>
+        <w:t>Вірні:</w:t>
+      </w:r>
+      <w:r>
+        <w:rPr>
+          <w:rFonts w:ascii="Times New Roman" w:hAnsi="Times New Roman" w:cs="Times New Roman"/>
+          <w:color w:val="FF0000"/>
+          <w:sz w:val="24"/>
+          <w:szCs w:val="24"/>
+        </w:rPr>
+        <w:t xml:space="preserve"> </w:t>
+      </w:r>
+      <w:r>
+        <w:rPr>
+          <w:rFonts w:ascii="Times New Roman" w:hAnsi="Times New Roman" w:cs="Times New Roman"/>
+          <w:sz w:val="24"/>
+          <w:szCs w:val="24"/>
+        </w:rPr>
+        <w:t>Амінь. Утверди, Боже, святу православну віру на віки віків.</w:t>
+      </w:r>
+    </w:p>
+    <w:p>
+      <w:pPr>
+        <w:spacing w:after="120"/>
+        <w:jc w:val="both"/>
+        <w:rPr>
+          <w:rFonts w:ascii="Times New Roman" w:hAnsi="Times New Roman" w:cs="Times New Roman"/>
+          <w:sz w:val="24"/>
+          <w:szCs w:val="24"/>
+        </w:rPr>
+      </w:pPr>
+      <w:r>
+        <w:rPr>
+          <w:rFonts w:ascii="Times New Roman" w:hAnsi="Times New Roman" w:cs="Times New Roman"/>
+          <w:i/>
+          <w:color w:val="FF0000"/>
+          <w:sz w:val="24"/>
+          <w:szCs w:val="24"/>
+        </w:rPr>
+        <w:t>Священик:</w:t>
+      </w:r>
+      <w:r>
+        <w:rPr>
+          <w:rFonts w:ascii="Times New Roman" w:hAnsi="Times New Roman" w:cs="Times New Roman"/>
+          <w:color w:val="FF0000"/>
+          <w:sz w:val="24"/>
+          <w:szCs w:val="24"/>
+        </w:rPr>
+        <w:t xml:space="preserve"> </w:t>
+      </w:r>
+      <w:r>
+        <w:rPr>
+          <w:rFonts w:ascii="Times New Roman" w:hAnsi="Times New Roman" w:cs="Times New Roman"/>
+          <w:sz w:val="24"/>
+          <w:szCs w:val="24"/>
+        </w:rPr>
+        <w:t>Пресвята Богородице, спаси нас.</w:t>
+      </w:r>
+    </w:p>
+    <w:p>
+      <w:pPr>
+        <w:spacing w:after="120"/>
+        <w:jc w:val="both"/>
+        <w:rPr>
+          <w:rFonts w:ascii="Times New Roman" w:hAnsi="Times New Roman" w:cs="Times New Roman"/>
+          <w:sz w:val="24"/>
+          <w:szCs w:val="24"/>
+        </w:rPr>
+      </w:pPr>
+      <w:r>
+        <w:rPr>
+          <w:rFonts w:ascii="Times New Roman" w:hAnsi="Times New Roman" w:cs="Times New Roman"/>
+          <w:i/>
+          <w:color w:val="FF0000"/>
+          <w:sz w:val="24"/>
+          <w:szCs w:val="24"/>
+        </w:rPr>
+        <w:t>Вірні:</w:t>
+      </w:r>
+      <w:r>
+        <w:rPr>
+          <w:rFonts w:ascii="Times New Roman" w:hAnsi="Times New Roman" w:cs="Times New Roman"/>
+          <w:sz w:val="24"/>
+          <w:szCs w:val="24"/>
+        </w:rPr>
+        <w:t xml:space="preserve"> Чеснішу від херувимів і незрівнянно славнішу від серафимів, що б</w:t>
+      </w:r>
+      <w:r>
+        <w:rPr>
+          <w:rFonts w:ascii="Times New Roman" w:hAnsi="Times New Roman" w:cs="Times New Roman"/>
+          <w:sz w:val="24"/>
+          <w:szCs w:val="24"/>
+        </w:rPr>
+        <w:t>ез зотління Бога Слово породила, сущу Богородицю, тебе величаємо.</w:t>
+      </w:r>
+    </w:p>
+    <w:p>
+      <w:pPr>
+        <w:spacing w:after="120"/>
+        <w:jc w:val="both"/>
+        <w:rPr>
+          <w:rFonts w:ascii="Times New Roman" w:hAnsi="Times New Roman" w:cs="Times New Roman"/>
+          <w:sz w:val="24"/>
+          <w:szCs w:val="24"/>
+        </w:rPr>
+      </w:pPr>
+      <w:r>
+        <w:rPr>
+          <w:rFonts w:ascii="Times New Roman" w:hAnsi="Times New Roman" w:cs="Times New Roman"/>
+          <w:i/>
+          <w:color w:val="FF0000"/>
+          <w:sz w:val="24"/>
+          <w:szCs w:val="24"/>
+        </w:rPr>
+        <w:t>Священик:</w:t>
+      </w:r>
+      <w:r>
+        <w:rPr>
+          <w:rFonts w:ascii="Times New Roman" w:hAnsi="Times New Roman" w:cs="Times New Roman"/>
+          <w:color w:val="FF0000"/>
+          <w:sz w:val="24"/>
+          <w:szCs w:val="24"/>
+        </w:rPr>
+        <w:t xml:space="preserve"> </w:t>
+      </w:r>
+      <w:r>
+        <w:rPr>
+          <w:rFonts w:ascii="Times New Roman" w:hAnsi="Times New Roman" w:cs="Times New Roman"/>
+          <w:sz w:val="24"/>
+          <w:szCs w:val="24"/>
+        </w:rPr>
+        <w:t>Слава тобі, Христе Боже, надіє наша, слава тобі!</w:t>
+      </w:r>
+    </w:p>
+    <w:p>
+      <w:pPr>
+        <w:spacing w:after="120"/>
+        <w:jc w:val="both"/>
+        <w:rPr>
+          <w:rFonts w:ascii="Times New Roman" w:hAnsi="Times New Roman" w:cs="Times New Roman"/>
+          <w:sz w:val="24"/>
+          <w:szCs w:val="24"/>
+        </w:rPr>
+      </w:pPr>
+      <w:r>
+        <w:rPr>
+          <w:rFonts w:ascii="Times New Roman" w:hAnsi="Times New Roman" w:cs="Times New Roman"/>
+          <w:i/>
+          <w:color w:val="FF0000"/>
+          <w:sz w:val="24"/>
+          <w:szCs w:val="24"/>
+        </w:rPr>
+        <w:t>Вірні:</w:t>
+      </w:r>
+      <w:r>
+        <w:rPr>
+          <w:rFonts w:ascii="Times New Roman" w:hAnsi="Times New Roman" w:cs="Times New Roman"/>
+          <w:sz w:val="24"/>
+          <w:szCs w:val="24"/>
+        </w:rPr>
+        <w:t xml:space="preserve"> Слава Отцю і Сину, і Святому Духові, і нині і повсякчас, і на віки віків. Амінь. Господи, помилуй </w:t>
+      </w:r>
+      <w:r>
+        <w:rPr>
+          <w:rFonts w:ascii="Times New Roman" w:hAnsi="Times New Roman" w:cs="Times New Roman"/>
+          <w:i/>
+          <w:color w:val="FF0000"/>
+          <w:sz w:val="24"/>
+          <w:szCs w:val="24"/>
+        </w:rPr>
+        <w:t>(3 р.)</w:t>
+      </w:r>
+      <w:r>
+        <w:rPr>
+          <w:rFonts w:ascii="Times New Roman" w:hAnsi="Times New Roman" w:cs="Times New Roman"/>
+          <w:i/>
+          <w:sz w:val="24"/>
+          <w:szCs w:val="24"/>
+        </w:rPr>
+        <w:t>.</w:t>
+      </w:r>
+      <w:r>
+        <w:rPr>
+          <w:rFonts w:ascii="Times New Roman" w:hAnsi="Times New Roman" w:cs="Times New Roman"/>
+          <w:sz w:val="24"/>
+          <w:szCs w:val="24"/>
+        </w:rPr>
+        <w:t xml:space="preserve"> Благослови.</w:t>
+      </w:r>
+    </w:p>
+    <w:p>
+      <w:pPr>
+        <w:spacing w:after="120"/>
+        <w:jc w:val="both"/>
+        <w:rPr>
+          <w:rFonts w:ascii="Times New Roman" w:hAnsi="Times New Roman" w:cs="Times New Roman"/>
+          <w:sz w:val="24"/>
+          <w:szCs w:val="24"/>
+        </w:rPr>
+      </w:pPr>
+      <w:r>
+        <w:rPr>
+          <w:rFonts w:ascii="Times New Roman" w:hAnsi="Times New Roman" w:cs="Times New Roman"/>
+          <w:i/>
+          <w:color w:val="FF0000"/>
+          <w:sz w:val="24"/>
+          <w:szCs w:val="24"/>
+        </w:rPr>
+        <w:t>Священ</w:t>
+      </w:r>
+      <w:r>
+        <w:rPr>
+          <w:rFonts w:ascii="Times New Roman" w:hAnsi="Times New Roman" w:cs="Times New Roman"/>
+          <w:i/>
+          <w:color w:val="FF0000"/>
+          <w:sz w:val="24"/>
+          <w:szCs w:val="24"/>
+        </w:rPr>
+        <w:t>ик:</w:t>
+      </w:r>
+      <w:r>
+        <w:rPr>
+          <w:rFonts w:ascii="Times New Roman" w:hAnsi="Times New Roman" w:cs="Times New Roman"/>
+          <w:sz w:val="24"/>
+          <w:szCs w:val="24"/>
+        </w:rPr>
+        <w:t xml:space="preserve"> Христос, істинний Бог наш, що в славі вознісся від нас на небо і сів праворуч Бога й Отця, спасіння нашого ради, молитвами пречистої своєї Матері, святих славних і всехвальних апостолів, і </w:t>
+      </w:r>
+      <w:r>
+        <w:rPr>
+          <w:rFonts w:ascii="Times New Roman" w:hAnsi="Times New Roman" w:cs="Times New Roman"/>
+          <w:color w:val="FF0000"/>
+          <w:sz w:val="24"/>
+          <w:szCs w:val="24"/>
+        </w:rPr>
+        <w:t>святих великих царів і рівноапостольних Константина й Олени</w:t>
+      </w:r>
+      <w:r>
+        <w:rPr>
+          <w:rFonts w:ascii="Times New Roman" w:hAnsi="Times New Roman" w:cs="Times New Roman"/>
+          <w:sz w:val="24"/>
+          <w:szCs w:val="24"/>
+        </w:rPr>
+        <w:t>, як</w:t>
+      </w:r>
+      <w:r>
+        <w:rPr>
+          <w:rFonts w:ascii="Times New Roman" w:hAnsi="Times New Roman" w:cs="Times New Roman"/>
+          <w:sz w:val="24"/>
+          <w:szCs w:val="24"/>
+        </w:rPr>
+        <w:t>их світлу пам’ять, днесь святкуємо, і всіх святих, помилує і спасе нас, як благий і чоловіколюбець.</w:t>
+      </w:r>
+    </w:p>
+    <w:p>
+      <w:pPr>
+        <w:spacing w:after="120"/>
+        <w:jc w:val="both"/>
+        <w:rPr>
+          <w:rFonts w:ascii="Times New Roman" w:hAnsi="Times New Roman" w:cs="Times New Roman"/>
+          <w:sz w:val="24"/>
+          <w:szCs w:val="24"/>
+        </w:rPr>
+      </w:pPr>
+      <w:r>
+        <w:rPr>
+          <w:rFonts w:ascii="Times New Roman" w:hAnsi="Times New Roman" w:cs="Times New Roman"/>
+          <w:i/>
+          <w:color w:val="FF0000"/>
+          <w:sz w:val="24"/>
+          <w:szCs w:val="24"/>
+        </w:rPr>
+        <w:t>Вірні:</w:t>
+      </w:r>
+      <w:r>
+        <w:rPr>
+          <w:rFonts w:ascii="Times New Roman" w:hAnsi="Times New Roman" w:cs="Times New Roman"/>
+          <w:color w:val="FF0000"/>
+          <w:sz w:val="24"/>
+          <w:szCs w:val="24"/>
+        </w:rPr>
+        <w:t xml:space="preserve"> </w:t>
+      </w:r>
+      <w:r>
+        <w:rPr>
+          <w:rFonts w:ascii="Times New Roman" w:hAnsi="Times New Roman" w:cs="Times New Roman"/>
+          <w:sz w:val="24"/>
+          <w:szCs w:val="24"/>
+        </w:rPr>
+        <w:t>Амінь.</w:t>
+      </w:r>
+    </w:p>
+    <w:p>
+      <w:pPr>
+        <w:spacing w:after="120"/>
+        <w:jc w:val="both"/>
+        <w:rPr>
+          <w:rFonts w:ascii="Times New Roman" w:hAnsi="Times New Roman" w:cs="Times New Roman"/>
+          <w:sz w:val="24"/>
+          <w:szCs w:val="24"/>
+        </w:rPr>
+      </w:pPr>
+    </w:p>
+    <w:p>
+      <w:pPr>
+        <w:pStyle w:val="3"/>
+        <w:spacing w:before="0" w:after="120"/>
+        <w:jc w:val="center"/>
+        <w:rPr>
+          <w:rFonts w:ascii="Times New Roman" w:eastAsia="Times New Roman" w:hAnsi="Times New Roman" w:cs="Times New Roman"/>
+          <w:b/>
+          <w:i/>
+          <w:color w:val="FF0000"/>
+        </w:rPr>
+      </w:pPr>
+      <w:r>
+        <w:rPr>
+          <w:rFonts w:ascii="Times New Roman" w:eastAsia="Times New Roman" w:hAnsi="Times New Roman" w:cs="Times New Roman"/>
+          <w:b/>
+          <w:i/>
+          <w:color w:val="FF0000"/>
+        </w:rPr>
+        <w:t>Після Вечірні</w:t>
+      </w:r>
+    </w:p>
+    <w:p>
+      <w:pPr>
+        <w:pBdr>
+          <w:top w:val="nil"/>
+          <w:left w:val="nil"/>
+          <w:bottom w:val="nil"/>
+          <w:right w:val="nil"/>
+          <w:between w:val="nil"/>
+        </w:pBdr>
+        <w:spacing w:after="120"/>
+        <w:jc w:val="both"/>
+        <w:rPr>
+          <w:rFonts w:ascii="Times New Roman" w:hAnsi="Times New Roman" w:cs="Times New Roman"/>
+          <w:color w:val="000000"/>
+          <w:sz w:val="24"/>
+          <w:szCs w:val="24"/>
+        </w:rPr>
+      </w:pPr>
+      <w:r>
+        <w:rPr>
+          <w:rFonts w:ascii="Times New Roman" w:hAnsi="Times New Roman" w:cs="Times New Roman"/>
+          <w:i/>
+          <w:color w:val="FF0000"/>
+          <w:sz w:val="24"/>
+          <w:szCs w:val="24"/>
+        </w:rPr>
         <w:t>Кондак (г. 3):</w:t>
       </w:r>
       <w:r>
@@ -8843,19 +9157,30 @@
       </w:pPr>
       <w:r>
         <w:rPr>
-          <w:rFonts w:ascii="Times New Roman" w:hAnsi="Times New Roman"/>
-          <w:i/>
-          <w:color w:val="FF4400"/>
-          <w:sz w:val="24"/>
-        </w:rPr>
-        <w:t>Священик:</w:t>
-      </w:r>
-      <w:r>
-        <w:rPr>
-          <w:rFonts w:ascii="Times New Roman" w:hAnsi="Times New Roman"/>
-          <w:sz w:val="24"/>
-        </w:rPr>
-        <w:t xml:space="preserve"> Слава святій, одноістотній, животворящій і нероздільній Тройці, завжди, нині і повсякчас, і на віки віків.</w:t>
+          <w:rFonts w:ascii="Times New Roman" w:hAnsi="Times New Roman" w:cs="Times New Roman"/>
+          <w:i/>
+          <w:color w:val="FF0000"/>
+          <w:sz w:val="24"/>
+          <w:szCs w:val="24"/>
+        </w:rPr>
+        <w:t>Священик</w:t>
+      </w:r>
+      <w:r>
+        <w:rPr>
+          <w:rFonts w:ascii="Times New Roman" w:hAnsi="Times New Roman" w:cs="Times New Roman"/>
+          <w:color w:val="FF0000"/>
+          <w:sz w:val="24"/>
+          <w:szCs w:val="24"/>
+        </w:rPr>
+        <w:t xml:space="preserve">: </w:t>
+      </w:r>
+      <w:r>
+        <w:rPr>
+          <w:rFonts w:ascii="Times New Roman" w:hAnsi="Times New Roman" w:cs="Times New Roman"/>
+          <w:sz w:val="24"/>
+          <w:szCs w:val="24"/>
+        </w:rPr>
+        <w:t>Слава святій, одноістотній, животворящій і нероздільній Тройці, завжди, нині і повсякчас, і на віки віків.</w:t>
       </w:r>
     </w:p>
     <w:p>
@@ -12847,19 +13172,29 @@
       </w:pPr>
       <w:r>
         <w:rPr>
-          <w:rFonts w:ascii="Times New Roman" w:hAnsi="Times New Roman"/>
-          <w:i/>
-          <w:color w:val="FF4400"/>
-          <w:sz w:val="24"/>
+          <w:rFonts w:ascii="Times New Roman" w:hAnsi="Times New Roman" w:cs="Times New Roman"/>
+          <w:i/>
+          <w:color w:val="FF0000"/>
+          <w:sz w:val="24"/>
+          <w:szCs w:val="24"/>
         </w:rPr>
         <w:t>Священик:</w:t>
       </w:r>
       <w:r>
         <w:rPr>
-          <w:rFonts w:ascii="Times New Roman" w:hAnsi="Times New Roman"/>
-          <w:sz w:val="24"/>
-        </w:rPr>
-        <w:t xml:space="preserve"> Бо тобі належить усяка слава, честь і поклоніння, Отцю, і Сину, і Святому Духові, нині і повсякчас, і на віки віків.</w:t>
+          <w:rFonts w:ascii="Times New Roman" w:hAnsi="Times New Roman" w:cs="Times New Roman"/>
+          <w:sz w:val="24"/>
+          <w:szCs w:val="24"/>
+        </w:rPr>
+        <w:t xml:space="preserve"> Бо тобі належить усяка слава, честь і поклоніння, Отцю, і Сину, і Святому Духові, н</w:t>
+      </w:r>
+      <w:r>
+        <w:rPr>
+          <w:rFonts w:ascii="Times New Roman" w:hAnsi="Times New Roman" w:cs="Times New Roman"/>
+          <w:sz w:val="24"/>
+          <w:szCs w:val="24"/>
+        </w:rPr>
+        <w:t>ині і повсякчас, і на віки віків.</w:t>
       </w:r>
     </w:p>
     <w:p>
@@ -13180,1284 +13515,42 @@
     </w:p>
     <w:p>
       <w:pPr>
-        <w:pStyle w:val="a"/>
-        <w:spacing w:after="160"/>
-      </w:pPr>
-      <w:r>
-        <w:rPr>
-          <w:rFonts w:ascii="Times New Roman" w:hAnsi="Times New Roman"/>
-          <w:i/>
-          <w:color w:val="FF0000"/>
-          <w:sz w:val="24"/>
-        </w:rPr>
-        <w:t xml:space="preserve">Тропар (г. 1): </w:t>
-      </w:r>
-      <w:r>
-        <w:rPr>
-          <w:rFonts w:ascii="Times New Roman" w:hAnsi="Times New Roman"/>
-          <w:sz w:val="24"/>
-        </w:rPr>
-        <w:t>Кров твоя, мудрий, таїнственно взиває від землі,* як і Авелева до Бога,* богомудрий святителю Методію,* ясно проповідав ти Боже воплочення.* Тому й осудив єси по</w:t>
-      </w:r>
-      <w:r>
-        <w:rPr>
-          <w:rFonts w:ascii="Times New Roman" w:hAnsi="Times New Roman"/>
-          <w:sz w:val="24"/>
-        </w:rPr>
-        <w:t>милку Орігенову,* і переставився єси в Небесний чертог.* Моли Христа Бога, щоб спас душі наші.</w:t>
-      </w:r>
-      <w:r>
-        <w:rPr>
-          <w:rFonts w:ascii="Times New Roman" w:hAnsi="Times New Roman"/>
-          <w:i/>
-          <w:color w:val="FF4400"/>
-          <w:sz w:val="24"/>
-        </w:rPr>
-        <w:t xml:space="preserve"> (2 р.)</w:t>
-      </w:r>
-    </w:p>
-    <w:p>
-      <w:pPr>
-        <w:pStyle w:val="Normal"/>
-      </w:pPr>
-      <w:r>
-        <w:rPr>
-          <w:rFonts w:ascii="Times New Roman" w:hAnsi="Times New Roman"/>
-          <w:b/>
-          <w:sz w:val="24"/>
-        </w:rPr>
-        <w:t xml:space="preserve">І нині: </w:t>
-      </w:r>
-      <w:r>
-        <w:rPr>
-          <w:rFonts w:ascii="Times New Roman" w:hAnsi="Times New Roman"/>
-          <w:i/>
-          <w:color w:val="FF4400"/>
-          <w:sz w:val="24"/>
-        </w:rPr>
-        <w:t>Тропар (г. 4):</w:t>
-      </w:r>
-      <w:r>
-        <w:rPr>
-          <w:rFonts w:ascii="Times New Roman" w:hAnsi="Times New Roman"/>
-          <w:color w:val="333333"/>
-          <w:sz w:val="24"/>
-        </w:rPr>
-        <w:t xml:space="preserve"> Вознісся Ти у славі, Христе Боже наш,* радість сотворивши ученикам обітуванням Святого Духа,* утвердивши їх благословенням,* бо Ти єси Син Божий, ізбавитель світу.</w:t>
-      </w:r>
-    </w:p>
-    <w:p>
-      <w:pPr>
-        <w:pStyle w:val="Normal"/>
-      </w:pPr>
-    </w:p>
-    <w:p>
-      <w:pPr>
-        <w:pStyle w:val="3"/>
-        <w:spacing w:before="0" w:after="120"/>
-        <w:jc w:val="center"/>
-        <w:rPr>
-          <w:rFonts w:ascii="Times New Roman" w:eastAsia="Times New Roman" w:hAnsi="Times New Roman" w:cs="Times New Roman"/>
-          <w:i/>
-          <w:color w:val="FF0000"/>
-        </w:rPr>
-      </w:pPr>
-      <w:r>
-        <w:rPr>
-          <w:rFonts w:ascii="Times New Roman" w:eastAsia="Times New Roman" w:hAnsi="Times New Roman" w:cs="Times New Roman"/>
-          <w:b/>
-          <w:i/>
-          <w:color w:val="FF0000"/>
-        </w:rPr>
-        <w:lastRenderedPageBreak/>
-        <w:t>Мала єктенія</w:t>
-      </w:r>
-    </w:p>
-    <w:p>
-      <w:pPr>
-        <w:spacing w:after="120"/>
-        <w:jc w:val="both"/>
-        <w:rPr>
-          <w:rFonts w:ascii="Times New Roman" w:hAnsi="Times New Roman" w:cs="Times New Roman"/>
-          <w:i/>
-          <w:color w:val="000000"/>
-          <w:sz w:val="24"/>
-          <w:szCs w:val="24"/>
-        </w:rPr>
-      </w:pPr>
-      <w:r>
-        <w:rPr>
-          <w:rFonts w:ascii="Times New Roman" w:hAnsi="Times New Roman" w:cs="Times New Roman"/>
-          <w:color w:val="000000"/>
-          <w:sz w:val="24"/>
-          <w:szCs w:val="24"/>
-        </w:rPr>
-        <w:t>Ще і ще в мирі Господеві помолімся.</w:t>
-      </w:r>
-    </w:p>
-    <w:p>
-      <w:pPr>
-        <w:spacing w:after="120"/>
-        <w:jc w:val="both"/>
-        <w:rPr>
-          <w:rFonts w:ascii="Times New Roman" w:hAnsi="Times New Roman" w:cs="Times New Roman"/>
-          <w:i/>
-          <w:color w:val="000000"/>
-          <w:sz w:val="24"/>
-          <w:szCs w:val="24"/>
-        </w:rPr>
-      </w:pPr>
-      <w:r>
-        <w:rPr>
-          <w:rFonts w:ascii="Times New Roman" w:hAnsi="Times New Roman" w:cs="Times New Roman"/>
-          <w:i/>
-          <w:color w:val="FF0000"/>
-          <w:sz w:val="24"/>
-          <w:szCs w:val="24"/>
-        </w:rPr>
-        <w:t>Вірні:</w:t>
-      </w:r>
-      <w:r>
-        <w:rPr>
-          <w:rFonts w:ascii="Times New Roman" w:hAnsi="Times New Roman" w:cs="Times New Roman"/>
-          <w:color w:val="000000"/>
-          <w:sz w:val="24"/>
-          <w:szCs w:val="24"/>
-        </w:rPr>
-        <w:t xml:space="preserve"> Господи, помилуй.</w:t>
-      </w:r>
-    </w:p>
-    <w:p>
-      <w:pPr>
-        <w:spacing w:after="120"/>
-        <w:jc w:val="both"/>
-        <w:rPr>
-          <w:rFonts w:ascii="Times New Roman" w:hAnsi="Times New Roman" w:cs="Times New Roman"/>
-          <w:i/>
-          <w:color w:val="000000"/>
-          <w:sz w:val="24"/>
-          <w:szCs w:val="24"/>
-        </w:rPr>
-      </w:pPr>
-      <w:r>
-        <w:rPr>
-          <w:rFonts w:ascii="Times New Roman" w:hAnsi="Times New Roman" w:cs="Times New Roman"/>
-          <w:color w:val="000000"/>
-          <w:sz w:val="24"/>
-          <w:szCs w:val="24"/>
-        </w:rPr>
-        <w:t>Заступи, спаси, помилуй і ох</w:t>
-      </w:r>
-      <w:r>
-        <w:rPr>
-          <w:rFonts w:ascii="Times New Roman" w:hAnsi="Times New Roman" w:cs="Times New Roman"/>
-          <w:color w:val="000000"/>
-          <w:sz w:val="24"/>
-          <w:szCs w:val="24"/>
-        </w:rPr>
-        <w:t>орони нас, Боже, твоєю благодаттю.</w:t>
-      </w:r>
-    </w:p>
-    <w:p>
-      <w:pPr>
-        <w:spacing w:after="120"/>
-        <w:jc w:val="both"/>
-        <w:rPr>
-          <w:rFonts w:ascii="Times New Roman" w:hAnsi="Times New Roman" w:cs="Times New Roman"/>
-          <w:i/>
-          <w:color w:val="000000"/>
-          <w:sz w:val="24"/>
-          <w:szCs w:val="24"/>
-        </w:rPr>
-      </w:pPr>
-      <w:r>
-        <w:rPr>
-          <w:rFonts w:ascii="Times New Roman" w:hAnsi="Times New Roman" w:cs="Times New Roman"/>
-          <w:i/>
-          <w:color w:val="FF0000"/>
-          <w:sz w:val="24"/>
-          <w:szCs w:val="24"/>
-        </w:rPr>
-        <w:t>Вірні:</w:t>
-      </w:r>
-      <w:r>
-        <w:rPr>
-          <w:rFonts w:ascii="Times New Roman" w:hAnsi="Times New Roman" w:cs="Times New Roman"/>
-          <w:color w:val="000000"/>
-          <w:sz w:val="24"/>
-          <w:szCs w:val="24"/>
-        </w:rPr>
-        <w:t xml:space="preserve"> Господи, помилуй.</w:t>
-      </w:r>
-    </w:p>
-    <w:p>
-      <w:pPr>
-        <w:spacing w:after="120"/>
-        <w:jc w:val="both"/>
-        <w:rPr>
-          <w:rFonts w:ascii="Times New Roman" w:hAnsi="Times New Roman" w:cs="Times New Roman"/>
-          <w:i/>
-          <w:color w:val="000000"/>
-          <w:sz w:val="24"/>
-          <w:szCs w:val="24"/>
-        </w:rPr>
-      </w:pPr>
-      <w:r>
-        <w:rPr>
-          <w:rFonts w:ascii="Times New Roman" w:hAnsi="Times New Roman" w:cs="Times New Roman"/>
-          <w:color w:val="000000"/>
-          <w:sz w:val="24"/>
-          <w:szCs w:val="24"/>
-        </w:rPr>
-        <w:t>Пресвяту, пречисту, преблагословенну, славну Владичицю нашу Богородицю і приснодіву Марію, з усіма святими пом'янувши, самі себе, і один одного, і все життя наше Христу Богові віддаймо.</w:t>
-      </w:r>
-    </w:p>
-    <w:p>
-      <w:pPr>
-        <w:spacing w:after="120"/>
-        <w:jc w:val="both"/>
-        <w:rPr>
-          <w:rFonts w:ascii="Times New Roman" w:hAnsi="Times New Roman" w:cs="Times New Roman"/>
-          <w:i/>
-          <w:color w:val="000000"/>
-          <w:sz w:val="24"/>
-          <w:szCs w:val="24"/>
-        </w:rPr>
-      </w:pPr>
-      <w:r>
-        <w:rPr>
-          <w:rFonts w:ascii="Times New Roman" w:hAnsi="Times New Roman" w:cs="Times New Roman"/>
-          <w:i/>
-          <w:color w:val="FF0000"/>
-          <w:sz w:val="24"/>
-          <w:szCs w:val="24"/>
-        </w:rPr>
-        <w:t>Вірні:</w:t>
-      </w:r>
-      <w:r>
-        <w:rPr>
-          <w:rFonts w:ascii="Times New Roman" w:hAnsi="Times New Roman" w:cs="Times New Roman"/>
-          <w:color w:val="000000"/>
-          <w:sz w:val="24"/>
-          <w:szCs w:val="24"/>
-        </w:rPr>
-        <w:t xml:space="preserve"> Тоб</w:t>
-      </w:r>
-      <w:r>
-        <w:rPr>
-          <w:rFonts w:ascii="Times New Roman" w:hAnsi="Times New Roman" w:cs="Times New Roman"/>
-          <w:color w:val="000000"/>
-          <w:sz w:val="24"/>
-          <w:szCs w:val="24"/>
-        </w:rPr>
-        <w:t>і, Господи.</w:t>
-      </w:r>
-    </w:p>
-    <w:p>
-      <w:pPr>
-        <w:spacing w:after="120"/>
-        <w:jc w:val="both"/>
-        <w:rPr>
-          <w:rFonts w:ascii="Times New Roman" w:hAnsi="Times New Roman" w:cs="Times New Roman"/>
-          <w:sz w:val="24"/>
-          <w:szCs w:val="24"/>
-          <w:u w:val="single"/>
-        </w:rPr>
-      </w:pPr>
-      <w:r>
-        <w:rPr>
-          <w:rFonts w:ascii="Times New Roman" w:hAnsi="Times New Roman" w:cs="Times New Roman"/>
-          <w:sz w:val="24"/>
-          <w:szCs w:val="24"/>
-          <w:u w:val="single"/>
-        </w:rPr>
-        <w:t xml:space="preserve">[Від ночі лине дух наш до тебе, Боже, бо світлом є повеління твої. Навчи нас, Боже, правди твоєї, заповідей твоїх і виправдань твоїх. Просвіти наші духовні очі, щоб ми не заснули в гріхах на смерть. Віджени всяку мряку від сердець наших, даруй </w:t>
-      </w:r>
-      <w:r>
-        <w:rPr>
-          <w:rFonts w:ascii="Times New Roman" w:hAnsi="Times New Roman" w:cs="Times New Roman"/>
-          <w:sz w:val="24"/>
-          <w:szCs w:val="24"/>
-          <w:u w:val="single"/>
-        </w:rPr>
-        <w:t>нам сонце правди і охорони життя наше знаменням і печаттю Святого твого Духа. Направ стопи наші на шлях мирний, дай нам бачити ранішній день у радості, щоб ми тобі засилали ранішні молитви]</w:t>
-      </w:r>
-    </w:p>
-    <w:p>
-      <w:pPr>
-        <w:spacing w:after="120"/>
-        <w:jc w:val="both"/>
-        <w:rPr>
-          <w:rFonts w:ascii="Times New Roman" w:hAnsi="Times New Roman" w:cs="Times New Roman"/>
-          <w:sz w:val="24"/>
-          <w:szCs w:val="24"/>
-        </w:rPr>
-      </w:pPr>
-      <w:r>
-        <w:rPr>
-          <w:rFonts w:ascii="Times New Roman" w:hAnsi="Times New Roman"/>
-          <w:i/>
-          <w:color w:val="FF4400"/>
-          <w:sz w:val="24"/>
-        </w:rPr>
-        <w:t>Священик:</w:t>
-      </w:r>
-      <w:r>
-        <w:rPr>
-          <w:rFonts w:ascii="Times New Roman" w:hAnsi="Times New Roman"/>
-          <w:sz w:val="24"/>
-        </w:rPr>
-        <w:t xml:space="preserve"> Бо Твоя влада і Твоє єсть царство і сила, і слава Отця, і Сина, і Святого Духа, нині і повсякчас, і на віки віків.</w:t>
-      </w:r>
-    </w:p>
-    <w:p>
-      <w:pPr>
-        <w:spacing w:after="120"/>
-        <w:jc w:val="both"/>
-        <w:rPr>
-          <w:rFonts w:ascii="Times New Roman" w:hAnsi="Times New Roman" w:cs="Times New Roman"/>
-          <w:sz w:val="24"/>
-          <w:szCs w:val="24"/>
-        </w:rPr>
-      </w:pPr>
-      <w:r>
-        <w:rPr>
-          <w:rFonts w:ascii="Times New Roman" w:hAnsi="Times New Roman" w:cs="Times New Roman"/>
-          <w:i/>
-          <w:color w:val="FF0000"/>
-          <w:sz w:val="24"/>
-          <w:szCs w:val="24"/>
-        </w:rPr>
-        <w:t>Вірні:</w:t>
-      </w:r>
-      <w:r>
-        <w:rPr>
-          <w:rFonts w:ascii="Times New Roman" w:hAnsi="Times New Roman" w:cs="Times New Roman"/>
-          <w:color w:val="FF0000"/>
-          <w:sz w:val="24"/>
-          <w:szCs w:val="24"/>
-        </w:rPr>
-        <w:t xml:space="preserve"> </w:t>
-      </w:r>
-      <w:r>
-        <w:rPr>
-          <w:rFonts w:ascii="Times New Roman" w:hAnsi="Times New Roman" w:cs="Times New Roman"/>
-          <w:sz w:val="24"/>
-          <w:szCs w:val="24"/>
-        </w:rPr>
-        <w:t>Амінь.</w:t>
-      </w:r>
-    </w:p>
-    <w:p>
-      <w:pPr>
-        <w:spacing w:after="120"/>
-        <w:jc w:val="both"/>
-        <w:rPr>
-          <w:rFonts w:ascii="Times New Roman" w:hAnsi="Times New Roman" w:cs="Times New Roman"/>
-          <w:sz w:val="24"/>
-          <w:szCs w:val="24"/>
-        </w:rPr>
-      </w:pPr>
-    </w:p>
-    <w:p>
-      <w:pPr>
-        <w:pStyle w:val="3"/>
-        <w:spacing w:before="0" w:after="120"/>
-        <w:jc w:val="center"/>
-        <w:rPr>
-          <w:rFonts w:ascii="Times New Roman" w:eastAsia="Times New Roman" w:hAnsi="Times New Roman" w:cs="Times New Roman"/>
-          <w:b/>
-          <w:i/>
-          <w:color w:val="FF0000"/>
-        </w:rPr>
-      </w:pPr>
-      <w:r>
-        <w:rPr>
-          <w:rFonts w:ascii="Times New Roman" w:eastAsia="Times New Roman" w:hAnsi="Times New Roman" w:cs="Times New Roman"/>
-          <w:b/>
-          <w:i/>
-          <w:color w:val="FF0000"/>
-        </w:rPr>
-        <w:t>Перший сідальний</w:t>
-      </w:r>
-    </w:p>
-    <w:p>
-      <w:pPr>
-        <w:spacing w:after="120"/>
-        <w:jc w:val="both"/>
-        <w:rPr>
-          <w:rFonts w:ascii="Times New Roman" w:hAnsi="Times New Roman" w:cs="Times New Roman"/>
-          <w:sz w:val="24"/>
-          <w:szCs w:val="24"/>
-        </w:rPr>
-      </w:pPr>
-      <w:r>
-        <w:rPr>
-          <w:rFonts w:ascii="Times New Roman" w:hAnsi="Times New Roman" w:cs="Times New Roman"/>
-          <w:i/>
-          <w:color w:val="FF0000"/>
-          <w:sz w:val="24"/>
-          <w:szCs w:val="24"/>
-        </w:rPr>
-        <w:t>(г. 8):</w:t>
-      </w:r>
-      <w:r>
-        <w:rPr>
-          <w:rFonts w:ascii="Times New Roman" w:hAnsi="Times New Roman" w:cs="Times New Roman"/>
-          <w:sz w:val="24"/>
-          <w:szCs w:val="24"/>
-        </w:rPr>
-        <w:t xml:space="preserve"> Направляючи почування до неба і звикши до зоряної краси,* з них ти навчився пізнавати Владику всього.</w:t>
-      </w:r>
-      <w:r>
-        <w:rPr>
-          <w:rFonts w:ascii="Times New Roman" w:hAnsi="Times New Roman" w:cs="Times New Roman"/>
-          <w:sz w:val="24"/>
-          <w:szCs w:val="24"/>
-        </w:rPr>
-        <w:t>* Між ними появилася зброя хреста з написом,* що ним ти переможеш і станеш могутнім.* Тому, всечесний Костянтине, відкривши свої очі,* прочитавши письмо та навчившись з об'явлення,* моли Христа Бога, щоб подав відпущення гріхів тим,* що з любов'ю, святкуют</w:t>
-      </w:r>
-      <w:r>
-        <w:rPr>
-          <w:rFonts w:ascii="Times New Roman" w:hAnsi="Times New Roman" w:cs="Times New Roman"/>
-          <w:sz w:val="24"/>
-          <w:szCs w:val="24"/>
-        </w:rPr>
-        <w:t>ь твою пам'ять.</w:t>
-      </w:r>
-    </w:p>
-    <w:p>
-      <w:pPr>
-        <w:spacing w:after="120"/>
-        <w:jc w:val="both"/>
-        <w:rPr>
-          <w:rFonts w:ascii="Times New Roman" w:hAnsi="Times New Roman" w:cs="Times New Roman"/>
-          <w:color w:val="000000"/>
-          <w:sz w:val="24"/>
-          <w:szCs w:val="24"/>
-        </w:rPr>
-      </w:pPr>
-      <w:r>
-        <w:rPr>
-          <w:rFonts w:ascii="Times New Roman" w:hAnsi="Times New Roman" w:cs="Times New Roman"/>
-          <w:b/>
-          <w:sz w:val="24"/>
-          <w:szCs w:val="24"/>
-        </w:rPr>
-        <w:t>Слава і нині</w:t>
-      </w:r>
-      <w:r>
-        <w:rPr>
-          <w:rFonts w:ascii="Times New Roman" w:hAnsi="Times New Roman" w:cs="Times New Roman"/>
-          <w:sz w:val="24"/>
-          <w:szCs w:val="24"/>
-        </w:rPr>
-        <w:t xml:space="preserve">: </w:t>
-      </w:r>
-      <w:r>
-        <w:rPr>
-          <w:rFonts w:ascii="Times New Roman" w:hAnsi="Times New Roman" w:cs="Times New Roman"/>
-          <w:i/>
-          <w:color w:val="FF0000"/>
-          <w:sz w:val="24"/>
-          <w:szCs w:val="24"/>
-        </w:rPr>
-        <w:t>(г. 2):</w:t>
-      </w:r>
-      <w:r>
-        <w:rPr>
-          <w:rFonts w:ascii="Times New Roman" w:hAnsi="Times New Roman" w:cs="Times New Roman"/>
-          <w:color w:val="000000"/>
-          <w:sz w:val="24"/>
-          <w:szCs w:val="24"/>
-        </w:rPr>
-        <w:t> Згори зійшов ти, Христе,* і знову на висоту - до Отця свого піднявся на очах своїх учнів,* з якими й ми святкуємо й оспівуємо* твоє, Спасе, вознесіння.</w:t>
-      </w:r>
-    </w:p>
-    <w:p>
-      <w:pPr>
-        <w:pStyle w:val="3"/>
-        <w:spacing w:before="0" w:after="120"/>
-        <w:jc w:val="center"/>
-        <w:rPr>
-          <w:rFonts w:ascii="Times New Roman" w:eastAsia="Times New Roman" w:hAnsi="Times New Roman" w:cs="Times New Roman"/>
-          <w:i/>
-          <w:color w:val="FF0000"/>
-        </w:rPr>
-      </w:pPr>
-      <w:r>
-        <w:rPr>
-          <w:rFonts w:ascii="Times New Roman" w:eastAsia="Times New Roman" w:hAnsi="Times New Roman" w:cs="Times New Roman"/>
-          <w:b/>
-          <w:i/>
-          <w:color w:val="FF0000"/>
-        </w:rPr>
-        <w:t>Мала єктенія</w:t>
-      </w:r>
-    </w:p>
-    <w:p>
-      <w:pPr>
-        <w:spacing w:after="120"/>
-        <w:jc w:val="both"/>
-        <w:rPr>
-          <w:rFonts w:ascii="Times New Roman" w:hAnsi="Times New Roman" w:cs="Times New Roman"/>
-          <w:i/>
-          <w:color w:val="000000"/>
-          <w:sz w:val="24"/>
-          <w:szCs w:val="24"/>
-        </w:rPr>
-      </w:pPr>
-      <w:r>
-        <w:rPr>
-          <w:rFonts w:ascii="Times New Roman" w:hAnsi="Times New Roman" w:cs="Times New Roman"/>
-          <w:color w:val="000000"/>
-          <w:sz w:val="24"/>
-          <w:szCs w:val="24"/>
-        </w:rPr>
-        <w:t>Ще і ще в мирі Господеві помолімся.</w:t>
-      </w:r>
-    </w:p>
-    <w:p>
-      <w:pPr>
-        <w:spacing w:after="120"/>
-        <w:jc w:val="both"/>
-        <w:rPr>
-          <w:rFonts w:ascii="Times New Roman" w:hAnsi="Times New Roman" w:cs="Times New Roman"/>
-          <w:i/>
-          <w:color w:val="000000"/>
-          <w:sz w:val="24"/>
-          <w:szCs w:val="24"/>
-        </w:rPr>
-      </w:pPr>
-      <w:r>
-        <w:rPr>
-          <w:rFonts w:ascii="Times New Roman" w:hAnsi="Times New Roman" w:cs="Times New Roman"/>
-          <w:i/>
-          <w:color w:val="FF0000"/>
-          <w:sz w:val="24"/>
-          <w:szCs w:val="24"/>
-        </w:rPr>
-        <w:t>Вірні:</w:t>
-      </w:r>
-      <w:r>
-        <w:rPr>
-          <w:rFonts w:ascii="Times New Roman" w:hAnsi="Times New Roman" w:cs="Times New Roman"/>
-          <w:color w:val="000000"/>
-          <w:sz w:val="24"/>
-          <w:szCs w:val="24"/>
-        </w:rPr>
-        <w:t xml:space="preserve"> Господи, помилуй.</w:t>
-      </w:r>
-    </w:p>
-    <w:p>
-      <w:pPr>
-        <w:spacing w:after="120"/>
-        <w:jc w:val="both"/>
-        <w:rPr>
-          <w:rFonts w:ascii="Times New Roman" w:hAnsi="Times New Roman" w:cs="Times New Roman"/>
-          <w:i/>
-          <w:color w:val="000000"/>
-          <w:sz w:val="24"/>
-          <w:szCs w:val="24"/>
-        </w:rPr>
-      </w:pPr>
-      <w:r>
-        <w:rPr>
-          <w:rFonts w:ascii="Times New Roman" w:hAnsi="Times New Roman" w:cs="Times New Roman"/>
-          <w:color w:val="000000"/>
-          <w:sz w:val="24"/>
-          <w:szCs w:val="24"/>
-        </w:rPr>
-        <w:t>Заступи, спаси, помилуй і охорони нас, Боже, твоєю благодаттю.</w:t>
-      </w:r>
-    </w:p>
-    <w:p>
-      <w:pPr>
-        <w:spacing w:after="120"/>
-        <w:jc w:val="both"/>
-        <w:rPr>
-          <w:rFonts w:ascii="Times New Roman" w:hAnsi="Times New Roman" w:cs="Times New Roman"/>
-          <w:i/>
-          <w:color w:val="000000"/>
-          <w:sz w:val="24"/>
-          <w:szCs w:val="24"/>
-        </w:rPr>
-      </w:pPr>
-      <w:r>
-        <w:rPr>
-          <w:rFonts w:ascii="Times New Roman" w:hAnsi="Times New Roman" w:cs="Times New Roman"/>
-          <w:i/>
-          <w:color w:val="FF0000"/>
-          <w:sz w:val="24"/>
-          <w:szCs w:val="24"/>
-        </w:rPr>
-        <w:t>Вірні:</w:t>
-      </w:r>
-      <w:r>
-        <w:rPr>
-          <w:rFonts w:ascii="Times New Roman" w:hAnsi="Times New Roman" w:cs="Times New Roman"/>
-          <w:color w:val="000000"/>
-          <w:sz w:val="24"/>
-          <w:szCs w:val="24"/>
-        </w:rPr>
-        <w:t xml:space="preserve"> Господи, помилуй.</w:t>
-      </w:r>
-    </w:p>
-    <w:p>
-      <w:pPr>
-        <w:spacing w:after="120"/>
-        <w:jc w:val="both"/>
-        <w:rPr>
-          <w:rFonts w:ascii="Times New Roman" w:hAnsi="Times New Roman" w:cs="Times New Roman"/>
-          <w:i/>
-          <w:color w:val="000000"/>
-          <w:sz w:val="24"/>
-          <w:szCs w:val="24"/>
-        </w:rPr>
-      </w:pPr>
-      <w:r>
-        <w:rPr>
-          <w:rFonts w:ascii="Times New Roman" w:hAnsi="Times New Roman" w:cs="Times New Roman"/>
-          <w:color w:val="000000"/>
-          <w:sz w:val="24"/>
-          <w:szCs w:val="24"/>
-        </w:rPr>
-        <w:t>Пресвяту, пречисту, преблагословенну, славну Владичицю нашу Богородицю і приснодіву Марію, з усіма святими пом'янувши, самі себе, і один одного, і вс</w:t>
-      </w:r>
-      <w:r>
-        <w:rPr>
-          <w:rFonts w:ascii="Times New Roman" w:hAnsi="Times New Roman" w:cs="Times New Roman"/>
-          <w:color w:val="000000"/>
-          <w:sz w:val="24"/>
-          <w:szCs w:val="24"/>
-        </w:rPr>
-        <w:t>е життя наше Христу Богові віддаймо.</w:t>
-      </w:r>
-    </w:p>
-    <w:p>
-      <w:pPr>
-        <w:spacing w:after="120"/>
-        <w:jc w:val="both"/>
-        <w:rPr>
-          <w:rFonts w:ascii="Times New Roman" w:hAnsi="Times New Roman" w:cs="Times New Roman"/>
-          <w:i/>
-          <w:color w:val="000000"/>
-          <w:sz w:val="24"/>
-          <w:szCs w:val="24"/>
-        </w:rPr>
-      </w:pPr>
-      <w:r>
-        <w:rPr>
-          <w:rFonts w:ascii="Times New Roman" w:hAnsi="Times New Roman" w:cs="Times New Roman"/>
-          <w:i/>
-          <w:color w:val="FF0000"/>
-          <w:sz w:val="24"/>
-          <w:szCs w:val="24"/>
-        </w:rPr>
-        <w:t>Вірні:</w:t>
-      </w:r>
-      <w:r>
-        <w:rPr>
-          <w:rFonts w:ascii="Times New Roman" w:hAnsi="Times New Roman" w:cs="Times New Roman"/>
-          <w:color w:val="000000"/>
-          <w:sz w:val="24"/>
-          <w:szCs w:val="24"/>
-        </w:rPr>
-        <w:t xml:space="preserve"> Тобі, Господи.</w:t>
-      </w:r>
-    </w:p>
-    <w:p>
-      <w:pPr>
-        <w:spacing w:after="120"/>
-        <w:jc w:val="both"/>
-        <w:rPr>
-          <w:rFonts w:ascii="Times New Roman" w:hAnsi="Times New Roman" w:cs="Times New Roman"/>
-          <w:sz w:val="24"/>
-          <w:szCs w:val="24"/>
-          <w:u w:val="single"/>
-        </w:rPr>
-      </w:pPr>
-      <w:r>
-        <w:rPr>
-          <w:rFonts w:ascii="Times New Roman" w:hAnsi="Times New Roman" w:cs="Times New Roman"/>
-          <w:sz w:val="24"/>
-          <w:szCs w:val="24"/>
-          <w:u w:val="single"/>
-        </w:rPr>
-        <w:t xml:space="preserve">[Боже й Отче Господа нашого Ісуса Христа! Ти підніс нас з постелі нашої і зібрав на годину молитви. Дай нам ласку відкрити уста наші і прийми наші подяки, що в наших силах, і навчи нас установ твоїх. Бо молитися як слід не вміємо, якщо ти, Господи, святим </w:t>
-      </w:r>
-      <w:r>
-        <w:rPr>
-          <w:rFonts w:ascii="Times New Roman" w:hAnsi="Times New Roman" w:cs="Times New Roman"/>
-          <w:sz w:val="24"/>
-          <w:szCs w:val="24"/>
-          <w:u w:val="single"/>
-        </w:rPr>
-        <w:t>твоїм Духом не навчиш нас. Тому молимося тобі: Даруй і прости, якщо ми згрішили аж до теперішньої години словом або ділом, або думкою, добровільно або недобровільно. Бо коли на провини будеш дивитися, Господи, Господи, то хто встоїться, бо в тебе є прощенн</w:t>
-      </w:r>
-      <w:r>
-        <w:rPr>
-          <w:rFonts w:ascii="Times New Roman" w:hAnsi="Times New Roman" w:cs="Times New Roman"/>
-          <w:sz w:val="24"/>
-          <w:szCs w:val="24"/>
-          <w:u w:val="single"/>
-        </w:rPr>
-        <w:t>я. Ти один святий, допоміжник сильний, захисник життя нашого, і тебе ми завжди оспівуватимемо.]</w:t>
-      </w:r>
-    </w:p>
-    <w:p>
-      <w:pPr>
-        <w:spacing w:after="120"/>
-        <w:jc w:val="both"/>
-        <w:rPr>
-          <w:rFonts w:ascii="Times New Roman" w:hAnsi="Times New Roman" w:cs="Times New Roman"/>
-          <w:sz w:val="24"/>
-          <w:szCs w:val="24"/>
-        </w:rPr>
-      </w:pPr>
-      <w:r>
-        <w:rPr>
-          <w:rFonts w:ascii="Times New Roman" w:hAnsi="Times New Roman"/>
-          <w:i/>
-          <w:color w:val="FF4400"/>
-          <w:sz w:val="24"/>
-        </w:rPr>
-        <w:t>Священик:</w:t>
-      </w:r>
-      <w:r>
-        <w:rPr>
-          <w:rFonts w:ascii="Times New Roman" w:hAnsi="Times New Roman"/>
-          <w:sz w:val="24"/>
-        </w:rPr>
-        <w:t xml:space="preserve"> Бо Ти благий і Чоловіколюбець Бог єси і Тобі славу возсилаємо Отцю, і Сину, і Святому Духові, нині і повсякчас, і на віки віків.</w:t>
-      </w:r>
-    </w:p>
-    <w:p>
-      <w:pPr>
-        <w:spacing w:after="120"/>
-        <w:jc w:val="both"/>
-        <w:rPr>
-          <w:rFonts w:ascii="Times New Roman" w:hAnsi="Times New Roman" w:cs="Times New Roman"/>
-          <w:sz w:val="24"/>
-          <w:szCs w:val="24"/>
-        </w:rPr>
-      </w:pPr>
-      <w:r>
-        <w:rPr>
-          <w:rFonts w:ascii="Times New Roman" w:hAnsi="Times New Roman" w:cs="Times New Roman"/>
-          <w:i/>
-          <w:color w:val="FF0000"/>
-          <w:sz w:val="24"/>
-          <w:szCs w:val="24"/>
-        </w:rPr>
-        <w:t>Вірні:</w:t>
-      </w:r>
-      <w:r>
-        <w:rPr>
-          <w:rFonts w:ascii="Times New Roman" w:hAnsi="Times New Roman" w:cs="Times New Roman"/>
-          <w:color w:val="FF0000"/>
-          <w:sz w:val="24"/>
-          <w:szCs w:val="24"/>
-        </w:rPr>
-        <w:t xml:space="preserve"> </w:t>
-      </w:r>
-      <w:r>
-        <w:rPr>
-          <w:rFonts w:ascii="Times New Roman" w:hAnsi="Times New Roman" w:cs="Times New Roman"/>
-          <w:sz w:val="24"/>
-          <w:szCs w:val="24"/>
-        </w:rPr>
-        <w:t>Амінь.</w:t>
-      </w:r>
-    </w:p>
-    <w:p>
-      <w:pPr>
-        <w:spacing w:after="120"/>
-        <w:jc w:val="both"/>
-        <w:rPr>
-          <w:rFonts w:ascii="Times New Roman" w:hAnsi="Times New Roman" w:cs="Times New Roman"/>
-          <w:sz w:val="24"/>
-          <w:szCs w:val="24"/>
-        </w:rPr>
-      </w:pPr>
-    </w:p>
-    <w:p>
-      <w:pPr>
-        <w:pStyle w:val="3"/>
-        <w:spacing w:before="0" w:after="120"/>
-        <w:jc w:val="center"/>
-        <w:rPr>
-          <w:rFonts w:ascii="Times New Roman" w:eastAsia="Times New Roman" w:hAnsi="Times New Roman" w:cs="Times New Roman"/>
-          <w:b/>
-          <w:i/>
-          <w:color w:val="FF0000"/>
-        </w:rPr>
-      </w:pPr>
-      <w:r>
-        <w:rPr>
-          <w:rFonts w:ascii="Times New Roman" w:eastAsia="Times New Roman" w:hAnsi="Times New Roman" w:cs="Times New Roman"/>
-          <w:b/>
-          <w:i/>
-          <w:color w:val="FF0000"/>
-        </w:rPr>
-        <w:t>Другий</w:t>
-      </w:r>
-      <w:r>
-        <w:rPr>
-          <w:rFonts w:ascii="Times New Roman" w:eastAsia="Times New Roman" w:hAnsi="Times New Roman" w:cs="Times New Roman"/>
-          <w:b/>
-          <w:i/>
-          <w:color w:val="FF0000"/>
-        </w:rPr>
-        <w:t xml:space="preserve"> сідальний</w:t>
-      </w:r>
-    </w:p>
-    <w:p>
-      <w:pPr>
-        <w:spacing w:after="120"/>
-        <w:jc w:val="both"/>
-        <w:rPr>
-          <w:rFonts w:ascii="Times New Roman" w:hAnsi="Times New Roman" w:cs="Times New Roman"/>
-          <w:sz w:val="24"/>
-          <w:szCs w:val="24"/>
-        </w:rPr>
-      </w:pPr>
-      <w:r>
-        <w:rPr>
-          <w:rFonts w:ascii="Times New Roman" w:hAnsi="Times New Roman" w:cs="Times New Roman"/>
-          <w:i/>
-          <w:color w:val="FF0000"/>
-          <w:sz w:val="24"/>
-          <w:szCs w:val="24"/>
-        </w:rPr>
-        <w:t>(г. 6):</w:t>
-      </w:r>
-      <w:r>
-        <w:rPr>
-          <w:rFonts w:ascii="Times New Roman" w:hAnsi="Times New Roman" w:cs="Times New Roman"/>
-          <w:sz w:val="24"/>
-          <w:szCs w:val="24"/>
-        </w:rPr>
-        <w:t xml:space="preserve"> Творець сонця і всього створіння, розп'ятий на хресті,* призвав тебе, як світлу зорю, з неба зорями.* Йому ти найпершому віддав царську державу.* Тому величаємо тебе,* благочестивий царю Костянтине,* з богомудрою матір'ю Оленою.</w:t>
-      </w:r>
-    </w:p>
-    <w:p>
-      <w:pPr>
-        <w:spacing w:after="120"/>
-        <w:jc w:val="both"/>
-        <w:rPr>
-          <w:rFonts w:ascii="Times New Roman" w:hAnsi="Times New Roman" w:cs="Times New Roman"/>
-          <w:color w:val="000000"/>
-          <w:sz w:val="24"/>
-          <w:szCs w:val="24"/>
-        </w:rPr>
-      </w:pPr>
-      <w:r>
-        <w:rPr>
-          <w:rFonts w:ascii="Times New Roman" w:hAnsi="Times New Roman" w:cs="Times New Roman"/>
-          <w:b/>
-          <w:sz w:val="24"/>
-          <w:szCs w:val="24"/>
-        </w:rPr>
-        <w:t>Слава і нині</w:t>
-      </w:r>
-      <w:r>
-        <w:rPr>
-          <w:rFonts w:ascii="Times New Roman" w:hAnsi="Times New Roman" w:cs="Times New Roman"/>
-          <w:sz w:val="24"/>
-          <w:szCs w:val="24"/>
-        </w:rPr>
-        <w:t>:</w:t>
-      </w:r>
-      <w:r>
-        <w:rPr>
-          <w:rFonts w:ascii="Times New Roman" w:hAnsi="Times New Roman" w:cs="Times New Roman"/>
-          <w:i/>
-          <w:color w:val="FF0000"/>
-          <w:sz w:val="24"/>
-          <w:szCs w:val="24"/>
-        </w:rPr>
-        <w:t xml:space="preserve"> (г. 3, Красоті твого):</w:t>
-      </w:r>
-      <w:r>
-        <w:rPr>
-          <w:rFonts w:ascii="Times New Roman" w:hAnsi="Times New Roman" w:cs="Times New Roman"/>
-          <w:color w:val="000000"/>
-          <w:sz w:val="24"/>
-          <w:szCs w:val="24"/>
-        </w:rPr>
-        <w:t> Предвічне і безпочаткове Слово,* прийнявши людську природу, таїнственно її облаготворило і вознеслось на небо.* Ангели його супроводять і показують апостолам* того, хто виходить на небо з великою славою, і промовляють:*</w:t>
-      </w:r>
-      <w:r>
-        <w:rPr>
-          <w:rFonts w:ascii="Times New Roman" w:hAnsi="Times New Roman" w:cs="Times New Roman"/>
-          <w:color w:val="000000"/>
-          <w:sz w:val="24"/>
-          <w:szCs w:val="24"/>
-        </w:rPr>
-        <w:t xml:space="preserve"> Слава Богові, що возноситься на небо.</w:t>
-      </w:r>
-    </w:p>
-    <w:p>
-      <w:pPr>
-        <w:spacing w:after="120"/>
-        <w:jc w:val="both"/>
-        <w:rPr>
-          <w:rFonts w:ascii="Times New Roman" w:hAnsi="Times New Roman" w:cs="Times New Roman"/>
-          <w:i/>
-          <w:color w:val="FF0000"/>
-          <w:sz w:val="24"/>
-          <w:szCs w:val="24"/>
-        </w:rPr>
-      </w:pPr>
-    </w:p>
-    <w:p>
-      <w:pPr>
-        <w:pStyle w:val="2"/>
-        <w:spacing w:before="0" w:after="120"/>
-        <w:jc w:val="center"/>
-        <w:rPr>
-          <w:rFonts w:ascii="Times New Roman" w:eastAsia="Times New Roman" w:hAnsi="Times New Roman" w:cs="Times New Roman"/>
-          <w:b/>
-          <w:i/>
-          <w:color w:val="FF0000"/>
-          <w:sz w:val="24"/>
-          <w:szCs w:val="24"/>
-        </w:rPr>
-      </w:pPr>
-      <w:r>
-        <w:rPr>
-          <w:rFonts w:ascii="Times New Roman" w:eastAsia="Times New Roman" w:hAnsi="Times New Roman" w:cs="Times New Roman"/>
-          <w:b/>
-          <w:i/>
-          <w:color w:val="FF0000"/>
-          <w:sz w:val="24"/>
-          <w:szCs w:val="24"/>
-        </w:rPr>
-        <w:t>Полієлей</w:t>
-      </w:r>
-    </w:p>
-    <w:p>
-      <w:pPr>
-        <w:spacing w:after="120"/>
-        <w:jc w:val="both"/>
-        <w:rPr>
-          <w:rFonts w:ascii="Times New Roman" w:hAnsi="Times New Roman" w:cs="Times New Roman"/>
-          <w:sz w:val="24"/>
-          <w:szCs w:val="24"/>
-        </w:rPr>
-      </w:pPr>
-      <w:r>
-        <w:rPr>
-          <w:rFonts w:ascii="Times New Roman" w:hAnsi="Times New Roman" w:cs="Times New Roman"/>
-          <w:sz w:val="24"/>
-          <w:szCs w:val="24"/>
-        </w:rPr>
-        <w:t>Хваліте ім'я Господнє, хваліте, слуги Господні. Алилуя</w:t>
-      </w:r>
-      <w:r>
-        <w:rPr>
-          <w:rFonts w:ascii="Times New Roman" w:hAnsi="Times New Roman" w:cs="Times New Roman"/>
-          <w:i/>
-          <w:sz w:val="24"/>
-          <w:szCs w:val="24"/>
-        </w:rPr>
-        <w:t xml:space="preserve"> </w:t>
-      </w:r>
-      <w:r>
-        <w:rPr>
-          <w:rFonts w:ascii="Times New Roman" w:hAnsi="Times New Roman" w:cs="Times New Roman"/>
-          <w:i/>
-          <w:color w:val="FF0000"/>
-          <w:sz w:val="24"/>
-          <w:szCs w:val="24"/>
-        </w:rPr>
-        <w:t>(3 р.)</w:t>
-      </w:r>
-      <w:r>
-        <w:rPr>
-          <w:rFonts w:ascii="Times New Roman" w:hAnsi="Times New Roman" w:cs="Times New Roman"/>
-          <w:i/>
-          <w:sz w:val="24"/>
-          <w:szCs w:val="24"/>
-        </w:rPr>
-        <w:t>.</w:t>
-      </w:r>
-    </w:p>
-    <w:p>
-      <w:pPr>
-        <w:spacing w:after="120"/>
-        <w:jc w:val="both"/>
-        <w:rPr>
-          <w:rFonts w:ascii="Times New Roman" w:hAnsi="Times New Roman" w:cs="Times New Roman"/>
-          <w:sz w:val="24"/>
-          <w:szCs w:val="24"/>
-        </w:rPr>
-      </w:pPr>
-      <w:r>
-        <w:rPr>
-          <w:rFonts w:ascii="Times New Roman" w:hAnsi="Times New Roman" w:cs="Times New Roman"/>
-          <w:sz w:val="24"/>
-          <w:szCs w:val="24"/>
-        </w:rPr>
-        <w:t xml:space="preserve">Ви, що стоїте у храмі Господнім, у дворах дому Бога нашого. Алилуя </w:t>
-      </w:r>
-      <w:r>
-        <w:rPr>
-          <w:rFonts w:ascii="Times New Roman" w:hAnsi="Times New Roman" w:cs="Times New Roman"/>
-          <w:i/>
-          <w:color w:val="FF0000"/>
-          <w:sz w:val="24"/>
-          <w:szCs w:val="24"/>
-        </w:rPr>
-        <w:t>(3 р.)</w:t>
-      </w:r>
-      <w:r>
-        <w:rPr>
-          <w:rFonts w:ascii="Times New Roman" w:hAnsi="Times New Roman" w:cs="Times New Roman"/>
-          <w:i/>
-          <w:sz w:val="24"/>
-          <w:szCs w:val="24"/>
-        </w:rPr>
-        <w:t>.</w:t>
-      </w:r>
-    </w:p>
-    <w:p>
-      <w:pPr>
-        <w:spacing w:after="120"/>
-        <w:jc w:val="both"/>
-        <w:rPr>
-          <w:rFonts w:ascii="Times New Roman" w:hAnsi="Times New Roman" w:cs="Times New Roman"/>
-          <w:sz w:val="24"/>
-          <w:szCs w:val="24"/>
-        </w:rPr>
-      </w:pPr>
-      <w:r>
-        <w:rPr>
-          <w:rFonts w:ascii="Times New Roman" w:hAnsi="Times New Roman" w:cs="Times New Roman"/>
-          <w:sz w:val="24"/>
-          <w:szCs w:val="24"/>
-        </w:rPr>
-        <w:t>Господи, ім'я твоє повіки, і пам'ять твоя, о Господи, від роду й до р</w:t>
-      </w:r>
-      <w:r>
-        <w:rPr>
-          <w:rFonts w:ascii="Times New Roman" w:hAnsi="Times New Roman" w:cs="Times New Roman"/>
-          <w:sz w:val="24"/>
-          <w:szCs w:val="24"/>
-        </w:rPr>
-        <w:t xml:space="preserve">оду. Алилуя </w:t>
-      </w:r>
-      <w:r>
-        <w:rPr>
-          <w:rFonts w:ascii="Times New Roman" w:hAnsi="Times New Roman" w:cs="Times New Roman"/>
-          <w:i/>
-          <w:color w:val="FF0000"/>
-          <w:sz w:val="24"/>
-          <w:szCs w:val="24"/>
-        </w:rPr>
-        <w:t>(3 р.)</w:t>
-      </w:r>
-      <w:r>
-        <w:rPr>
-          <w:rFonts w:ascii="Times New Roman" w:hAnsi="Times New Roman" w:cs="Times New Roman"/>
-          <w:i/>
-          <w:sz w:val="24"/>
-          <w:szCs w:val="24"/>
-        </w:rPr>
-        <w:t>.</w:t>
-      </w:r>
-    </w:p>
-    <w:p>
-      <w:pPr>
-        <w:spacing w:after="120"/>
-        <w:jc w:val="both"/>
-        <w:rPr>
-          <w:rFonts w:ascii="Times New Roman" w:hAnsi="Times New Roman" w:cs="Times New Roman"/>
-          <w:sz w:val="24"/>
-          <w:szCs w:val="24"/>
-        </w:rPr>
-      </w:pPr>
-      <w:r>
-        <w:rPr>
-          <w:rFonts w:ascii="Times New Roman" w:hAnsi="Times New Roman" w:cs="Times New Roman"/>
-          <w:sz w:val="24"/>
-          <w:szCs w:val="24"/>
-        </w:rPr>
-        <w:t xml:space="preserve">Благословенний Господь із Сіону, що перебуває в Єрусалимі. Алилуя </w:t>
-      </w:r>
-      <w:r>
-        <w:rPr>
-          <w:rFonts w:ascii="Times New Roman" w:hAnsi="Times New Roman" w:cs="Times New Roman"/>
-          <w:i/>
-          <w:color w:val="FF0000"/>
-          <w:sz w:val="24"/>
-          <w:szCs w:val="24"/>
-        </w:rPr>
-        <w:t>(3 р.)</w:t>
-      </w:r>
-      <w:r>
-        <w:rPr>
-          <w:rFonts w:ascii="Times New Roman" w:hAnsi="Times New Roman" w:cs="Times New Roman"/>
-          <w:i/>
-          <w:sz w:val="24"/>
-          <w:szCs w:val="24"/>
-        </w:rPr>
-        <w:t>.</w:t>
-      </w:r>
-    </w:p>
-    <w:p>
-      <w:pPr>
-        <w:spacing w:after="120"/>
-        <w:jc w:val="both"/>
-        <w:rPr>
-          <w:rFonts w:ascii="Times New Roman" w:hAnsi="Times New Roman" w:cs="Times New Roman"/>
-          <w:sz w:val="24"/>
-          <w:szCs w:val="24"/>
-        </w:rPr>
-      </w:pPr>
-      <w:r>
-        <w:rPr>
-          <w:rFonts w:ascii="Times New Roman" w:hAnsi="Times New Roman" w:cs="Times New Roman"/>
-          <w:sz w:val="24"/>
-          <w:szCs w:val="24"/>
-        </w:rPr>
-        <w:t xml:space="preserve">Хваліте Господа, бо він добрий, – алилуя – бо милість його вічна. Алилуя </w:t>
-      </w:r>
-      <w:r>
-        <w:rPr>
-          <w:rFonts w:ascii="Times New Roman" w:hAnsi="Times New Roman" w:cs="Times New Roman"/>
-          <w:i/>
-          <w:color w:val="FF0000"/>
-          <w:sz w:val="24"/>
-          <w:szCs w:val="24"/>
-        </w:rPr>
-        <w:t>(3 р.)</w:t>
-      </w:r>
-      <w:r>
-        <w:rPr>
-          <w:rFonts w:ascii="Times New Roman" w:hAnsi="Times New Roman" w:cs="Times New Roman"/>
-          <w:i/>
-          <w:sz w:val="24"/>
-          <w:szCs w:val="24"/>
-        </w:rPr>
-        <w:t>.</w:t>
-      </w:r>
-    </w:p>
-    <w:p>
-      <w:pPr>
-        <w:spacing w:after="120"/>
-        <w:jc w:val="both"/>
-        <w:rPr>
-          <w:rFonts w:ascii="Times New Roman" w:hAnsi="Times New Roman" w:cs="Times New Roman"/>
-          <w:sz w:val="24"/>
-          <w:szCs w:val="24"/>
-        </w:rPr>
-      </w:pPr>
-      <w:r>
-        <w:rPr>
-          <w:rFonts w:ascii="Times New Roman" w:hAnsi="Times New Roman" w:cs="Times New Roman"/>
-          <w:sz w:val="24"/>
-          <w:szCs w:val="24"/>
-        </w:rPr>
-        <w:t xml:space="preserve">Розстелив землю над водами, – алилуя – бо милість його вічна. Алилуя </w:t>
-      </w:r>
-      <w:r>
-        <w:rPr>
-          <w:rFonts w:ascii="Times New Roman" w:hAnsi="Times New Roman" w:cs="Times New Roman"/>
-          <w:i/>
-          <w:color w:val="FF0000"/>
-          <w:sz w:val="24"/>
-          <w:szCs w:val="24"/>
-        </w:rPr>
-        <w:t>(3 р.)</w:t>
-      </w:r>
-      <w:r>
-        <w:rPr>
-          <w:rFonts w:ascii="Times New Roman" w:hAnsi="Times New Roman" w:cs="Times New Roman"/>
-          <w:i/>
-          <w:sz w:val="24"/>
-          <w:szCs w:val="24"/>
-        </w:rPr>
-        <w:t>.</w:t>
-      </w:r>
-    </w:p>
-    <w:p>
-      <w:pPr>
-        <w:spacing w:after="120"/>
-        <w:jc w:val="both"/>
-        <w:rPr>
-          <w:rFonts w:ascii="Times New Roman" w:hAnsi="Times New Roman" w:cs="Times New Roman"/>
-          <w:i/>
-          <w:sz w:val="24"/>
-          <w:szCs w:val="24"/>
-        </w:rPr>
-      </w:pPr>
-      <w:r>
-        <w:rPr>
-          <w:rFonts w:ascii="Times New Roman" w:hAnsi="Times New Roman" w:cs="Times New Roman"/>
-          <w:sz w:val="24"/>
-          <w:szCs w:val="24"/>
-        </w:rPr>
-        <w:t xml:space="preserve">І визволив від наших гнобителів, – алилуя – бо милість його вічна. Алилуя </w:t>
-      </w:r>
-      <w:r>
-        <w:rPr>
-          <w:rFonts w:ascii="Times New Roman" w:hAnsi="Times New Roman" w:cs="Times New Roman"/>
-          <w:i/>
-          <w:color w:val="FF0000"/>
-          <w:sz w:val="24"/>
-          <w:szCs w:val="24"/>
-        </w:rPr>
-        <w:t>(3 р.)</w:t>
-      </w:r>
-      <w:r>
-        <w:rPr>
-          <w:rFonts w:ascii="Times New Roman" w:hAnsi="Times New Roman" w:cs="Times New Roman"/>
-          <w:i/>
-          <w:sz w:val="24"/>
-          <w:szCs w:val="24"/>
-        </w:rPr>
-        <w:t>.</w:t>
-      </w:r>
-    </w:p>
-    <w:p>
-      <w:pPr>
-        <w:spacing w:after="120"/>
-        <w:jc w:val="both"/>
-        <w:rPr>
-          <w:rFonts w:ascii="Times New Roman" w:hAnsi="Times New Roman" w:cs="Times New Roman"/>
-          <w:i/>
-          <w:sz w:val="24"/>
-          <w:szCs w:val="24"/>
-        </w:rPr>
-      </w:pPr>
-      <w:r>
-        <w:rPr>
-          <w:rFonts w:ascii="Times New Roman" w:hAnsi="Times New Roman" w:cs="Times New Roman"/>
-          <w:sz w:val="24"/>
-          <w:szCs w:val="24"/>
-        </w:rPr>
-        <w:t xml:space="preserve">Прославляйте Бога небесного, – алилуя – бо милість його вічна. Алилуя </w:t>
-      </w:r>
-      <w:r>
-        <w:rPr>
-          <w:rFonts w:ascii="Times New Roman" w:hAnsi="Times New Roman" w:cs="Times New Roman"/>
-          <w:i/>
-          <w:color w:val="FF0000"/>
-          <w:sz w:val="24"/>
-          <w:szCs w:val="24"/>
-        </w:rPr>
-        <w:t>(3 р.)</w:t>
-      </w:r>
-      <w:r>
-        <w:rPr>
-          <w:rFonts w:ascii="Times New Roman" w:hAnsi="Times New Roman" w:cs="Times New Roman"/>
-          <w:i/>
-          <w:sz w:val="24"/>
-          <w:szCs w:val="24"/>
-        </w:rPr>
-        <w:t>.</w:t>
+        <w:spacing w:after="120"/>
+        <w:jc w:val="both"/>
+        <w:rPr>
+          <w:rFonts w:ascii="Times New Roman" w:hAnsi="Times New Roman" w:cs="Times New Roman"/>
+          <w:i/>
+          <w:sz w:val="24"/>
+          <w:szCs w:val="24"/>
+        </w:rPr>
+      </w:pPr>
+      <w:r>
+        <w:rPr>
+          <w:rFonts w:ascii="Times New Roman" w:hAnsi="Times New Roman" w:cs="Times New Roman"/>
+          <w:i/>
+          <w:color w:val="FF0000"/>
+          <w:sz w:val="24"/>
+          <w:szCs w:val="24"/>
+        </w:rPr>
+        <w:t>(г. 4):</w:t>
+      </w:r>
+      <w:r>
+        <w:rPr>
+          <w:rFonts w:ascii="Times New Roman" w:hAnsi="Times New Roman" w:cs="Times New Roman"/>
+          <w:sz w:val="24"/>
+          <w:szCs w:val="24"/>
+        </w:rPr>
+        <w:t xml:space="preserve"> Вознісся Ти у славі, Христе Боже наш,* радість сотворивши ученикам обітуванням Святого Духа,* утвердивши їх благословенням,* бо Ти єси Син Божий, ізбавитель світу. </w:t>
+      </w:r>
+      <w:r>
+        <w:rPr>
+          <w:rFonts w:ascii="Times New Roman" w:hAnsi="Times New Roman" w:cs="Times New Roman"/>
+          <w:i/>
+          <w:color w:val="FF0000"/>
+          <w:sz w:val="24"/>
+          <w:szCs w:val="24"/>
+        </w:rPr>
+        <w:t>(2 р.)</w:t>
       </w:r>
     </w:p>
     <w:p>
@@ -14473,12 +13566,94 @@
         <w:jc w:val="both"/>
         <w:rPr>
           <w:rFonts w:ascii="Times New Roman" w:hAnsi="Times New Roman" w:cs="Times New Roman"/>
-          <w:i/>
-          <w:color w:val="FF0000"/>
-          <w:sz w:val="24"/>
-          <w:szCs w:val="24"/>
-        </w:rPr>
-      </w:pPr>
+          <w:color w:val="000000"/>
+          <w:sz w:val="24"/>
+          <w:szCs w:val="24"/>
+        </w:rPr>
+      </w:pPr>
+      <w:r>
+        <w:rPr>
+          <w:rFonts w:ascii="Times New Roman" w:hAnsi="Times New Roman" w:cs="Times New Roman"/>
+          <w:b/>
+          <w:sz w:val="24"/>
+          <w:szCs w:val="24"/>
+        </w:rPr>
+        <w:t xml:space="preserve">Слава: </w:t>
+      </w:r>
+      <w:r>
+        <w:rPr>
+          <w:rFonts w:ascii="Times New Roman" w:hAnsi="Times New Roman" w:cs="Times New Roman"/>
+          <w:i/>
+          <w:color w:val="FF0000"/>
+          <w:sz w:val="24"/>
+          <w:szCs w:val="24"/>
+        </w:rPr>
+        <w:t>(г. 8):</w:t>
+      </w:r>
+      <w:r>
+        <w:rPr>
+          <w:rFonts w:ascii="Times New Roman" w:hAnsi="Times New Roman" w:cs="Times New Roman"/>
+          <w:color w:val="000000"/>
+          <w:sz w:val="24"/>
+          <w:szCs w:val="24"/>
+        </w:rPr>
+        <w:t xml:space="preserve"> Хреста твого образ на небі побачивши,* і як Павло, покликання не від людей прийнявши,* між царями твій апостол, Господи, царюючий город у руку твою положив.* Спасай нас завжди в мирі, молитвами Богородиці,* єдиний Чоловіколюбче.</w:t>
+      </w:r>
+    </w:p>
+    <w:p>
+      <w:pPr>
+        <w:spacing w:after="120"/>
+        <w:jc w:val="both"/>
+        <w:rPr>
+          <w:rFonts w:ascii="Times New Roman" w:hAnsi="Times New Roman" w:cs="Times New Roman"/>
+          <w:i/>
+          <w:sz w:val="24"/>
+          <w:szCs w:val="24"/>
+        </w:rPr>
+      </w:pPr>
+      <w:r>
+        <w:rPr>
+          <w:rFonts w:ascii="Times New Roman" w:hAnsi="Times New Roman" w:cs="Times New Roman"/>
+          <w:b/>
+          <w:sz w:val="24"/>
+          <w:szCs w:val="24"/>
+        </w:rPr>
+        <w:t>І нині:</w:t>
+      </w:r>
+      <w:r>
+        <w:rPr>
+          <w:rFonts w:ascii="Times New Roman" w:hAnsi="Times New Roman" w:cs="Times New Roman"/>
+          <w:sz w:val="24"/>
+          <w:szCs w:val="24"/>
+        </w:rPr>
+        <w:t xml:space="preserve"> </w:t>
+      </w:r>
+      <w:r>
+        <w:rPr>
+          <w:rFonts w:ascii="Times New Roman" w:hAnsi="Times New Roman" w:cs="Times New Roman"/>
+          <w:i/>
+          <w:color w:val="FF0000"/>
+          <w:sz w:val="24"/>
+          <w:szCs w:val="24"/>
+        </w:rPr>
+        <w:t>(г. 4):</w:t>
+      </w:r>
+      <w:r>
+        <w:rPr>
+          <w:rFonts w:ascii="Times New Roman" w:hAnsi="Times New Roman" w:cs="Times New Roman"/>
+          <w:sz w:val="24"/>
+          <w:szCs w:val="24"/>
+        </w:rPr>
+        <w:t xml:space="preserve"> Вознісся Т</w:t>
+      </w:r>
+      <w:r>
+        <w:rPr>
+          <w:rFonts w:ascii="Times New Roman" w:hAnsi="Times New Roman" w:cs="Times New Roman"/>
+          <w:sz w:val="24"/>
+          <w:szCs w:val="24"/>
+        </w:rPr>
+        <w:t>и у славі, Христе Боже наш,* радість сотворивши ученикам обітуванням Святого Духа,* утвердивши їх благословенням,* бо Ти єси Син Божий, ізбавитель світу.</w:t>
+      </w:r>
     </w:p>
     <w:p>
       <w:pPr>
@@ -14487,7 +13662,6 @@
         <w:jc w:val="center"/>
         <w:rPr>
           <w:rFonts w:ascii="Times New Roman" w:eastAsia="Times New Roman" w:hAnsi="Times New Roman" w:cs="Times New Roman"/>
-          <w:b/>
           <w:i/>
           <w:color w:val="FF0000"/>
         </w:rPr>
@@ -14499,43 +13673,196 @@
           <w:i/>
           <w:color w:val="FF0000"/>
         </w:rPr>
-        <w:t>Величання</w:t>
-      </w:r>
-    </w:p>
-    <w:p>
-      <w:pPr>
-        <w:spacing w:after="120"/>
-        <w:jc w:val="both"/>
-        <w:rPr>
-          <w:rFonts w:ascii="Times New Roman" w:hAnsi="Times New Roman" w:cs="Times New Roman"/>
-          <w:sz w:val="24"/>
-          <w:szCs w:val="24"/>
-        </w:rPr>
-      </w:pPr>
-      <w:r>
-        <w:rPr>
-          <w:rFonts w:ascii="Times New Roman" w:hAnsi="Times New Roman" w:cs="Times New Roman"/>
-          <w:sz w:val="24"/>
-          <w:szCs w:val="24"/>
-        </w:rPr>
-        <w:t>Величаєм</w:t>
-      </w:r>
-      <w:r>
-        <w:rPr>
-          <w:rFonts w:ascii="Times New Roman" w:hAnsi="Times New Roman" w:cs="Times New Roman"/>
-          <w:sz w:val="24"/>
-          <w:szCs w:val="24"/>
-        </w:rPr>
-        <w:t>о вас, святі рівноапостольні Костянтине й Олено,* і шануємо вашу святу пам'ять,* ви бо молите за нас Христа Бога нашого.</w:t>
-      </w:r>
-    </w:p>
-    <w:p>
-      <w:pPr>
-        <w:spacing w:after="120"/>
-        <w:jc w:val="both"/>
-        <w:rPr>
-          <w:rFonts w:ascii="Times New Roman" w:hAnsi="Times New Roman" w:cs="Times New Roman"/>
-          <w:i/>
+        <w:lastRenderedPageBreak/>
+        <w:t>Мала єктенія</w:t>
+      </w:r>
+    </w:p>
+    <w:p>
+      <w:pPr>
+        <w:spacing w:after="120"/>
+        <w:jc w:val="both"/>
+        <w:rPr>
+          <w:rFonts w:ascii="Times New Roman" w:hAnsi="Times New Roman" w:cs="Times New Roman"/>
+          <w:i/>
+          <w:color w:val="000000"/>
+          <w:sz w:val="24"/>
+          <w:szCs w:val="24"/>
+        </w:rPr>
+      </w:pPr>
+      <w:r>
+        <w:rPr>
+          <w:rFonts w:ascii="Times New Roman" w:hAnsi="Times New Roman" w:cs="Times New Roman"/>
+          <w:color w:val="000000"/>
+          <w:sz w:val="24"/>
+          <w:szCs w:val="24"/>
+        </w:rPr>
+        <w:t>Ще і ще в мирі Господеві помолімся.</w:t>
+      </w:r>
+    </w:p>
+    <w:p>
+      <w:pPr>
+        <w:spacing w:after="120"/>
+        <w:jc w:val="both"/>
+        <w:rPr>
+          <w:rFonts w:ascii="Times New Roman" w:hAnsi="Times New Roman" w:cs="Times New Roman"/>
+          <w:i/>
+          <w:color w:val="000000"/>
+          <w:sz w:val="24"/>
+          <w:szCs w:val="24"/>
+        </w:rPr>
+      </w:pPr>
+      <w:r>
+        <w:rPr>
+          <w:rFonts w:ascii="Times New Roman" w:hAnsi="Times New Roman" w:cs="Times New Roman"/>
+          <w:i/>
+          <w:color w:val="FF0000"/>
+          <w:sz w:val="24"/>
+          <w:szCs w:val="24"/>
+        </w:rPr>
+        <w:t>Вірні:</w:t>
+      </w:r>
+      <w:r>
+        <w:rPr>
+          <w:rFonts w:ascii="Times New Roman" w:hAnsi="Times New Roman" w:cs="Times New Roman"/>
+          <w:color w:val="000000"/>
+          <w:sz w:val="24"/>
+          <w:szCs w:val="24"/>
+        </w:rPr>
+        <w:t xml:space="preserve"> Господи, помилуй.</w:t>
+      </w:r>
+    </w:p>
+    <w:p>
+      <w:pPr>
+        <w:spacing w:after="120"/>
+        <w:jc w:val="both"/>
+        <w:rPr>
+          <w:rFonts w:ascii="Times New Roman" w:hAnsi="Times New Roman" w:cs="Times New Roman"/>
+          <w:i/>
+          <w:color w:val="000000"/>
+          <w:sz w:val="24"/>
+          <w:szCs w:val="24"/>
+        </w:rPr>
+      </w:pPr>
+      <w:r>
+        <w:rPr>
+          <w:rFonts w:ascii="Times New Roman" w:hAnsi="Times New Roman" w:cs="Times New Roman"/>
+          <w:color w:val="000000"/>
+          <w:sz w:val="24"/>
+          <w:szCs w:val="24"/>
+        </w:rPr>
+        <w:t>Заступи, спаси, помилуй і ох</w:t>
+      </w:r>
+      <w:r>
+        <w:rPr>
+          <w:rFonts w:ascii="Times New Roman" w:hAnsi="Times New Roman" w:cs="Times New Roman"/>
+          <w:color w:val="000000"/>
+          <w:sz w:val="24"/>
+          <w:szCs w:val="24"/>
+        </w:rPr>
+        <w:t>орони нас, Боже, твоєю благодаттю.</w:t>
+      </w:r>
+    </w:p>
+    <w:p>
+      <w:pPr>
+        <w:spacing w:after="120"/>
+        <w:jc w:val="both"/>
+        <w:rPr>
+          <w:rFonts w:ascii="Times New Roman" w:hAnsi="Times New Roman" w:cs="Times New Roman"/>
+          <w:i/>
+          <w:color w:val="000000"/>
+          <w:sz w:val="24"/>
+          <w:szCs w:val="24"/>
+        </w:rPr>
+      </w:pPr>
+      <w:r>
+        <w:rPr>
+          <w:rFonts w:ascii="Times New Roman" w:hAnsi="Times New Roman" w:cs="Times New Roman"/>
+          <w:i/>
+          <w:color w:val="FF0000"/>
+          <w:sz w:val="24"/>
+          <w:szCs w:val="24"/>
+        </w:rPr>
+        <w:t>Вірні:</w:t>
+      </w:r>
+      <w:r>
+        <w:rPr>
+          <w:rFonts w:ascii="Times New Roman" w:hAnsi="Times New Roman" w:cs="Times New Roman"/>
+          <w:color w:val="000000"/>
+          <w:sz w:val="24"/>
+          <w:szCs w:val="24"/>
+        </w:rPr>
+        <w:t xml:space="preserve"> Господи, помилуй.</w:t>
+      </w:r>
+    </w:p>
+    <w:p>
+      <w:pPr>
+        <w:spacing w:after="120"/>
+        <w:jc w:val="both"/>
+        <w:rPr>
+          <w:rFonts w:ascii="Times New Roman" w:hAnsi="Times New Roman" w:cs="Times New Roman"/>
+          <w:i/>
+          <w:color w:val="000000"/>
+          <w:sz w:val="24"/>
+          <w:szCs w:val="24"/>
+        </w:rPr>
+      </w:pPr>
+      <w:r>
+        <w:rPr>
+          <w:rFonts w:ascii="Times New Roman" w:hAnsi="Times New Roman" w:cs="Times New Roman"/>
+          <w:color w:val="000000"/>
+          <w:sz w:val="24"/>
+          <w:szCs w:val="24"/>
+        </w:rPr>
+        <w:t>Пресвяту, пречисту, преблагословенну, славну Владичицю нашу Богородицю і приснодіву Марію, з усіма святими пом'янувши, самі себе, і один одного, і все життя наше Христу Богові віддаймо.</w:t>
+      </w:r>
+    </w:p>
+    <w:p>
+      <w:pPr>
+        <w:spacing w:after="120"/>
+        <w:jc w:val="both"/>
+        <w:rPr>
+          <w:rFonts w:ascii="Times New Roman" w:hAnsi="Times New Roman" w:cs="Times New Roman"/>
+          <w:i/>
+          <w:color w:val="000000"/>
+          <w:sz w:val="24"/>
+          <w:szCs w:val="24"/>
+        </w:rPr>
+      </w:pPr>
+      <w:r>
+        <w:rPr>
+          <w:rFonts w:ascii="Times New Roman" w:hAnsi="Times New Roman" w:cs="Times New Roman"/>
+          <w:i/>
+          <w:color w:val="FF0000"/>
+          <w:sz w:val="24"/>
+          <w:szCs w:val="24"/>
+        </w:rPr>
+        <w:t>Вірні:</w:t>
+      </w:r>
+      <w:r>
+        <w:rPr>
+          <w:rFonts w:ascii="Times New Roman" w:hAnsi="Times New Roman" w:cs="Times New Roman"/>
+          <w:color w:val="000000"/>
+          <w:sz w:val="24"/>
+          <w:szCs w:val="24"/>
+        </w:rPr>
+        <w:t xml:space="preserve"> Тоб</w:t>
+      </w:r>
+      <w:r>
+        <w:rPr>
+          <w:rFonts w:ascii="Times New Roman" w:hAnsi="Times New Roman" w:cs="Times New Roman"/>
+          <w:color w:val="000000"/>
+          <w:sz w:val="24"/>
+          <w:szCs w:val="24"/>
+        </w:rPr>
+        <w:t>і, Господи.</w:t>
+      </w:r>
+    </w:p>
+    <w:p>
+      <w:pPr>
+        <w:spacing w:after="120"/>
+        <w:jc w:val="both"/>
+        <w:rPr>
+          <w:rFonts w:ascii="Times New Roman" w:hAnsi="Times New Roman" w:cs="Times New Roman"/>
           <w:sz w:val="24"/>
           <w:szCs w:val="24"/>
           <w:u w:val="single"/>
@@ -14544,17 +13871,84 @@
       <w:r>
         <w:rPr>
           <w:rFonts w:ascii="Times New Roman" w:hAnsi="Times New Roman" w:cs="Times New Roman"/>
-          <w:i/>
-          <w:color w:val="FF0000"/>
-          <w:sz w:val="24"/>
-          <w:szCs w:val="24"/>
-        </w:rPr>
-        <w:t>Стих:</w:t>
-      </w:r>
-      <w:r>
-        <w:rPr>
-          <w:rFonts w:ascii="Times New Roman" w:hAnsi="Times New Roman" w:cs="Times New Roman"/>
-          <w:i/>
+          <w:sz w:val="24"/>
+          <w:szCs w:val="24"/>
+          <w:u w:val="single"/>
+        </w:rPr>
+        <w:t xml:space="preserve">[Від ночі лине дух наш до тебе, Боже, бо світлом є повеління твої. Навчи нас, Боже, правди твоєї, заповідей твоїх і виправдань твоїх. Просвіти наші духовні очі, щоб ми не заснули в гріхах на смерть. Віджени всяку мряку від сердець наших, даруй </w:t>
+      </w:r>
+      <w:r>
+        <w:rPr>
+          <w:rFonts w:ascii="Times New Roman" w:hAnsi="Times New Roman" w:cs="Times New Roman"/>
+          <w:sz w:val="24"/>
+          <w:szCs w:val="24"/>
+          <w:u w:val="single"/>
+        </w:rPr>
+        <w:t>нам сонце правди і охорони життя наше знаменням і печаттю Святого твого Духа. Направ стопи наші на шлях мирний, дай нам бачити ранішній день у радості, щоб ми тобі засилали ранішні молитви]</w:t>
+      </w:r>
+    </w:p>
+    <w:p>
+      <w:pPr>
+        <w:spacing w:after="120"/>
+        <w:jc w:val="both"/>
+        <w:rPr>
+          <w:rFonts w:ascii="Times New Roman" w:hAnsi="Times New Roman" w:cs="Times New Roman"/>
+          <w:sz w:val="24"/>
+          <w:szCs w:val="24"/>
+        </w:rPr>
+      </w:pPr>
+      <w:r>
+        <w:rPr>
+          <w:rFonts w:ascii="Times New Roman" w:hAnsi="Times New Roman" w:cs="Times New Roman"/>
+          <w:i/>
+          <w:color w:val="FF0000"/>
+          <w:sz w:val="24"/>
+          <w:szCs w:val="24"/>
+        </w:rPr>
+        <w:t>Священик: </w:t>
+      </w:r>
+      <w:r>
+        <w:rPr>
+          <w:rFonts w:ascii="Times New Roman" w:hAnsi="Times New Roman" w:cs="Times New Roman"/>
+          <w:color w:val="000000"/>
+          <w:sz w:val="24"/>
+          <w:szCs w:val="24"/>
+        </w:rPr>
+        <w:t>Бо Твоя влада і Твоє єсть царство і сила, і слава Отця, і Сина, і Святого Духа</w:t>
+      </w:r>
+      <w:r>
+        <w:rPr>
+          <w:rFonts w:ascii="Times New Roman" w:hAnsi="Times New Roman" w:cs="Times New Roman"/>
+          <w:sz w:val="24"/>
+          <w:szCs w:val="24"/>
+        </w:rPr>
+        <w:t>, нині і повсякчас, і на віки віків.</w:t>
+      </w:r>
+    </w:p>
+    <w:p>
+      <w:pPr>
+        <w:spacing w:after="120"/>
+        <w:jc w:val="both"/>
+        <w:rPr>
+          <w:rFonts w:ascii="Times New Roman" w:hAnsi="Times New Roman" w:cs="Times New Roman"/>
+          <w:sz w:val="24"/>
+          <w:szCs w:val="24"/>
+        </w:rPr>
+      </w:pPr>
+      <w:r>
+        <w:rPr>
+          <w:rFonts w:ascii="Times New Roman" w:hAnsi="Times New Roman" w:cs="Times New Roman"/>
+          <w:i/>
+          <w:color w:val="FF0000"/>
+          <w:sz w:val="24"/>
+          <w:szCs w:val="24"/>
+        </w:rPr>
+        <w:t>Вірні:</w:t>
+      </w:r>
+      <w:r>
+        <w:rPr>
+          <w:rFonts w:ascii="Times New Roman" w:hAnsi="Times New Roman" w:cs="Times New Roman"/>
+          <w:color w:val="FF0000"/>
           <w:sz w:val="24"/>
           <w:szCs w:val="24"/>
         </w:rPr>
@@ -14565,157 +13959,16 @@
           <w:rFonts w:ascii="Times New Roman" w:hAnsi="Times New Roman" w:cs="Times New Roman"/>
           <w:sz w:val="24"/>
           <w:szCs w:val="24"/>
-          <w:u w:val="single"/>
-        </w:rPr>
-        <w:t>По всій землі ти наставив їх князями.</w:t>
-      </w:r>
-    </w:p>
-    <w:p>
-      <w:pPr>
-        <w:spacing w:after="120"/>
-        <w:jc w:val="both"/>
-        <w:rPr>
-          <w:rFonts w:ascii="Times New Roman" w:hAnsi="Times New Roman" w:cs="Times New Roman"/>
-          <w:i/>
-          <w:sz w:val="24"/>
-          <w:szCs w:val="24"/>
-          <w:u w:val="single"/>
-        </w:rPr>
-      </w:pPr>
-      <w:r>
-        <w:rPr>
-          <w:rFonts w:ascii="Times New Roman" w:hAnsi="Times New Roman" w:cs="Times New Roman"/>
-          <w:i/>
-          <w:color w:val="FF0000"/>
-          <w:sz w:val="24"/>
-          <w:szCs w:val="24"/>
-        </w:rPr>
-        <w:t>Стих:</w:t>
-      </w:r>
-      <w:r>
-        <w:rPr>
-          <w:rFonts w:ascii="Times New Roman" w:hAnsi="Times New Roman" w:cs="Times New Roman"/>
-          <w:i/>
-          <w:sz w:val="24"/>
-          <w:szCs w:val="24"/>
-        </w:rPr>
-        <w:t xml:space="preserve"> </w:t>
-      </w:r>
-      <w:r>
-        <w:rPr>
-          <w:rFonts w:ascii="Times New Roman" w:hAnsi="Times New Roman" w:cs="Times New Roman"/>
-          <w:sz w:val="24"/>
-          <w:szCs w:val="24"/>
-          <w:u w:val="single"/>
-        </w:rPr>
-        <w:t>Бог стоїть серед Божої громади, серед богів він судить.</w:t>
-      </w:r>
-    </w:p>
-    <w:p>
-      <w:pPr>
-        <w:spacing w:after="120"/>
-        <w:jc w:val="both"/>
-        <w:rPr>
-          <w:rFonts w:ascii="Times New Roman" w:hAnsi="Times New Roman" w:cs="Times New Roman"/>
-          <w:sz w:val="24"/>
-          <w:szCs w:val="24"/>
-          <w:u w:val="single"/>
-        </w:rPr>
-      </w:pPr>
-      <w:r>
-        <w:rPr>
-          <w:rFonts w:ascii="Times New Roman" w:hAnsi="Times New Roman" w:cs="Times New Roman"/>
-          <w:i/>
-          <w:color w:val="FF0000"/>
-          <w:sz w:val="24"/>
-          <w:szCs w:val="24"/>
-        </w:rPr>
-        <w:t>Стих:</w:t>
-      </w:r>
-      <w:r>
-        <w:rPr>
-          <w:rFonts w:ascii="Times New Roman" w:hAnsi="Times New Roman" w:cs="Times New Roman"/>
-          <w:i/>
-          <w:sz w:val="24"/>
-          <w:szCs w:val="24"/>
-        </w:rPr>
-        <w:t xml:space="preserve"> </w:t>
-      </w:r>
-      <w:r>
-        <w:rPr>
-          <w:rFonts w:ascii="Times New Roman" w:hAnsi="Times New Roman" w:cs="Times New Roman"/>
-          <w:sz w:val="24"/>
-          <w:szCs w:val="24"/>
-          <w:u w:val="single"/>
-        </w:rPr>
-        <w:t>Його блискавки освітлюють всесвіт.</w:t>
-      </w:r>
-    </w:p>
-    <w:p>
-      <w:pPr>
-        <w:spacing w:after="120"/>
-        <w:jc w:val="both"/>
-        <w:rPr>
-          <w:rFonts w:ascii="Times New Roman" w:hAnsi="Times New Roman" w:cs="Times New Roman"/>
-          <w:sz w:val="24"/>
-          <w:szCs w:val="24"/>
-        </w:rPr>
-      </w:pPr>
-      <w:r>
-        <w:rPr>
-          <w:rFonts w:ascii="Times New Roman" w:hAnsi="Times New Roman" w:cs="Times New Roman"/>
-          <w:b/>
-          <w:sz w:val="24"/>
-          <w:szCs w:val="24"/>
-        </w:rPr>
-        <w:t>Слава і нині</w:t>
-      </w:r>
-      <w:r>
-        <w:rPr>
-          <w:rFonts w:ascii="Times New Roman" w:hAnsi="Times New Roman" w:cs="Times New Roman"/>
-          <w:sz w:val="24"/>
-          <w:szCs w:val="24"/>
-        </w:rPr>
-        <w:t>:</w:t>
-      </w:r>
-    </w:p>
-    <w:p>
-      <w:pPr>
-        <w:spacing w:after="120"/>
-        <w:jc w:val="both"/>
-        <w:rPr>
-          <w:rFonts w:ascii="Times New Roman" w:hAnsi="Times New Roman" w:cs="Times New Roman"/>
-          <w:sz w:val="24"/>
-          <w:szCs w:val="24"/>
-        </w:rPr>
-      </w:pPr>
-      <w:r>
-        <w:rPr>
-          <w:rFonts w:ascii="Times New Roman" w:hAnsi="Times New Roman" w:cs="Times New Roman"/>
-          <w:sz w:val="24"/>
-          <w:szCs w:val="24"/>
-        </w:rPr>
-        <w:t xml:space="preserve">Алилуя, алилуя, алилуя: Слава тобі, Боже! </w:t>
-      </w:r>
-      <w:r>
-        <w:rPr>
-          <w:rFonts w:ascii="Times New Roman" w:hAnsi="Times New Roman" w:cs="Times New Roman"/>
-          <w:i/>
-          <w:color w:val="FF0000"/>
-          <w:sz w:val="24"/>
-          <w:szCs w:val="24"/>
-        </w:rPr>
-        <w:t>(3 р.)</w:t>
-      </w:r>
-    </w:p>
-    <w:p>
-      <w:pPr>
-        <w:spacing w:after="120"/>
-        <w:jc w:val="both"/>
-        <w:rPr>
-          <w:rFonts w:ascii="Times New Roman" w:hAnsi="Times New Roman" w:cs="Times New Roman"/>
-          <w:b/>
-          <w:color w:val="FF0000"/>
+        </w:rPr>
+        <w:t>Амінь.</w:t>
+      </w:r>
+    </w:p>
+    <w:p>
+      <w:pPr>
+        <w:spacing w:after="120"/>
+        <w:jc w:val="both"/>
+        <w:rPr>
+          <w:rFonts w:ascii="Times New Roman" w:hAnsi="Times New Roman" w:cs="Times New Roman"/>
           <w:sz w:val="24"/>
           <w:szCs w:val="24"/>
         </w:rPr>
@@ -14728,6 +13981,7 @@
         <w:jc w:val="center"/>
         <w:rPr>
           <w:rFonts w:ascii="Times New Roman" w:eastAsia="Times New Roman" w:hAnsi="Times New Roman" w:cs="Times New Roman"/>
+          <w:b/>
           <w:i/>
           <w:color w:val="FF0000"/>
         </w:rPr>
@@ -14739,287 +13993,101 @@
           <w:i/>
           <w:color w:val="FF0000"/>
         </w:rPr>
-        <w:t>Мала єктенія</w:t>
-      </w:r>
-    </w:p>
-    <w:p>
-      <w:pPr>
-        <w:spacing w:after="120"/>
-        <w:jc w:val="both"/>
-        <w:rPr>
-          <w:rFonts w:ascii="Times New Roman" w:hAnsi="Times New Roman" w:cs="Times New Roman"/>
-          <w:i/>
-          <w:color w:val="000000"/>
-          <w:sz w:val="24"/>
-          <w:szCs w:val="24"/>
-        </w:rPr>
-      </w:pPr>
-      <w:r>
-        <w:rPr>
-          <w:rFonts w:ascii="Times New Roman" w:hAnsi="Times New Roman" w:cs="Times New Roman"/>
-          <w:color w:val="000000"/>
-          <w:sz w:val="24"/>
-          <w:szCs w:val="24"/>
-        </w:rPr>
-        <w:t>Ще і ще в мирі Господеві помолімся.</w:t>
-      </w:r>
-    </w:p>
-    <w:p>
-      <w:pPr>
-        <w:spacing w:after="120"/>
-        <w:jc w:val="both"/>
-        <w:rPr>
-          <w:rFonts w:ascii="Times New Roman" w:hAnsi="Times New Roman" w:cs="Times New Roman"/>
-          <w:i/>
-          <w:color w:val="000000"/>
-          <w:sz w:val="24"/>
-          <w:szCs w:val="24"/>
-        </w:rPr>
-      </w:pPr>
-      <w:r>
-        <w:rPr>
-          <w:rFonts w:ascii="Times New Roman" w:hAnsi="Times New Roman" w:cs="Times New Roman"/>
-          <w:i/>
-          <w:color w:val="FF0000"/>
-          <w:sz w:val="24"/>
-          <w:szCs w:val="24"/>
-        </w:rPr>
-        <w:t>Вірні:</w:t>
-      </w:r>
-      <w:r>
-        <w:rPr>
-          <w:rFonts w:ascii="Times New Roman" w:hAnsi="Times New Roman" w:cs="Times New Roman"/>
-          <w:color w:val="000000"/>
-          <w:sz w:val="24"/>
-          <w:szCs w:val="24"/>
-        </w:rPr>
-        <w:t xml:space="preserve"> Господи, помилуй.</w:t>
-      </w:r>
-    </w:p>
-    <w:p>
-      <w:pPr>
-        <w:spacing w:after="120"/>
-        <w:jc w:val="both"/>
-        <w:rPr>
-          <w:rFonts w:ascii="Times New Roman" w:hAnsi="Times New Roman" w:cs="Times New Roman"/>
-          <w:i/>
-          <w:color w:val="000000"/>
-          <w:sz w:val="24"/>
-          <w:szCs w:val="24"/>
-        </w:rPr>
-      </w:pPr>
-      <w:r>
-        <w:rPr>
-          <w:rFonts w:ascii="Times New Roman" w:hAnsi="Times New Roman" w:cs="Times New Roman"/>
-          <w:color w:val="000000"/>
-          <w:sz w:val="24"/>
-          <w:szCs w:val="24"/>
-        </w:rPr>
-        <w:t>Заступи, спаси, помилуй і охорони нас, Боже, твоєю благодаттю.</w:t>
-      </w:r>
-    </w:p>
-    <w:p>
-      <w:pPr>
-        <w:spacing w:after="120"/>
-        <w:jc w:val="both"/>
-        <w:rPr>
-          <w:rFonts w:ascii="Times New Roman" w:hAnsi="Times New Roman" w:cs="Times New Roman"/>
-          <w:i/>
-          <w:color w:val="000000"/>
-          <w:sz w:val="24"/>
-          <w:szCs w:val="24"/>
-        </w:rPr>
-      </w:pPr>
-      <w:r>
-        <w:rPr>
-          <w:rFonts w:ascii="Times New Roman" w:hAnsi="Times New Roman" w:cs="Times New Roman"/>
-          <w:i/>
-          <w:color w:val="FF0000"/>
-          <w:sz w:val="24"/>
-          <w:szCs w:val="24"/>
-        </w:rPr>
-        <w:t>Вірні:</w:t>
-      </w:r>
-      <w:r>
-        <w:rPr>
-          <w:rFonts w:ascii="Times New Roman" w:hAnsi="Times New Roman" w:cs="Times New Roman"/>
-          <w:color w:val="000000"/>
-          <w:sz w:val="24"/>
-          <w:szCs w:val="24"/>
-        </w:rPr>
-        <w:t xml:space="preserve"> Господи, помилуй.</w:t>
-      </w:r>
-    </w:p>
-    <w:p>
-      <w:pPr>
-        <w:spacing w:after="120"/>
-        <w:jc w:val="both"/>
-        <w:rPr>
-          <w:rFonts w:ascii="Times New Roman" w:hAnsi="Times New Roman" w:cs="Times New Roman"/>
-          <w:i/>
-          <w:color w:val="000000"/>
-          <w:sz w:val="24"/>
-          <w:szCs w:val="24"/>
-        </w:rPr>
-      </w:pPr>
-      <w:r>
-        <w:rPr>
-          <w:rFonts w:ascii="Times New Roman" w:hAnsi="Times New Roman" w:cs="Times New Roman"/>
-          <w:color w:val="000000"/>
-          <w:sz w:val="24"/>
-          <w:szCs w:val="24"/>
-        </w:rPr>
-        <w:lastRenderedPageBreak/>
-        <w:t>Пресвяту, пречисту, преблагословенну, славну Владичицю нашу Богородицю і приснодіву Марію, з усіма святими пом'янувши, самі себе, і один одного, і все життя наше Христу</w:t>
-      </w:r>
-      <w:r>
-        <w:rPr>
-          <w:rFonts w:ascii="Times New Roman" w:hAnsi="Times New Roman" w:cs="Times New Roman"/>
-          <w:color w:val="000000"/>
-          <w:sz w:val="24"/>
-          <w:szCs w:val="24"/>
-        </w:rPr>
-        <w:t xml:space="preserve"> Богові віддаймо.</w:t>
-      </w:r>
-    </w:p>
-    <w:p>
-      <w:pPr>
-        <w:spacing w:after="120"/>
-        <w:jc w:val="both"/>
-        <w:rPr>
-          <w:rFonts w:ascii="Times New Roman" w:hAnsi="Times New Roman" w:cs="Times New Roman"/>
-          <w:i/>
-          <w:color w:val="000000"/>
-          <w:sz w:val="24"/>
-          <w:szCs w:val="24"/>
-        </w:rPr>
-      </w:pPr>
-      <w:r>
-        <w:rPr>
-          <w:rFonts w:ascii="Times New Roman" w:hAnsi="Times New Roman" w:cs="Times New Roman"/>
-          <w:i/>
-          <w:color w:val="FF0000"/>
-          <w:sz w:val="24"/>
-          <w:szCs w:val="24"/>
-        </w:rPr>
-        <w:t>Вірні:</w:t>
-      </w:r>
-      <w:r>
-        <w:rPr>
-          <w:rFonts w:ascii="Times New Roman" w:hAnsi="Times New Roman" w:cs="Times New Roman"/>
-          <w:color w:val="000000"/>
-          <w:sz w:val="24"/>
-          <w:szCs w:val="24"/>
-        </w:rPr>
-        <w:t xml:space="preserve"> Тобі, Господи.</w:t>
-      </w:r>
-    </w:p>
-    <w:p>
-      <w:pPr>
-        <w:spacing w:after="120"/>
-        <w:jc w:val="both"/>
-        <w:rPr>
-          <w:rFonts w:ascii="Times New Roman" w:hAnsi="Times New Roman" w:cs="Times New Roman"/>
-          <w:i/>
-          <w:sz w:val="24"/>
-          <w:szCs w:val="24"/>
-          <w:u w:val="single"/>
-        </w:rPr>
-      </w:pPr>
-      <w:r>
-        <w:rPr>
-          <w:rFonts w:ascii="Times New Roman" w:hAnsi="Times New Roman" w:cs="Times New Roman"/>
-          <w:sz w:val="24"/>
-          <w:szCs w:val="24"/>
-          <w:u w:val="single"/>
-        </w:rPr>
-        <w:t>[Від ночі лине дух наш до тебе, Боже, бо світлом є повеління твої на землі. Навчи нас у страсі твоєму виконувати правду й добро, бо тебе славимо як правдивого Бога нашого. Прихили вухо своє і вислухай нас, і пом'яни, Господи, тих, що є та що моляться з нам</w:t>
-      </w:r>
-      <w:r>
-        <w:rPr>
-          <w:rFonts w:ascii="Times New Roman" w:hAnsi="Times New Roman" w:cs="Times New Roman"/>
-          <w:sz w:val="24"/>
-          <w:szCs w:val="24"/>
-          <w:u w:val="single"/>
-        </w:rPr>
-        <w:t>и, всіх по імені, і спаси їх силою твоєю. Благослови людей твоїх і освяти спадкоємство твоє: мир світові твоєму даруй, церквам твоїм, священикам, владі, і всім людям.]</w:t>
-      </w:r>
-    </w:p>
-    <w:p>
-      <w:pPr>
-        <w:spacing w:after="120"/>
-        <w:jc w:val="both"/>
-        <w:rPr>
-          <w:rFonts w:ascii="Times New Roman" w:hAnsi="Times New Roman" w:cs="Times New Roman"/>
-          <w:sz w:val="24"/>
-          <w:szCs w:val="24"/>
-        </w:rPr>
-      </w:pPr>
-      <w:r>
-        <w:rPr>
-          <w:rFonts w:ascii="Times New Roman" w:hAnsi="Times New Roman"/>
-          <w:i/>
-          <w:color w:val="FF4400"/>
-          <w:sz w:val="24"/>
-        </w:rPr>
-        <w:t>Священик:</w:t>
-      </w:r>
-      <w:r>
-        <w:rPr>
-          <w:rFonts w:ascii="Times New Roman" w:hAnsi="Times New Roman"/>
-          <w:sz w:val="24"/>
-        </w:rPr>
-        <w:t xml:space="preserve"> Бо благословилося ім'я Твоє і прославилося царство Твоє, Отця, і Сина, і Святого Духа, нині і повсякчас, і на віки віків.</w:t>
-      </w:r>
-    </w:p>
-    <w:p>
-      <w:pPr>
-        <w:spacing w:after="120"/>
-        <w:jc w:val="both"/>
-        <w:rPr>
-          <w:rFonts w:ascii="Times New Roman" w:hAnsi="Times New Roman" w:cs="Times New Roman"/>
-          <w:sz w:val="24"/>
-          <w:szCs w:val="24"/>
-        </w:rPr>
-      </w:pPr>
-      <w:r>
-        <w:rPr>
-          <w:rFonts w:ascii="Times New Roman" w:hAnsi="Times New Roman" w:cs="Times New Roman"/>
-          <w:i/>
-          <w:color w:val="FF0000"/>
-          <w:sz w:val="24"/>
-          <w:szCs w:val="24"/>
-        </w:rPr>
-        <w:t>Вірні:</w:t>
-      </w:r>
-      <w:r>
-        <w:rPr>
-          <w:rFonts w:ascii="Times New Roman" w:hAnsi="Times New Roman" w:cs="Times New Roman"/>
-          <w:color w:val="FF0000"/>
-          <w:sz w:val="24"/>
-          <w:szCs w:val="24"/>
-        </w:rPr>
-        <w:t xml:space="preserve"> </w:t>
-      </w:r>
-      <w:r>
-        <w:rPr>
-          <w:rFonts w:ascii="Times New Roman" w:hAnsi="Times New Roman" w:cs="Times New Roman"/>
-          <w:sz w:val="24"/>
-          <w:szCs w:val="24"/>
-        </w:rPr>
-        <w:t>Амінь.</w:t>
-      </w:r>
-    </w:p>
-    <w:p>
-      <w:pPr>
-        <w:spacing w:after="120"/>
-        <w:jc w:val="both"/>
-        <w:rPr>
-          <w:rFonts w:ascii="Times New Roman" w:hAnsi="Times New Roman" w:cs="Times New Roman"/>
-          <w:sz w:val="24"/>
-          <w:szCs w:val="24"/>
-        </w:rPr>
-      </w:pPr>
+        <w:t>Перший сідальний</w:t>
+      </w:r>
+    </w:p>
+    <w:p>
+      <w:pPr>
+        <w:spacing w:after="120"/>
+        <w:jc w:val="both"/>
+        <w:rPr>
+          <w:rFonts w:ascii="Times New Roman" w:hAnsi="Times New Roman" w:cs="Times New Roman"/>
+          <w:sz w:val="24"/>
+          <w:szCs w:val="24"/>
+        </w:rPr>
+      </w:pPr>
+      <w:r>
+        <w:rPr>
+          <w:rFonts w:ascii="Times New Roman" w:hAnsi="Times New Roman" w:cs="Times New Roman"/>
+          <w:i/>
+          <w:color w:val="FF0000"/>
+          <w:sz w:val="24"/>
+          <w:szCs w:val="24"/>
+        </w:rPr>
+        <w:t>(г. 8):</w:t>
+      </w:r>
+      <w:r>
+        <w:rPr>
+          <w:rFonts w:ascii="Times New Roman" w:hAnsi="Times New Roman" w:cs="Times New Roman"/>
+          <w:sz w:val="24"/>
+          <w:szCs w:val="24"/>
+        </w:rPr>
+        <w:t xml:space="preserve"> Направляючи почування до неба і звикши до зоряної краси,* з них ти навчився пізнавати Владику всього.</w:t>
+      </w:r>
+      <w:r>
+        <w:rPr>
+          <w:rFonts w:ascii="Times New Roman" w:hAnsi="Times New Roman" w:cs="Times New Roman"/>
+          <w:sz w:val="24"/>
+          <w:szCs w:val="24"/>
+        </w:rPr>
+        <w:t>* Між ними появилася зброя хреста з написом,* що ним ти переможеш і станеш могутнім.* Тому, всечесний Костянтине, відкривши свої очі,* прочитавши письмо та навчившись з об'явлення,* моли Христа Бога, щоб подав відпущення гріхів тим,* що з любов'ю, святкуют</w:t>
+      </w:r>
+      <w:r>
+        <w:rPr>
+          <w:rFonts w:ascii="Times New Roman" w:hAnsi="Times New Roman" w:cs="Times New Roman"/>
+          <w:sz w:val="24"/>
+          <w:szCs w:val="24"/>
+        </w:rPr>
+        <w:t>ь твою пам'ять.</w:t>
+      </w:r>
+    </w:p>
+    <w:p>
+      <w:pPr>
+        <w:spacing w:after="120"/>
+        <w:jc w:val="both"/>
+        <w:rPr>
+          <w:rFonts w:ascii="Times New Roman" w:hAnsi="Times New Roman" w:cs="Times New Roman"/>
+          <w:color w:val="000000"/>
+          <w:sz w:val="24"/>
+          <w:szCs w:val="24"/>
+        </w:rPr>
+      </w:pPr>
+      <w:r>
+        <w:rPr>
+          <w:rFonts w:ascii="Times New Roman" w:hAnsi="Times New Roman" w:cs="Times New Roman"/>
+          <w:b/>
+          <w:sz w:val="24"/>
+          <w:szCs w:val="24"/>
+        </w:rPr>
+        <w:t>Слава і нині</w:t>
+      </w:r>
+      <w:r>
+        <w:rPr>
+          <w:rFonts w:ascii="Times New Roman" w:hAnsi="Times New Roman" w:cs="Times New Roman"/>
+          <w:sz w:val="24"/>
+          <w:szCs w:val="24"/>
+        </w:rPr>
+        <w:t xml:space="preserve">: </w:t>
+      </w:r>
+      <w:r>
+        <w:rPr>
+          <w:rFonts w:ascii="Times New Roman" w:hAnsi="Times New Roman" w:cs="Times New Roman"/>
+          <w:i/>
+          <w:color w:val="FF0000"/>
+          <w:sz w:val="24"/>
+          <w:szCs w:val="24"/>
+        </w:rPr>
+        <w:t>(г. 2):</w:t>
+      </w:r>
+      <w:r>
+        <w:rPr>
+          <w:rFonts w:ascii="Times New Roman" w:hAnsi="Times New Roman" w:cs="Times New Roman"/>
+          <w:color w:val="000000"/>
+          <w:sz w:val="24"/>
+          <w:szCs w:val="24"/>
+        </w:rPr>
+        <w:t> Згори зійшов ти, Христе,* і знову на висоту - до Отця свого піднявся на очах своїх учнів,* з якими й ми святкуємо й оспівуємо* твоє, Спасе, вознесіння.</w:t>
+      </w:r>
     </w:p>
     <w:p>
       <w:pPr>
@@ -15028,7 +14096,6 @@
         <w:jc w:val="center"/>
         <w:rPr>
           <w:rFonts w:ascii="Times New Roman" w:eastAsia="Times New Roman" w:hAnsi="Times New Roman" w:cs="Times New Roman"/>
-          <w:b/>
           <w:i/>
           <w:color w:val="FF0000"/>
         </w:rPr>
@@ -15040,68 +14107,282 @@
           <w:i/>
           <w:color w:val="FF0000"/>
         </w:rPr>
-        <w:t>Сідальний</w:t>
-      </w:r>
-    </w:p>
-    <w:p>
-      <w:pPr>
-        <w:spacing w:after="120"/>
-        <w:jc w:val="both"/>
-        <w:rPr>
-          <w:rFonts w:ascii="Times New Roman" w:hAnsi="Times New Roman" w:cs="Times New Roman"/>
-          <w:sz w:val="24"/>
-          <w:szCs w:val="24"/>
-        </w:rPr>
-      </w:pPr>
-      <w:r>
-        <w:rPr>
-          <w:rFonts w:ascii="Times New Roman" w:hAnsi="Times New Roman" w:cs="Times New Roman"/>
-          <w:i/>
-          <w:color w:val="FF0000"/>
-          <w:sz w:val="24"/>
-          <w:szCs w:val="24"/>
-        </w:rPr>
-        <w:t>(г. 4, подібний: Негайно поспіши):</w:t>
-      </w:r>
-      <w:r>
-        <w:rPr>
-          <w:rFonts w:ascii="Times New Roman" w:hAnsi="Times New Roman" w:cs="Times New Roman"/>
-          <w:sz w:val="24"/>
-          <w:szCs w:val="24"/>
-        </w:rPr>
-        <w:t xml:space="preserve"> Свята пам'ять твоя, Костянтине, угоднику Божий,* з'явилася нам і просвітила світлом богорозуміння кінці світу.* Ти бо між царями показав себе побожним,*</w:t>
-      </w:r>
-      <w:r>
-        <w:rPr>
-          <w:rFonts w:ascii="Times New Roman" w:hAnsi="Times New Roman" w:cs="Times New Roman"/>
-          <w:sz w:val="24"/>
-          <w:szCs w:val="24"/>
-        </w:rPr>
-        <w:t xml:space="preserve"> зберігаючи закони небесного Царя.* Тому спаси нас від спокус молитвами своїми.</w:t>
-      </w:r>
-    </w:p>
-    <w:p>
-      <w:pPr>
-        <w:spacing w:after="120"/>
-        <w:jc w:val="both"/>
-        <w:rPr>
-          <w:rFonts w:ascii="Times New Roman" w:hAnsi="Times New Roman" w:cs="Times New Roman"/>
-          <w:sz w:val="24"/>
-          <w:szCs w:val="24"/>
-        </w:rPr>
-      </w:pPr>
-      <w:r>
-        <w:rPr>
-          <w:rFonts w:ascii="Times New Roman" w:hAnsi="Times New Roman" w:cs="Times New Roman"/>
-          <w:b/>
-          <w:sz w:val="24"/>
-          <w:szCs w:val="24"/>
-        </w:rPr>
-        <w:t>Слава: і нині:</w:t>
-      </w:r>
-      <w:r>
-        <w:rPr>
-          <w:rFonts w:ascii="Times New Roman" w:hAnsi="Times New Roman" w:cs="Times New Roman"/>
+        <w:t>Мала єктенія</w:t>
+      </w:r>
+    </w:p>
+    <w:p>
+      <w:pPr>
+        <w:spacing w:after="120"/>
+        <w:jc w:val="both"/>
+        <w:rPr>
+          <w:rFonts w:ascii="Times New Roman" w:hAnsi="Times New Roman" w:cs="Times New Roman"/>
+          <w:i/>
+          <w:color w:val="000000"/>
+          <w:sz w:val="24"/>
+          <w:szCs w:val="24"/>
+        </w:rPr>
+      </w:pPr>
+      <w:r>
+        <w:rPr>
+          <w:rFonts w:ascii="Times New Roman" w:hAnsi="Times New Roman" w:cs="Times New Roman"/>
+          <w:color w:val="000000"/>
+          <w:sz w:val="24"/>
+          <w:szCs w:val="24"/>
+        </w:rPr>
+        <w:t>Ще і ще в мирі Господеві помолімся.</w:t>
+      </w:r>
+    </w:p>
+    <w:p>
+      <w:pPr>
+        <w:spacing w:after="120"/>
+        <w:jc w:val="both"/>
+        <w:rPr>
+          <w:rFonts w:ascii="Times New Roman" w:hAnsi="Times New Roman" w:cs="Times New Roman"/>
+          <w:i/>
+          <w:color w:val="000000"/>
+          <w:sz w:val="24"/>
+          <w:szCs w:val="24"/>
+        </w:rPr>
+      </w:pPr>
+      <w:r>
+        <w:rPr>
+          <w:rFonts w:ascii="Times New Roman" w:hAnsi="Times New Roman" w:cs="Times New Roman"/>
+          <w:i/>
+          <w:color w:val="FF0000"/>
+          <w:sz w:val="24"/>
+          <w:szCs w:val="24"/>
+        </w:rPr>
+        <w:t>Вірні:</w:t>
+      </w:r>
+      <w:r>
+        <w:rPr>
+          <w:rFonts w:ascii="Times New Roman" w:hAnsi="Times New Roman" w:cs="Times New Roman"/>
+          <w:color w:val="000000"/>
+          <w:sz w:val="24"/>
+          <w:szCs w:val="24"/>
+        </w:rPr>
+        <w:t xml:space="preserve"> Господи, помилуй.</w:t>
+      </w:r>
+    </w:p>
+    <w:p>
+      <w:pPr>
+        <w:spacing w:after="120"/>
+        <w:jc w:val="both"/>
+        <w:rPr>
+          <w:rFonts w:ascii="Times New Roman" w:hAnsi="Times New Roman" w:cs="Times New Roman"/>
+          <w:i/>
+          <w:color w:val="000000"/>
+          <w:sz w:val="24"/>
+          <w:szCs w:val="24"/>
+        </w:rPr>
+      </w:pPr>
+      <w:r>
+        <w:rPr>
+          <w:rFonts w:ascii="Times New Roman" w:hAnsi="Times New Roman" w:cs="Times New Roman"/>
+          <w:color w:val="000000"/>
+          <w:sz w:val="24"/>
+          <w:szCs w:val="24"/>
+        </w:rPr>
+        <w:t>Заступи, спаси, помилуй і охорони нас, Боже, твоєю благодаттю.</w:t>
+      </w:r>
+    </w:p>
+    <w:p>
+      <w:pPr>
+        <w:spacing w:after="120"/>
+        <w:jc w:val="both"/>
+        <w:rPr>
+          <w:rFonts w:ascii="Times New Roman" w:hAnsi="Times New Roman" w:cs="Times New Roman"/>
+          <w:i/>
+          <w:color w:val="000000"/>
+          <w:sz w:val="24"/>
+          <w:szCs w:val="24"/>
+        </w:rPr>
+      </w:pPr>
+      <w:r>
+        <w:rPr>
+          <w:rFonts w:ascii="Times New Roman" w:hAnsi="Times New Roman" w:cs="Times New Roman"/>
+          <w:i/>
+          <w:color w:val="FF0000"/>
+          <w:sz w:val="24"/>
+          <w:szCs w:val="24"/>
+        </w:rPr>
+        <w:t>Вірні:</w:t>
+      </w:r>
+      <w:r>
+        <w:rPr>
+          <w:rFonts w:ascii="Times New Roman" w:hAnsi="Times New Roman" w:cs="Times New Roman"/>
+          <w:color w:val="000000"/>
+          <w:sz w:val="24"/>
+          <w:szCs w:val="24"/>
+        </w:rPr>
+        <w:t xml:space="preserve"> Господи, помилуй.</w:t>
+      </w:r>
+    </w:p>
+    <w:p>
+      <w:pPr>
+        <w:spacing w:after="120"/>
+        <w:jc w:val="both"/>
+        <w:rPr>
+          <w:rFonts w:ascii="Times New Roman" w:hAnsi="Times New Roman" w:cs="Times New Roman"/>
+          <w:i/>
+          <w:color w:val="000000"/>
+          <w:sz w:val="24"/>
+          <w:szCs w:val="24"/>
+        </w:rPr>
+      </w:pPr>
+      <w:r>
+        <w:rPr>
+          <w:rFonts w:ascii="Times New Roman" w:hAnsi="Times New Roman" w:cs="Times New Roman"/>
+          <w:color w:val="000000"/>
+          <w:sz w:val="24"/>
+          <w:szCs w:val="24"/>
+        </w:rPr>
+        <w:t>Пресвяту, пречисту, преблагословенну, славну Владичицю нашу Богородицю і приснодіву Марію, з усіма святими пом'янувши, самі себе, і один одного, і вс</w:t>
+      </w:r>
+      <w:r>
+        <w:rPr>
+          <w:rFonts w:ascii="Times New Roman" w:hAnsi="Times New Roman" w:cs="Times New Roman"/>
+          <w:color w:val="000000"/>
+          <w:sz w:val="24"/>
+          <w:szCs w:val="24"/>
+        </w:rPr>
+        <w:t>е життя наше Христу Богові віддаймо.</w:t>
+      </w:r>
+    </w:p>
+    <w:p>
+      <w:pPr>
+        <w:spacing w:after="120"/>
+        <w:jc w:val="both"/>
+        <w:rPr>
+          <w:rFonts w:ascii="Times New Roman" w:hAnsi="Times New Roman" w:cs="Times New Roman"/>
+          <w:i/>
+          <w:color w:val="000000"/>
+          <w:sz w:val="24"/>
+          <w:szCs w:val="24"/>
+        </w:rPr>
+      </w:pPr>
+      <w:r>
+        <w:rPr>
+          <w:rFonts w:ascii="Times New Roman" w:hAnsi="Times New Roman" w:cs="Times New Roman"/>
+          <w:i/>
+          <w:color w:val="FF0000"/>
+          <w:sz w:val="24"/>
+          <w:szCs w:val="24"/>
+        </w:rPr>
+        <w:t>Вірні:</w:t>
+      </w:r>
+      <w:r>
+        <w:rPr>
+          <w:rFonts w:ascii="Times New Roman" w:hAnsi="Times New Roman" w:cs="Times New Roman"/>
+          <w:color w:val="000000"/>
+          <w:sz w:val="24"/>
+          <w:szCs w:val="24"/>
+        </w:rPr>
+        <w:t xml:space="preserve"> Тобі, Господи.</w:t>
+      </w:r>
+    </w:p>
+    <w:p>
+      <w:pPr>
+        <w:spacing w:after="120"/>
+        <w:jc w:val="both"/>
+        <w:rPr>
+          <w:rFonts w:ascii="Times New Roman" w:hAnsi="Times New Roman" w:cs="Times New Roman"/>
+          <w:sz w:val="24"/>
+          <w:szCs w:val="24"/>
+          <w:u w:val="single"/>
+        </w:rPr>
+      </w:pPr>
+      <w:r>
+        <w:rPr>
+          <w:rFonts w:ascii="Times New Roman" w:hAnsi="Times New Roman" w:cs="Times New Roman"/>
+          <w:sz w:val="24"/>
+          <w:szCs w:val="24"/>
+          <w:u w:val="single"/>
+        </w:rPr>
+        <w:t xml:space="preserve">[Боже й Отче Господа нашого Ісуса Христа! Ти підніс нас з постелі нашої і зібрав на годину молитви. Дай нам ласку відкрити уста наші і прийми наші подяки, що в наших силах, і навчи нас установ твоїх. Бо молитися як слід не вміємо, якщо ти, Господи, святим </w:t>
+      </w:r>
+      <w:r>
+        <w:rPr>
+          <w:rFonts w:ascii="Times New Roman" w:hAnsi="Times New Roman" w:cs="Times New Roman"/>
+          <w:sz w:val="24"/>
+          <w:szCs w:val="24"/>
+          <w:u w:val="single"/>
+        </w:rPr>
+        <w:t>твоїм Духом не навчиш нас. Тому молимося тобі: Даруй і прости, якщо ми згрішили аж до теперішньої години словом або ділом, або думкою, добровільно або недобровільно. Бо коли на провини будеш дивитися, Господи, Господи, то хто встоїться, бо в тебе є прощенн</w:t>
+      </w:r>
+      <w:r>
+        <w:rPr>
+          <w:rFonts w:ascii="Times New Roman" w:hAnsi="Times New Roman" w:cs="Times New Roman"/>
+          <w:sz w:val="24"/>
+          <w:szCs w:val="24"/>
+          <w:u w:val="single"/>
+        </w:rPr>
+        <w:t>я. Ти один святий, допоміжник сильний, захисник життя нашого, і тебе ми завжди оспівуватимемо.]</w:t>
+      </w:r>
+    </w:p>
+    <w:p>
+      <w:pPr>
+        <w:spacing w:after="120"/>
+        <w:jc w:val="both"/>
+        <w:rPr>
+          <w:rFonts w:ascii="Times New Roman" w:hAnsi="Times New Roman" w:cs="Times New Roman"/>
+          <w:sz w:val="24"/>
+          <w:szCs w:val="24"/>
+        </w:rPr>
+      </w:pPr>
+      <w:r>
+        <w:rPr>
+          <w:rFonts w:ascii="Times New Roman" w:hAnsi="Times New Roman" w:cs="Times New Roman"/>
+          <w:i/>
+          <w:color w:val="FF0000"/>
+          <w:sz w:val="24"/>
+          <w:szCs w:val="24"/>
+        </w:rPr>
+        <w:lastRenderedPageBreak/>
+        <w:t>Священик: </w:t>
+      </w:r>
+      <w:r>
+        <w:rPr>
+          <w:rFonts w:ascii="Times New Roman" w:hAnsi="Times New Roman" w:cs="Times New Roman"/>
+          <w:color w:val="000000"/>
+          <w:sz w:val="24"/>
+          <w:szCs w:val="24"/>
+        </w:rPr>
+        <w:t>Бо Ти благий і Чоловіколюбець Бог єси і Тобі славу возсилаємо Отцю, і Сину, і Святому Духові</w:t>
+      </w:r>
+      <w:r>
+        <w:rPr>
+          <w:rFonts w:ascii="Times New Roman" w:hAnsi="Times New Roman" w:cs="Times New Roman"/>
+          <w:sz w:val="24"/>
+          <w:szCs w:val="24"/>
+        </w:rPr>
+        <w:t>, нині і повсякчас, і на віки віків.</w:t>
+      </w:r>
+    </w:p>
+    <w:p>
+      <w:pPr>
+        <w:spacing w:after="120"/>
+        <w:jc w:val="both"/>
+        <w:rPr>
+          <w:rFonts w:ascii="Times New Roman" w:hAnsi="Times New Roman" w:cs="Times New Roman"/>
+          <w:sz w:val="24"/>
+          <w:szCs w:val="24"/>
+        </w:rPr>
+      </w:pPr>
+      <w:r>
+        <w:rPr>
+          <w:rFonts w:ascii="Times New Roman" w:hAnsi="Times New Roman" w:cs="Times New Roman"/>
+          <w:i/>
+          <w:color w:val="FF0000"/>
+          <w:sz w:val="24"/>
+          <w:szCs w:val="24"/>
+        </w:rPr>
+        <w:t>Вірні:</w:t>
+      </w:r>
+      <w:r>
+        <w:rPr>
+          <w:rFonts w:ascii="Times New Roman" w:hAnsi="Times New Roman" w:cs="Times New Roman"/>
+          <w:color w:val="FF0000"/>
           <w:sz w:val="24"/>
           <w:szCs w:val="24"/>
         </w:rPr>
@@ -15110,28 +14391,10 @@
       <w:r>
         <w:rPr>
           <w:rFonts w:ascii="Times New Roman" w:hAnsi="Times New Roman" w:cs="Times New Roman"/>
-          <w:i/>
-          <w:color w:val="FF0000"/>
-          <w:sz w:val="24"/>
-          <w:szCs w:val="24"/>
-        </w:rPr>
-        <w:t>(г. 5, подібний: Співбезначальне Слово):</w:t>
-      </w:r>
-      <w:r>
-        <w:rPr>
-          <w:rFonts w:ascii="Times New Roman" w:hAnsi="Times New Roman" w:cs="Times New Roman"/>
-          <w:sz w:val="24"/>
-          <w:szCs w:val="24"/>
-        </w:rPr>
-        <w:t xml:space="preserve"> Зійшов ти, Христе, з небес на землю* і, як Бог, воскресив подобу Адама,* що лежала в глибинах під владою аду.* З вознесі</w:t>
-      </w:r>
-      <w:r>
-        <w:rPr>
-          <w:rFonts w:ascii="Times New Roman" w:hAnsi="Times New Roman" w:cs="Times New Roman"/>
-          <w:sz w:val="24"/>
-          <w:szCs w:val="24"/>
-        </w:rPr>
-        <w:t>нням своїм на небеса ти підняв його* і з собою посадив на престолі Отця твого,* як милостивий та чоловіколюбний.</w:t>
+          <w:sz w:val="24"/>
+          <w:szCs w:val="24"/>
+        </w:rPr>
+        <w:t>Амінь.</w:t>
       </w:r>
     </w:p>
     <w:p>
@@ -15164,15 +14427,464 @@
           <w:i/>
           <w:color w:val="FF0000"/>
         </w:rPr>
-        <w:t>Степенна пісня. Антифон 1</w:t>
+        <w:t>Другий</w:t>
       </w:r>
       <w:r>
         <w:rPr>
           <w:rFonts w:ascii="Times New Roman" w:eastAsia="Times New Roman" w:hAnsi="Times New Roman" w:cs="Times New Roman"/>
-          <w:i/>
-          <w:color w:val="FF0000"/>
-        </w:rPr>
-        <w:t xml:space="preserve"> (глас 4)</w:t>
+          <w:b/>
+          <w:i/>
+          <w:color w:val="FF0000"/>
+        </w:rPr>
+        <w:t xml:space="preserve"> сідальний</w:t>
+      </w:r>
+    </w:p>
+    <w:p>
+      <w:pPr>
+        <w:spacing w:after="120"/>
+        <w:jc w:val="both"/>
+        <w:rPr>
+          <w:rFonts w:ascii="Times New Roman" w:hAnsi="Times New Roman" w:cs="Times New Roman"/>
+          <w:sz w:val="24"/>
+          <w:szCs w:val="24"/>
+        </w:rPr>
+      </w:pPr>
+      <w:r>
+        <w:rPr>
+          <w:rFonts w:ascii="Times New Roman" w:hAnsi="Times New Roman" w:cs="Times New Roman"/>
+          <w:i/>
+          <w:color w:val="FF0000"/>
+          <w:sz w:val="24"/>
+          <w:szCs w:val="24"/>
+        </w:rPr>
+        <w:t>(г. 6):</w:t>
+      </w:r>
+      <w:r>
+        <w:rPr>
+          <w:rFonts w:ascii="Times New Roman" w:hAnsi="Times New Roman" w:cs="Times New Roman"/>
+          <w:sz w:val="24"/>
+          <w:szCs w:val="24"/>
+        </w:rPr>
+        <w:t xml:space="preserve"> Творець сонця і всього створіння, розп'ятий на хресті,* призвав тебе, як світлу зорю, з неба зорями.* Йому ти найпершому віддав царську державу.* Тому величаємо тебе,* благочестивий царю Костянтине,* з богомудрою матір'ю Оленою.</w:t>
+      </w:r>
+    </w:p>
+    <w:p>
+      <w:pPr>
+        <w:spacing w:after="120"/>
+        <w:jc w:val="both"/>
+        <w:rPr>
+          <w:rFonts w:ascii="Times New Roman" w:hAnsi="Times New Roman" w:cs="Times New Roman"/>
+          <w:color w:val="000000"/>
+          <w:sz w:val="24"/>
+          <w:szCs w:val="24"/>
+        </w:rPr>
+      </w:pPr>
+      <w:r>
+        <w:rPr>
+          <w:rFonts w:ascii="Times New Roman" w:hAnsi="Times New Roman" w:cs="Times New Roman"/>
+          <w:b/>
+          <w:sz w:val="24"/>
+          <w:szCs w:val="24"/>
+        </w:rPr>
+        <w:t>Слава і нині</w:t>
+      </w:r>
+      <w:r>
+        <w:rPr>
+          <w:rFonts w:ascii="Times New Roman" w:hAnsi="Times New Roman" w:cs="Times New Roman"/>
+          <w:sz w:val="24"/>
+          <w:szCs w:val="24"/>
+        </w:rPr>
+        <w:t>:</w:t>
+      </w:r>
+      <w:r>
+        <w:rPr>
+          <w:rFonts w:ascii="Times New Roman" w:hAnsi="Times New Roman" w:cs="Times New Roman"/>
+          <w:i/>
+          <w:color w:val="FF0000"/>
+          <w:sz w:val="24"/>
+          <w:szCs w:val="24"/>
+        </w:rPr>
+        <w:t xml:space="preserve"> (г. 3, Красоті твого):</w:t>
+      </w:r>
+      <w:r>
+        <w:rPr>
+          <w:rFonts w:ascii="Times New Roman" w:hAnsi="Times New Roman" w:cs="Times New Roman"/>
+          <w:color w:val="000000"/>
+          <w:sz w:val="24"/>
+          <w:szCs w:val="24"/>
+        </w:rPr>
+        <w:t> Предвічне і безпочаткове Слово,* прийнявши людську природу, таїнственно її облаготворило і вознеслось на небо.* Ангели його супроводять і показують апостолам* того, хто виходить на небо з великою славою, і промовляють:*</w:t>
+      </w:r>
+      <w:r>
+        <w:rPr>
+          <w:rFonts w:ascii="Times New Roman" w:hAnsi="Times New Roman" w:cs="Times New Roman"/>
+          <w:color w:val="000000"/>
+          <w:sz w:val="24"/>
+          <w:szCs w:val="24"/>
+        </w:rPr>
+        <w:t xml:space="preserve"> Слава Богові, що возноситься на небо.</w:t>
+      </w:r>
+    </w:p>
+    <w:p>
+      <w:pPr>
+        <w:spacing w:after="120"/>
+        <w:jc w:val="both"/>
+        <w:rPr>
+          <w:rFonts w:ascii="Times New Roman" w:hAnsi="Times New Roman" w:cs="Times New Roman"/>
+          <w:i/>
+          <w:color w:val="FF0000"/>
+          <w:sz w:val="24"/>
+          <w:szCs w:val="24"/>
+        </w:rPr>
+      </w:pPr>
+    </w:p>
+    <w:p>
+      <w:pPr>
+        <w:pStyle w:val="2"/>
+        <w:spacing w:before="0" w:after="120"/>
+        <w:jc w:val="center"/>
+        <w:rPr>
+          <w:rFonts w:ascii="Times New Roman" w:eastAsia="Times New Roman" w:hAnsi="Times New Roman" w:cs="Times New Roman"/>
+          <w:b/>
+          <w:i/>
+          <w:color w:val="FF0000"/>
+          <w:sz w:val="24"/>
+          <w:szCs w:val="24"/>
+        </w:rPr>
+      </w:pPr>
+      <w:r>
+        <w:rPr>
+          <w:rFonts w:ascii="Times New Roman" w:eastAsia="Times New Roman" w:hAnsi="Times New Roman" w:cs="Times New Roman"/>
+          <w:b/>
+          <w:i/>
+          <w:color w:val="FF0000"/>
+          <w:sz w:val="24"/>
+          <w:szCs w:val="24"/>
+        </w:rPr>
+        <w:t>Полієлей</w:t>
+      </w:r>
+    </w:p>
+    <w:p>
+      <w:pPr>
+        <w:spacing w:after="120"/>
+        <w:jc w:val="both"/>
+        <w:rPr>
+          <w:rFonts w:ascii="Times New Roman" w:hAnsi="Times New Roman" w:cs="Times New Roman"/>
+          <w:sz w:val="24"/>
+          <w:szCs w:val="24"/>
+        </w:rPr>
+      </w:pPr>
+      <w:r>
+        <w:rPr>
+          <w:rFonts w:ascii="Times New Roman" w:hAnsi="Times New Roman" w:cs="Times New Roman"/>
+          <w:sz w:val="24"/>
+          <w:szCs w:val="24"/>
+        </w:rPr>
+        <w:t>Хваліте ім'я Господнє, хваліте, слуги Господні. Алилуя</w:t>
+      </w:r>
+      <w:r>
+        <w:rPr>
+          <w:rFonts w:ascii="Times New Roman" w:hAnsi="Times New Roman" w:cs="Times New Roman"/>
+          <w:i/>
+          <w:sz w:val="24"/>
+          <w:szCs w:val="24"/>
+        </w:rPr>
+        <w:t xml:space="preserve"> </w:t>
+      </w:r>
+      <w:r>
+        <w:rPr>
+          <w:rFonts w:ascii="Times New Roman" w:hAnsi="Times New Roman" w:cs="Times New Roman"/>
+          <w:i/>
+          <w:color w:val="FF0000"/>
+          <w:sz w:val="24"/>
+          <w:szCs w:val="24"/>
+        </w:rPr>
+        <w:t>(3 р.)</w:t>
+      </w:r>
+      <w:r>
+        <w:rPr>
+          <w:rFonts w:ascii="Times New Roman" w:hAnsi="Times New Roman" w:cs="Times New Roman"/>
+          <w:i/>
+          <w:sz w:val="24"/>
+          <w:szCs w:val="24"/>
+        </w:rPr>
+        <w:t>.</w:t>
+      </w:r>
+    </w:p>
+    <w:p>
+      <w:pPr>
+        <w:spacing w:after="120"/>
+        <w:jc w:val="both"/>
+        <w:rPr>
+          <w:rFonts w:ascii="Times New Roman" w:hAnsi="Times New Roman" w:cs="Times New Roman"/>
+          <w:sz w:val="24"/>
+          <w:szCs w:val="24"/>
+        </w:rPr>
+      </w:pPr>
+      <w:r>
+        <w:rPr>
+          <w:rFonts w:ascii="Times New Roman" w:hAnsi="Times New Roman" w:cs="Times New Roman"/>
+          <w:sz w:val="24"/>
+          <w:szCs w:val="24"/>
+        </w:rPr>
+        <w:t xml:space="preserve">Ви, що стоїте у храмі Господнім, у дворах дому Бога нашого. Алилуя </w:t>
+      </w:r>
+      <w:r>
+        <w:rPr>
+          <w:rFonts w:ascii="Times New Roman" w:hAnsi="Times New Roman" w:cs="Times New Roman"/>
+          <w:i/>
+          <w:color w:val="FF0000"/>
+          <w:sz w:val="24"/>
+          <w:szCs w:val="24"/>
+        </w:rPr>
+        <w:t>(3 р.)</w:t>
+      </w:r>
+      <w:r>
+        <w:rPr>
+          <w:rFonts w:ascii="Times New Roman" w:hAnsi="Times New Roman" w:cs="Times New Roman"/>
+          <w:i/>
+          <w:sz w:val="24"/>
+          <w:szCs w:val="24"/>
+        </w:rPr>
+        <w:t>.</w:t>
+      </w:r>
+    </w:p>
+    <w:p>
+      <w:pPr>
+        <w:spacing w:after="120"/>
+        <w:jc w:val="both"/>
+        <w:rPr>
+          <w:rFonts w:ascii="Times New Roman" w:hAnsi="Times New Roman" w:cs="Times New Roman"/>
+          <w:sz w:val="24"/>
+          <w:szCs w:val="24"/>
+        </w:rPr>
+      </w:pPr>
+      <w:r>
+        <w:rPr>
+          <w:rFonts w:ascii="Times New Roman" w:hAnsi="Times New Roman" w:cs="Times New Roman"/>
+          <w:sz w:val="24"/>
+          <w:szCs w:val="24"/>
+        </w:rPr>
+        <w:t>Господи, ім'я твоє повіки, і пам'ять твоя, о Господи, від роду й до р</w:t>
+      </w:r>
+      <w:r>
+        <w:rPr>
+          <w:rFonts w:ascii="Times New Roman" w:hAnsi="Times New Roman" w:cs="Times New Roman"/>
+          <w:sz w:val="24"/>
+          <w:szCs w:val="24"/>
+        </w:rPr>
+        <w:t xml:space="preserve">оду. Алилуя </w:t>
+      </w:r>
+      <w:r>
+        <w:rPr>
+          <w:rFonts w:ascii="Times New Roman" w:hAnsi="Times New Roman" w:cs="Times New Roman"/>
+          <w:i/>
+          <w:color w:val="FF0000"/>
+          <w:sz w:val="24"/>
+          <w:szCs w:val="24"/>
+        </w:rPr>
+        <w:t>(3 р.)</w:t>
+      </w:r>
+      <w:r>
+        <w:rPr>
+          <w:rFonts w:ascii="Times New Roman" w:hAnsi="Times New Roman" w:cs="Times New Roman"/>
+          <w:i/>
+          <w:sz w:val="24"/>
+          <w:szCs w:val="24"/>
+        </w:rPr>
+        <w:t>.</w:t>
+      </w:r>
+    </w:p>
+    <w:p>
+      <w:pPr>
+        <w:spacing w:after="120"/>
+        <w:jc w:val="both"/>
+        <w:rPr>
+          <w:rFonts w:ascii="Times New Roman" w:hAnsi="Times New Roman" w:cs="Times New Roman"/>
+          <w:sz w:val="24"/>
+          <w:szCs w:val="24"/>
+        </w:rPr>
+      </w:pPr>
+      <w:r>
+        <w:rPr>
+          <w:rFonts w:ascii="Times New Roman" w:hAnsi="Times New Roman" w:cs="Times New Roman"/>
+          <w:sz w:val="24"/>
+          <w:szCs w:val="24"/>
+        </w:rPr>
+        <w:t xml:space="preserve">Благословенний Господь із Сіону, що перебуває в Єрусалимі. Алилуя </w:t>
+      </w:r>
+      <w:r>
+        <w:rPr>
+          <w:rFonts w:ascii="Times New Roman" w:hAnsi="Times New Roman" w:cs="Times New Roman"/>
+          <w:i/>
+          <w:color w:val="FF0000"/>
+          <w:sz w:val="24"/>
+          <w:szCs w:val="24"/>
+        </w:rPr>
+        <w:t>(3 р.)</w:t>
+      </w:r>
+      <w:r>
+        <w:rPr>
+          <w:rFonts w:ascii="Times New Roman" w:hAnsi="Times New Roman" w:cs="Times New Roman"/>
+          <w:i/>
+          <w:sz w:val="24"/>
+          <w:szCs w:val="24"/>
+        </w:rPr>
+        <w:t>.</w:t>
+      </w:r>
+    </w:p>
+    <w:p>
+      <w:pPr>
+        <w:spacing w:after="120"/>
+        <w:jc w:val="both"/>
+        <w:rPr>
+          <w:rFonts w:ascii="Times New Roman" w:hAnsi="Times New Roman" w:cs="Times New Roman"/>
+          <w:sz w:val="24"/>
+          <w:szCs w:val="24"/>
+        </w:rPr>
+      </w:pPr>
+      <w:r>
+        <w:rPr>
+          <w:rFonts w:ascii="Times New Roman" w:hAnsi="Times New Roman" w:cs="Times New Roman"/>
+          <w:sz w:val="24"/>
+          <w:szCs w:val="24"/>
+        </w:rPr>
+        <w:t xml:space="preserve">Хваліте Господа, бо він добрий, – алилуя – бо милість його вічна. Алилуя </w:t>
+      </w:r>
+      <w:r>
+        <w:rPr>
+          <w:rFonts w:ascii="Times New Roman" w:hAnsi="Times New Roman" w:cs="Times New Roman"/>
+          <w:i/>
+          <w:color w:val="FF0000"/>
+          <w:sz w:val="24"/>
+          <w:szCs w:val="24"/>
+        </w:rPr>
+        <w:t>(3 р.)</w:t>
+      </w:r>
+      <w:r>
+        <w:rPr>
+          <w:rFonts w:ascii="Times New Roman" w:hAnsi="Times New Roman" w:cs="Times New Roman"/>
+          <w:i/>
+          <w:sz w:val="24"/>
+          <w:szCs w:val="24"/>
+        </w:rPr>
+        <w:t>.</w:t>
+      </w:r>
+    </w:p>
+    <w:p>
+      <w:pPr>
+        <w:spacing w:after="120"/>
+        <w:jc w:val="both"/>
+        <w:rPr>
+          <w:rFonts w:ascii="Times New Roman" w:hAnsi="Times New Roman" w:cs="Times New Roman"/>
+          <w:sz w:val="24"/>
+          <w:szCs w:val="24"/>
+        </w:rPr>
+      </w:pPr>
+      <w:r>
+        <w:rPr>
+          <w:rFonts w:ascii="Times New Roman" w:hAnsi="Times New Roman" w:cs="Times New Roman"/>
+          <w:sz w:val="24"/>
+          <w:szCs w:val="24"/>
+        </w:rPr>
+        <w:t xml:space="preserve">Розстелив землю над водами, – алилуя – бо милість його вічна. Алилуя </w:t>
+      </w:r>
+      <w:r>
+        <w:rPr>
+          <w:rFonts w:ascii="Times New Roman" w:hAnsi="Times New Roman" w:cs="Times New Roman"/>
+          <w:i/>
+          <w:color w:val="FF0000"/>
+          <w:sz w:val="24"/>
+          <w:szCs w:val="24"/>
+        </w:rPr>
+        <w:t>(3 р.)</w:t>
+      </w:r>
+      <w:r>
+        <w:rPr>
+          <w:rFonts w:ascii="Times New Roman" w:hAnsi="Times New Roman" w:cs="Times New Roman"/>
+          <w:i/>
+          <w:sz w:val="24"/>
+          <w:szCs w:val="24"/>
+        </w:rPr>
+        <w:t>.</w:t>
+      </w:r>
+    </w:p>
+    <w:p>
+      <w:pPr>
+        <w:spacing w:after="120"/>
+        <w:jc w:val="both"/>
+        <w:rPr>
+          <w:rFonts w:ascii="Times New Roman" w:hAnsi="Times New Roman" w:cs="Times New Roman"/>
+          <w:i/>
+          <w:sz w:val="24"/>
+          <w:szCs w:val="24"/>
+        </w:rPr>
+      </w:pPr>
+      <w:r>
+        <w:rPr>
+          <w:rFonts w:ascii="Times New Roman" w:hAnsi="Times New Roman" w:cs="Times New Roman"/>
+          <w:sz w:val="24"/>
+          <w:szCs w:val="24"/>
+        </w:rPr>
+        <w:t xml:space="preserve">І визволив від наших гнобителів, – алилуя – бо милість його вічна. Алилуя </w:t>
+      </w:r>
+      <w:r>
+        <w:rPr>
+          <w:rFonts w:ascii="Times New Roman" w:hAnsi="Times New Roman" w:cs="Times New Roman"/>
+          <w:i/>
+          <w:color w:val="FF0000"/>
+          <w:sz w:val="24"/>
+          <w:szCs w:val="24"/>
+        </w:rPr>
+        <w:t>(3 р.)</w:t>
+      </w:r>
+      <w:r>
+        <w:rPr>
+          <w:rFonts w:ascii="Times New Roman" w:hAnsi="Times New Roman" w:cs="Times New Roman"/>
+          <w:i/>
+          <w:sz w:val="24"/>
+          <w:szCs w:val="24"/>
+        </w:rPr>
+        <w:t>.</w:t>
+      </w:r>
+    </w:p>
+    <w:p>
+      <w:pPr>
+        <w:spacing w:after="120"/>
+        <w:jc w:val="both"/>
+        <w:rPr>
+          <w:rFonts w:ascii="Times New Roman" w:hAnsi="Times New Roman" w:cs="Times New Roman"/>
+          <w:i/>
+          <w:sz w:val="24"/>
+          <w:szCs w:val="24"/>
+        </w:rPr>
+      </w:pPr>
+      <w:r>
+        <w:rPr>
+          <w:rFonts w:ascii="Times New Roman" w:hAnsi="Times New Roman" w:cs="Times New Roman"/>
+          <w:sz w:val="24"/>
+          <w:szCs w:val="24"/>
+        </w:rPr>
+        <w:t xml:space="preserve">Прославляйте Бога небесного, – алилуя – бо милість його вічна. Алилуя </w:t>
+      </w:r>
+      <w:r>
+        <w:rPr>
+          <w:rFonts w:ascii="Times New Roman" w:hAnsi="Times New Roman" w:cs="Times New Roman"/>
+          <w:i/>
+          <w:color w:val="FF0000"/>
+          <w:sz w:val="24"/>
+          <w:szCs w:val="24"/>
+        </w:rPr>
+        <w:t>(3 р.)</w:t>
+      </w:r>
+      <w:r>
+        <w:rPr>
+          <w:rFonts w:ascii="Times New Roman" w:hAnsi="Times New Roman" w:cs="Times New Roman"/>
+          <w:i/>
+          <w:sz w:val="24"/>
+          <w:szCs w:val="24"/>
+        </w:rPr>
+        <w:t>.</w:t>
       </w:r>
     </w:p>
     <w:p>
@@ -15188,19 +14900,734 @@
         <w:jc w:val="both"/>
         <w:rPr>
           <w:rFonts w:ascii="Times New Roman" w:hAnsi="Times New Roman" w:cs="Times New Roman"/>
-          <w:color w:val="000000"/>
-          <w:sz w:val="24"/>
-          <w:szCs w:val="24"/>
-        </w:rPr>
-      </w:pPr>
-      <w:r>
-        <w:rPr>
-          <w:rFonts w:ascii="Times New Roman" w:hAnsi="Times New Roman" w:cs="Times New Roman"/>
-          <w:color w:val="000000"/>
-          <w:sz w:val="24"/>
-          <w:szCs w:val="24"/>
-        </w:rPr>
-        <w:t>Від юности моєї вельми воюють зі мною пристрасті,* але ти сам, Спасе мій, захорони мене і спаси.</w:t>
+          <w:i/>
+          <w:color w:val="FF0000"/>
+          <w:sz w:val="24"/>
+          <w:szCs w:val="24"/>
+        </w:rPr>
+      </w:pPr>
+    </w:p>
+    <w:p>
+      <w:pPr>
+        <w:pStyle w:val="3"/>
+        <w:spacing w:before="0" w:after="120"/>
+        <w:jc w:val="center"/>
+        <w:rPr>
+          <w:rFonts w:ascii="Times New Roman" w:eastAsia="Times New Roman" w:hAnsi="Times New Roman" w:cs="Times New Roman"/>
+          <w:b/>
+          <w:i/>
+          <w:color w:val="FF0000"/>
+        </w:rPr>
+      </w:pPr>
+      <w:r>
+        <w:rPr>
+          <w:rFonts w:ascii="Times New Roman" w:eastAsia="Times New Roman" w:hAnsi="Times New Roman" w:cs="Times New Roman"/>
+          <w:b/>
+          <w:i/>
+          <w:color w:val="FF0000"/>
+        </w:rPr>
+        <w:t>Величання</w:t>
+      </w:r>
+    </w:p>
+    <w:p>
+      <w:pPr>
+        <w:spacing w:after="120"/>
+        <w:jc w:val="both"/>
+        <w:rPr>
+          <w:rFonts w:ascii="Times New Roman" w:hAnsi="Times New Roman" w:cs="Times New Roman"/>
+          <w:sz w:val="24"/>
+          <w:szCs w:val="24"/>
+        </w:rPr>
+      </w:pPr>
+      <w:r>
+        <w:rPr>
+          <w:rFonts w:ascii="Times New Roman" w:hAnsi="Times New Roman" w:cs="Times New Roman"/>
+          <w:sz w:val="24"/>
+          <w:szCs w:val="24"/>
+        </w:rPr>
+        <w:t>Величаєм</w:t>
+      </w:r>
+      <w:r>
+        <w:rPr>
+          <w:rFonts w:ascii="Times New Roman" w:hAnsi="Times New Roman" w:cs="Times New Roman"/>
+          <w:sz w:val="24"/>
+          <w:szCs w:val="24"/>
+        </w:rPr>
+        <w:t>о вас, святі рівноапостольні Костянтине й Олено,* і шануємо вашу святу пам'ять,* ви бо молите за нас Христа Бога нашого.</w:t>
+      </w:r>
+    </w:p>
+    <w:p>
+      <w:pPr>
+        <w:spacing w:after="120"/>
+        <w:jc w:val="both"/>
+        <w:rPr>
+          <w:rFonts w:ascii="Times New Roman" w:hAnsi="Times New Roman" w:cs="Times New Roman"/>
+          <w:i/>
+          <w:sz w:val="24"/>
+          <w:szCs w:val="24"/>
+          <w:u w:val="single"/>
+        </w:rPr>
+      </w:pPr>
+      <w:r>
+        <w:rPr>
+          <w:rFonts w:ascii="Times New Roman" w:hAnsi="Times New Roman" w:cs="Times New Roman"/>
+          <w:i/>
+          <w:color w:val="FF0000"/>
+          <w:sz w:val="24"/>
+          <w:szCs w:val="24"/>
+        </w:rPr>
+        <w:t>Стих:</w:t>
+      </w:r>
+      <w:r>
+        <w:rPr>
+          <w:rFonts w:ascii="Times New Roman" w:hAnsi="Times New Roman" w:cs="Times New Roman"/>
+          <w:i/>
+          <w:sz w:val="24"/>
+          <w:szCs w:val="24"/>
+        </w:rPr>
+        <w:t xml:space="preserve"> </w:t>
+      </w:r>
+      <w:r>
+        <w:rPr>
+          <w:rFonts w:ascii="Times New Roman" w:hAnsi="Times New Roman" w:cs="Times New Roman"/>
+          <w:sz w:val="24"/>
+          <w:szCs w:val="24"/>
+          <w:u w:val="single"/>
+        </w:rPr>
+        <w:t>По всій землі ти наставив їх князями.</w:t>
+      </w:r>
+    </w:p>
+    <w:p>
+      <w:pPr>
+        <w:spacing w:after="120"/>
+        <w:jc w:val="both"/>
+        <w:rPr>
+          <w:rFonts w:ascii="Times New Roman" w:hAnsi="Times New Roman" w:cs="Times New Roman"/>
+          <w:i/>
+          <w:sz w:val="24"/>
+          <w:szCs w:val="24"/>
+          <w:u w:val="single"/>
+        </w:rPr>
+      </w:pPr>
+      <w:r>
+        <w:rPr>
+          <w:rFonts w:ascii="Times New Roman" w:hAnsi="Times New Roman" w:cs="Times New Roman"/>
+          <w:i/>
+          <w:color w:val="FF0000"/>
+          <w:sz w:val="24"/>
+          <w:szCs w:val="24"/>
+        </w:rPr>
+        <w:t>Стих:</w:t>
+      </w:r>
+      <w:r>
+        <w:rPr>
+          <w:rFonts w:ascii="Times New Roman" w:hAnsi="Times New Roman" w:cs="Times New Roman"/>
+          <w:i/>
+          <w:sz w:val="24"/>
+          <w:szCs w:val="24"/>
+        </w:rPr>
+        <w:t xml:space="preserve"> </w:t>
+      </w:r>
+      <w:r>
+        <w:rPr>
+          <w:rFonts w:ascii="Times New Roman" w:hAnsi="Times New Roman" w:cs="Times New Roman"/>
+          <w:sz w:val="24"/>
+          <w:szCs w:val="24"/>
+          <w:u w:val="single"/>
+        </w:rPr>
+        <w:t>Бог стоїть серед Божої громади, серед богів він судить.</w:t>
+      </w:r>
+    </w:p>
+    <w:p>
+      <w:pPr>
+        <w:spacing w:after="120"/>
+        <w:jc w:val="both"/>
+        <w:rPr>
+          <w:rFonts w:ascii="Times New Roman" w:hAnsi="Times New Roman" w:cs="Times New Roman"/>
+          <w:sz w:val="24"/>
+          <w:szCs w:val="24"/>
+          <w:u w:val="single"/>
+        </w:rPr>
+      </w:pPr>
+      <w:r>
+        <w:rPr>
+          <w:rFonts w:ascii="Times New Roman" w:hAnsi="Times New Roman" w:cs="Times New Roman"/>
+          <w:i/>
+          <w:color w:val="FF0000"/>
+          <w:sz w:val="24"/>
+          <w:szCs w:val="24"/>
+        </w:rPr>
+        <w:t>Стих:</w:t>
+      </w:r>
+      <w:r>
+        <w:rPr>
+          <w:rFonts w:ascii="Times New Roman" w:hAnsi="Times New Roman" w:cs="Times New Roman"/>
+          <w:i/>
+          <w:sz w:val="24"/>
+          <w:szCs w:val="24"/>
+        </w:rPr>
+        <w:t xml:space="preserve"> </w:t>
+      </w:r>
+      <w:r>
+        <w:rPr>
+          <w:rFonts w:ascii="Times New Roman" w:hAnsi="Times New Roman" w:cs="Times New Roman"/>
+          <w:sz w:val="24"/>
+          <w:szCs w:val="24"/>
+          <w:u w:val="single"/>
+        </w:rPr>
+        <w:t>Його блискавки освітлюють всесвіт.</w:t>
+      </w:r>
+    </w:p>
+    <w:p>
+      <w:pPr>
+        <w:spacing w:after="120"/>
+        <w:jc w:val="both"/>
+        <w:rPr>
+          <w:rFonts w:ascii="Times New Roman" w:hAnsi="Times New Roman" w:cs="Times New Roman"/>
+          <w:sz w:val="24"/>
+          <w:szCs w:val="24"/>
+        </w:rPr>
+      </w:pPr>
+      <w:r>
+        <w:rPr>
+          <w:rFonts w:ascii="Times New Roman" w:hAnsi="Times New Roman" w:cs="Times New Roman"/>
+          <w:b/>
+          <w:sz w:val="24"/>
+          <w:szCs w:val="24"/>
+        </w:rPr>
+        <w:t>Слава і нині</w:t>
+      </w:r>
+      <w:r>
+        <w:rPr>
+          <w:rFonts w:ascii="Times New Roman" w:hAnsi="Times New Roman" w:cs="Times New Roman"/>
+          <w:sz w:val="24"/>
+          <w:szCs w:val="24"/>
+        </w:rPr>
+        <w:t>:</w:t>
+      </w:r>
+    </w:p>
+    <w:p>
+      <w:pPr>
+        <w:spacing w:after="120"/>
+        <w:jc w:val="both"/>
+        <w:rPr>
+          <w:rFonts w:ascii="Times New Roman" w:hAnsi="Times New Roman" w:cs="Times New Roman"/>
+          <w:sz w:val="24"/>
+          <w:szCs w:val="24"/>
+        </w:rPr>
+      </w:pPr>
+      <w:r>
+        <w:rPr>
+          <w:rFonts w:ascii="Times New Roman" w:hAnsi="Times New Roman" w:cs="Times New Roman"/>
+          <w:sz w:val="24"/>
+          <w:szCs w:val="24"/>
+        </w:rPr>
+        <w:t xml:space="preserve">Алилуя, алилуя, алилуя: Слава тобі, Боже! </w:t>
+      </w:r>
+      <w:r>
+        <w:rPr>
+          <w:rFonts w:ascii="Times New Roman" w:hAnsi="Times New Roman" w:cs="Times New Roman"/>
+          <w:i/>
+          <w:color w:val="FF0000"/>
+          <w:sz w:val="24"/>
+          <w:szCs w:val="24"/>
+        </w:rPr>
+        <w:t>(3 р.)</w:t>
+      </w:r>
+    </w:p>
+    <w:p>
+      <w:pPr>
+        <w:spacing w:after="120"/>
+        <w:jc w:val="both"/>
+        <w:rPr>
+          <w:rFonts w:ascii="Times New Roman" w:hAnsi="Times New Roman" w:cs="Times New Roman"/>
+          <w:b/>
+          <w:color w:val="FF0000"/>
+          <w:sz w:val="24"/>
+          <w:szCs w:val="24"/>
+        </w:rPr>
+      </w:pPr>
+    </w:p>
+    <w:p>
+      <w:pPr>
+        <w:pStyle w:val="3"/>
+        <w:spacing w:before="0" w:after="120"/>
+        <w:jc w:val="center"/>
+        <w:rPr>
+          <w:rFonts w:ascii="Times New Roman" w:eastAsia="Times New Roman" w:hAnsi="Times New Roman" w:cs="Times New Roman"/>
+          <w:i/>
+          <w:color w:val="FF0000"/>
+        </w:rPr>
+      </w:pPr>
+      <w:r>
+        <w:rPr>
+          <w:rFonts w:ascii="Times New Roman" w:eastAsia="Times New Roman" w:hAnsi="Times New Roman" w:cs="Times New Roman"/>
+          <w:b/>
+          <w:i/>
+          <w:color w:val="FF0000"/>
+        </w:rPr>
+        <w:t>Мала єктенія</w:t>
+      </w:r>
+    </w:p>
+    <w:p>
+      <w:pPr>
+        <w:spacing w:after="120"/>
+        <w:jc w:val="both"/>
+        <w:rPr>
+          <w:rFonts w:ascii="Times New Roman" w:hAnsi="Times New Roman" w:cs="Times New Roman"/>
+          <w:i/>
+          <w:color w:val="000000"/>
+          <w:sz w:val="24"/>
+          <w:szCs w:val="24"/>
+        </w:rPr>
+      </w:pPr>
+      <w:r>
+        <w:rPr>
+          <w:rFonts w:ascii="Times New Roman" w:hAnsi="Times New Roman" w:cs="Times New Roman"/>
+          <w:color w:val="000000"/>
+          <w:sz w:val="24"/>
+          <w:szCs w:val="24"/>
+        </w:rPr>
+        <w:t>Ще і ще в мирі Господеві помолімся.</w:t>
+      </w:r>
+    </w:p>
+    <w:p>
+      <w:pPr>
+        <w:spacing w:after="120"/>
+        <w:jc w:val="both"/>
+        <w:rPr>
+          <w:rFonts w:ascii="Times New Roman" w:hAnsi="Times New Roman" w:cs="Times New Roman"/>
+          <w:i/>
+          <w:color w:val="000000"/>
+          <w:sz w:val="24"/>
+          <w:szCs w:val="24"/>
+        </w:rPr>
+      </w:pPr>
+      <w:r>
+        <w:rPr>
+          <w:rFonts w:ascii="Times New Roman" w:hAnsi="Times New Roman" w:cs="Times New Roman"/>
+          <w:i/>
+          <w:color w:val="FF0000"/>
+          <w:sz w:val="24"/>
+          <w:szCs w:val="24"/>
+        </w:rPr>
+        <w:t>Вірні:</w:t>
+      </w:r>
+      <w:r>
+        <w:rPr>
+          <w:rFonts w:ascii="Times New Roman" w:hAnsi="Times New Roman" w:cs="Times New Roman"/>
+          <w:color w:val="000000"/>
+          <w:sz w:val="24"/>
+          <w:szCs w:val="24"/>
+        </w:rPr>
+        <w:t xml:space="preserve"> Господи, помилуй.</w:t>
+      </w:r>
+    </w:p>
+    <w:p>
+      <w:pPr>
+        <w:spacing w:after="120"/>
+        <w:jc w:val="both"/>
+        <w:rPr>
+          <w:rFonts w:ascii="Times New Roman" w:hAnsi="Times New Roman" w:cs="Times New Roman"/>
+          <w:i/>
+          <w:color w:val="000000"/>
+          <w:sz w:val="24"/>
+          <w:szCs w:val="24"/>
+        </w:rPr>
+      </w:pPr>
+      <w:r>
+        <w:rPr>
+          <w:rFonts w:ascii="Times New Roman" w:hAnsi="Times New Roman" w:cs="Times New Roman"/>
+          <w:color w:val="000000"/>
+          <w:sz w:val="24"/>
+          <w:szCs w:val="24"/>
+        </w:rPr>
+        <w:t>Заступи, спаси, помилуй і охорони нас, Боже, твоєю благодаттю.</w:t>
+      </w:r>
+    </w:p>
+    <w:p>
+      <w:pPr>
+        <w:spacing w:after="120"/>
+        <w:jc w:val="both"/>
+        <w:rPr>
+          <w:rFonts w:ascii="Times New Roman" w:hAnsi="Times New Roman" w:cs="Times New Roman"/>
+          <w:i/>
+          <w:color w:val="000000"/>
+          <w:sz w:val="24"/>
+          <w:szCs w:val="24"/>
+        </w:rPr>
+      </w:pPr>
+      <w:r>
+        <w:rPr>
+          <w:rFonts w:ascii="Times New Roman" w:hAnsi="Times New Roman" w:cs="Times New Roman"/>
+          <w:i/>
+          <w:color w:val="FF0000"/>
+          <w:sz w:val="24"/>
+          <w:szCs w:val="24"/>
+        </w:rPr>
+        <w:t>Вірні:</w:t>
+      </w:r>
+      <w:r>
+        <w:rPr>
+          <w:rFonts w:ascii="Times New Roman" w:hAnsi="Times New Roman" w:cs="Times New Roman"/>
+          <w:color w:val="000000"/>
+          <w:sz w:val="24"/>
+          <w:szCs w:val="24"/>
+        </w:rPr>
+        <w:t xml:space="preserve"> Господи, помилуй.</w:t>
+      </w:r>
+    </w:p>
+    <w:p>
+      <w:pPr>
+        <w:spacing w:after="120"/>
+        <w:jc w:val="both"/>
+        <w:rPr>
+          <w:rFonts w:ascii="Times New Roman" w:hAnsi="Times New Roman" w:cs="Times New Roman"/>
+          <w:i/>
+          <w:color w:val="000000"/>
+          <w:sz w:val="24"/>
+          <w:szCs w:val="24"/>
+        </w:rPr>
+      </w:pPr>
+      <w:r>
+        <w:rPr>
+          <w:rFonts w:ascii="Times New Roman" w:hAnsi="Times New Roman" w:cs="Times New Roman"/>
+          <w:color w:val="000000"/>
+          <w:sz w:val="24"/>
+          <w:szCs w:val="24"/>
+        </w:rPr>
+        <w:lastRenderedPageBreak/>
+        <w:t>Пресвяту, пречисту, преблагословенну, славну Владичицю нашу Богородицю і приснодіву Марію, з усіма святими пом'янувши, самі себе, і один одного, і все життя наше Христу</w:t>
+      </w:r>
+      <w:r>
+        <w:rPr>
+          <w:rFonts w:ascii="Times New Roman" w:hAnsi="Times New Roman" w:cs="Times New Roman"/>
+          <w:color w:val="000000"/>
+          <w:sz w:val="24"/>
+          <w:szCs w:val="24"/>
+        </w:rPr>
+        <w:t xml:space="preserve"> Богові віддаймо.</w:t>
+      </w:r>
+    </w:p>
+    <w:p>
+      <w:pPr>
+        <w:spacing w:after="120"/>
+        <w:jc w:val="both"/>
+        <w:rPr>
+          <w:rFonts w:ascii="Times New Roman" w:hAnsi="Times New Roman" w:cs="Times New Roman"/>
+          <w:i/>
+          <w:color w:val="000000"/>
+          <w:sz w:val="24"/>
+          <w:szCs w:val="24"/>
+        </w:rPr>
+      </w:pPr>
+      <w:r>
+        <w:rPr>
+          <w:rFonts w:ascii="Times New Roman" w:hAnsi="Times New Roman" w:cs="Times New Roman"/>
+          <w:i/>
+          <w:color w:val="FF0000"/>
+          <w:sz w:val="24"/>
+          <w:szCs w:val="24"/>
+        </w:rPr>
+        <w:t>Вірні:</w:t>
+      </w:r>
+      <w:r>
+        <w:rPr>
+          <w:rFonts w:ascii="Times New Roman" w:hAnsi="Times New Roman" w:cs="Times New Roman"/>
+          <w:color w:val="000000"/>
+          <w:sz w:val="24"/>
+          <w:szCs w:val="24"/>
+        </w:rPr>
+        <w:t xml:space="preserve"> Тобі, Господи.</w:t>
+      </w:r>
+    </w:p>
+    <w:p>
+      <w:pPr>
+        <w:spacing w:after="120"/>
+        <w:jc w:val="both"/>
+        <w:rPr>
+          <w:rFonts w:ascii="Times New Roman" w:hAnsi="Times New Roman" w:cs="Times New Roman"/>
+          <w:i/>
+          <w:sz w:val="24"/>
+          <w:szCs w:val="24"/>
+          <w:u w:val="single"/>
+        </w:rPr>
+      </w:pPr>
+      <w:r>
+        <w:rPr>
+          <w:rFonts w:ascii="Times New Roman" w:hAnsi="Times New Roman" w:cs="Times New Roman"/>
+          <w:sz w:val="24"/>
+          <w:szCs w:val="24"/>
+          <w:u w:val="single"/>
+        </w:rPr>
+        <w:t>[Від ночі лине дух наш до тебе, Боже, бо світлом є повеління твої на землі. Навчи нас у страсі твоєму виконувати правду й добро, бо тебе славимо як правдивого Бога нашого. Прихили вухо своє і вислухай нас, і пом'яни, Господи, тих, що є та що моляться з нам</w:t>
+      </w:r>
+      <w:r>
+        <w:rPr>
+          <w:rFonts w:ascii="Times New Roman" w:hAnsi="Times New Roman" w:cs="Times New Roman"/>
+          <w:sz w:val="24"/>
+          <w:szCs w:val="24"/>
+          <w:u w:val="single"/>
+        </w:rPr>
+        <w:t>и, всіх по імені, і спаси їх силою твоєю. Благослови людей твоїх і освяти спадкоємство твоє: мир світові твоєму даруй, церквам твоїм, священикам, владі, і всім людям.]</w:t>
+      </w:r>
+    </w:p>
+    <w:p>
+      <w:pPr>
+        <w:spacing w:after="120"/>
+        <w:jc w:val="both"/>
+        <w:rPr>
+          <w:rFonts w:ascii="Times New Roman" w:hAnsi="Times New Roman" w:cs="Times New Roman"/>
+          <w:sz w:val="24"/>
+          <w:szCs w:val="24"/>
+        </w:rPr>
+      </w:pPr>
+      <w:r>
+        <w:rPr>
+          <w:rFonts w:ascii="Times New Roman" w:hAnsi="Times New Roman" w:cs="Times New Roman"/>
+          <w:i/>
+          <w:color w:val="FF0000"/>
+          <w:sz w:val="24"/>
+          <w:szCs w:val="24"/>
+        </w:rPr>
+        <w:t>Священик: </w:t>
+      </w:r>
+      <w:r>
+        <w:rPr>
+          <w:rFonts w:ascii="Times New Roman" w:hAnsi="Times New Roman" w:cs="Times New Roman"/>
+          <w:sz w:val="24"/>
+          <w:szCs w:val="24"/>
+        </w:rPr>
+        <w:t xml:space="preserve">Бо благословилося ім'я Твоє і прославилося царство Твоє, </w:t>
+      </w:r>
+      <w:r>
+        <w:rPr>
+          <w:rFonts w:ascii="Times New Roman" w:hAnsi="Times New Roman" w:cs="Times New Roman"/>
+          <w:color w:val="000000"/>
+          <w:sz w:val="24"/>
+          <w:szCs w:val="24"/>
+        </w:rPr>
+        <w:t>Отця, і Сина, і Свято</w:t>
+      </w:r>
+      <w:r>
+        <w:rPr>
+          <w:rFonts w:ascii="Times New Roman" w:hAnsi="Times New Roman" w:cs="Times New Roman"/>
+          <w:color w:val="000000"/>
+          <w:sz w:val="24"/>
+          <w:szCs w:val="24"/>
+        </w:rPr>
+        <w:t>го Духа</w:t>
+      </w:r>
+      <w:r>
+        <w:rPr>
+          <w:rFonts w:ascii="Times New Roman" w:hAnsi="Times New Roman" w:cs="Times New Roman"/>
+          <w:sz w:val="24"/>
+          <w:szCs w:val="24"/>
+        </w:rPr>
+        <w:t>, нині і повсякчас, і на віки віків.</w:t>
+      </w:r>
+    </w:p>
+    <w:p>
+      <w:pPr>
+        <w:spacing w:after="120"/>
+        <w:jc w:val="both"/>
+        <w:rPr>
+          <w:rFonts w:ascii="Times New Roman" w:hAnsi="Times New Roman" w:cs="Times New Roman"/>
+          <w:sz w:val="24"/>
+          <w:szCs w:val="24"/>
+        </w:rPr>
+      </w:pPr>
+      <w:r>
+        <w:rPr>
+          <w:rFonts w:ascii="Times New Roman" w:hAnsi="Times New Roman" w:cs="Times New Roman"/>
+          <w:i/>
+          <w:color w:val="FF0000"/>
+          <w:sz w:val="24"/>
+          <w:szCs w:val="24"/>
+        </w:rPr>
+        <w:t>Вірні:</w:t>
+      </w:r>
+      <w:r>
+        <w:rPr>
+          <w:rFonts w:ascii="Times New Roman" w:hAnsi="Times New Roman" w:cs="Times New Roman"/>
+          <w:color w:val="FF0000"/>
+          <w:sz w:val="24"/>
+          <w:szCs w:val="24"/>
+        </w:rPr>
+        <w:t xml:space="preserve"> </w:t>
+      </w:r>
+      <w:r>
+        <w:rPr>
+          <w:rFonts w:ascii="Times New Roman" w:hAnsi="Times New Roman" w:cs="Times New Roman"/>
+          <w:sz w:val="24"/>
+          <w:szCs w:val="24"/>
+        </w:rPr>
+        <w:t>Амінь.</w:t>
+      </w:r>
+    </w:p>
+    <w:p>
+      <w:pPr>
+        <w:spacing w:after="120"/>
+        <w:jc w:val="both"/>
+        <w:rPr>
+          <w:rFonts w:ascii="Times New Roman" w:hAnsi="Times New Roman" w:cs="Times New Roman"/>
+          <w:sz w:val="24"/>
+          <w:szCs w:val="24"/>
+        </w:rPr>
+      </w:pPr>
+    </w:p>
+    <w:p>
+      <w:pPr>
+        <w:pStyle w:val="3"/>
+        <w:spacing w:before="0" w:after="120"/>
+        <w:jc w:val="center"/>
+        <w:rPr>
+          <w:rFonts w:ascii="Times New Roman" w:eastAsia="Times New Roman" w:hAnsi="Times New Roman" w:cs="Times New Roman"/>
+          <w:b/>
+          <w:i/>
+          <w:color w:val="FF0000"/>
+        </w:rPr>
+      </w:pPr>
+      <w:r>
+        <w:rPr>
+          <w:rFonts w:ascii="Times New Roman" w:eastAsia="Times New Roman" w:hAnsi="Times New Roman" w:cs="Times New Roman"/>
+          <w:b/>
+          <w:i/>
+          <w:color w:val="FF0000"/>
+        </w:rPr>
+        <w:t>Сідальний</w:t>
+      </w:r>
+    </w:p>
+    <w:p>
+      <w:pPr>
+        <w:spacing w:after="120"/>
+        <w:jc w:val="both"/>
+        <w:rPr>
+          <w:rFonts w:ascii="Times New Roman" w:hAnsi="Times New Roman" w:cs="Times New Roman"/>
+          <w:sz w:val="24"/>
+          <w:szCs w:val="24"/>
+        </w:rPr>
+      </w:pPr>
+      <w:r>
+        <w:rPr>
+          <w:rFonts w:ascii="Times New Roman" w:hAnsi="Times New Roman" w:cs="Times New Roman"/>
+          <w:i/>
+          <w:color w:val="FF0000"/>
+          <w:sz w:val="24"/>
+          <w:szCs w:val="24"/>
+        </w:rPr>
+        <w:t>(г. 4, подібний: Негайно поспіши):</w:t>
+      </w:r>
+      <w:r>
+        <w:rPr>
+          <w:rFonts w:ascii="Times New Roman" w:hAnsi="Times New Roman" w:cs="Times New Roman"/>
+          <w:sz w:val="24"/>
+          <w:szCs w:val="24"/>
+        </w:rPr>
+        <w:t xml:space="preserve"> Свята пам'ять твоя, Костянтине, угоднику Божий,* з'явилася нам і просвітила світлом богорозуміння кінці світу.* Ти бо між царями показав себе побожним,*</w:t>
+      </w:r>
+      <w:r>
+        <w:rPr>
+          <w:rFonts w:ascii="Times New Roman" w:hAnsi="Times New Roman" w:cs="Times New Roman"/>
+          <w:sz w:val="24"/>
+          <w:szCs w:val="24"/>
+        </w:rPr>
+        <w:t xml:space="preserve"> зберігаючи закони небесного Царя.* Тому спаси нас від спокус молитвами своїми.</w:t>
+      </w:r>
+    </w:p>
+    <w:p>
+      <w:pPr>
+        <w:spacing w:after="120"/>
+        <w:jc w:val="both"/>
+        <w:rPr>
+          <w:rFonts w:ascii="Times New Roman" w:hAnsi="Times New Roman" w:cs="Times New Roman"/>
+          <w:sz w:val="24"/>
+          <w:szCs w:val="24"/>
+        </w:rPr>
+      </w:pPr>
+      <w:r>
+        <w:rPr>
+          <w:rFonts w:ascii="Times New Roman" w:hAnsi="Times New Roman" w:cs="Times New Roman"/>
+          <w:b/>
+          <w:sz w:val="24"/>
+          <w:szCs w:val="24"/>
+        </w:rPr>
+        <w:t>Слава: і нині:</w:t>
+      </w:r>
+      <w:r>
+        <w:rPr>
+          <w:rFonts w:ascii="Times New Roman" w:hAnsi="Times New Roman" w:cs="Times New Roman"/>
+          <w:sz w:val="24"/>
+          <w:szCs w:val="24"/>
+        </w:rPr>
+        <w:t xml:space="preserve"> </w:t>
+      </w:r>
+      <w:r>
+        <w:rPr>
+          <w:rFonts w:ascii="Times New Roman" w:hAnsi="Times New Roman" w:cs="Times New Roman"/>
+          <w:i/>
+          <w:color w:val="FF0000"/>
+          <w:sz w:val="24"/>
+          <w:szCs w:val="24"/>
+        </w:rPr>
+        <w:t>(г. 5, подібний: Співбезначальне Слово):</w:t>
+      </w:r>
+      <w:r>
+        <w:rPr>
+          <w:rFonts w:ascii="Times New Roman" w:hAnsi="Times New Roman" w:cs="Times New Roman"/>
+          <w:sz w:val="24"/>
+          <w:szCs w:val="24"/>
+        </w:rPr>
+        <w:t xml:space="preserve"> Зійшов ти, Христе, з небес на землю* і, як Бог, воскресив подобу Адама,* що лежала в глибинах під владою аду.* З вознесі</w:t>
+      </w:r>
+      <w:r>
+        <w:rPr>
+          <w:rFonts w:ascii="Times New Roman" w:hAnsi="Times New Roman" w:cs="Times New Roman"/>
+          <w:sz w:val="24"/>
+          <w:szCs w:val="24"/>
+        </w:rPr>
+        <w:t>нням своїм на небеса ти підняв його* і з собою посадив на престолі Отця твого,* як милостивий та чоловіколюбний.</w:t>
+      </w:r>
+    </w:p>
+    <w:p>
+      <w:pPr>
+        <w:spacing w:after="120"/>
+        <w:jc w:val="both"/>
+        <w:rPr>
+          <w:rFonts w:ascii="Times New Roman" w:hAnsi="Times New Roman" w:cs="Times New Roman"/>
+          <w:sz w:val="24"/>
+          <w:szCs w:val="24"/>
+        </w:rPr>
+      </w:pPr>
+    </w:p>
+    <w:p>
+      <w:pPr>
+        <w:pStyle w:val="3"/>
+        <w:spacing w:before="0" w:after="120"/>
+        <w:jc w:val="center"/>
+        <w:rPr>
+          <w:rFonts w:ascii="Times New Roman" w:eastAsia="Times New Roman" w:hAnsi="Times New Roman" w:cs="Times New Roman"/>
+          <w:b/>
+          <w:i/>
+          <w:color w:val="FF0000"/>
+        </w:rPr>
+      </w:pPr>
+      <w:r>
+        <w:rPr>
+          <w:rFonts w:ascii="Times New Roman" w:eastAsia="Times New Roman" w:hAnsi="Times New Roman" w:cs="Times New Roman"/>
+          <w:b/>
+          <w:i/>
+          <w:color w:val="FF0000"/>
+        </w:rPr>
+        <w:t>Степенна пісня. Антифон 1</w:t>
+      </w:r>
+      <w:r>
+        <w:rPr>
+          <w:rFonts w:ascii="Times New Roman" w:eastAsia="Times New Roman" w:hAnsi="Times New Roman" w:cs="Times New Roman"/>
+          <w:i/>
+          <w:color w:val="FF0000"/>
+        </w:rPr>
+        <w:t xml:space="preserve"> (глас 4)</w:t>
       </w:r>
     </w:p>
     <w:p>
@@ -15228,6 +15655,34 @@
           <w:sz w:val="24"/>
           <w:szCs w:val="24"/>
         </w:rPr>
+        <w:t>Від юности моєї вельми воюють зі мною пристрасті,* але ти сам, Спасе мій, захорони мене і спаси.</w:t>
+      </w:r>
+    </w:p>
+    <w:p>
+      <w:pPr>
+        <w:pBdr>
+          <w:top w:val="nil"/>
+          <w:left w:val="nil"/>
+          <w:bottom w:val="nil"/>
+          <w:right w:val="nil"/>
+          <w:between w:val="nil"/>
+        </w:pBdr>
+        <w:spacing w:after="120"/>
+        <w:jc w:val="both"/>
+        <w:rPr>
+          <w:rFonts w:ascii="Times New Roman" w:hAnsi="Times New Roman" w:cs="Times New Roman"/>
+          <w:color w:val="000000"/>
+          <w:sz w:val="24"/>
+          <w:szCs w:val="24"/>
+        </w:rPr>
+      </w:pPr>
+      <w:r>
+        <w:rPr>
+          <w:rFonts w:ascii="Times New Roman" w:hAnsi="Times New Roman" w:cs="Times New Roman"/>
+          <w:color w:val="000000"/>
+          <w:sz w:val="24"/>
+          <w:szCs w:val="24"/>
+        </w:rPr>
         <w:t>Ненависники Сіону, ви будете засоромлені Господом,* бо як трава від вогню всохнете.</w:t>
       </w:r>
     </w:p>
@@ -15355,17 +15810,19 @@
       </w:pPr>
       <w:r>
         <w:rPr>
-          <w:rFonts w:ascii="Times New Roman" w:hAnsi="Times New Roman"/>
-          <w:i/>
-          <w:color w:val="FF4400"/>
-          <w:sz w:val="24"/>
+          <w:rFonts w:ascii="Times New Roman" w:hAnsi="Times New Roman" w:cs="Times New Roman"/>
+          <w:i/>
+          <w:color w:val="FF0000"/>
+          <w:sz w:val="24"/>
+          <w:szCs w:val="24"/>
         </w:rPr>
         <w:t>Священик:</w:t>
       </w:r>
       <w:r>
         <w:rPr>
-          <w:rFonts w:ascii="Times New Roman" w:hAnsi="Times New Roman"/>
-          <w:sz w:val="24"/>
+          <w:rFonts w:ascii="Times New Roman" w:hAnsi="Times New Roman" w:cs="Times New Roman"/>
+          <w:sz w:val="24"/>
+          <w:szCs w:val="24"/>
         </w:rPr>
         <w:t xml:space="preserve"> Мир всім.</w:t>
       </w:r>
@@ -15628,19 +16085,29 @@
       </w:pPr>
       <w:r>
         <w:rPr>
-          <w:rFonts w:ascii="Times New Roman" w:hAnsi="Times New Roman"/>
-          <w:i/>
-          <w:color w:val="FF4400"/>
-          <w:sz w:val="24"/>
+          <w:rFonts w:ascii="Times New Roman" w:hAnsi="Times New Roman" w:cs="Times New Roman"/>
+          <w:i/>
+          <w:color w:val="FF0000"/>
+          <w:sz w:val="24"/>
+          <w:szCs w:val="24"/>
         </w:rPr>
         <w:t>Священик:</w:t>
       </w:r>
       <w:r>
         <w:rPr>
-          <w:rFonts w:ascii="Times New Roman" w:hAnsi="Times New Roman"/>
-          <w:sz w:val="24"/>
-        </w:rPr>
-        <w:t xml:space="preserve"> Бо ти святий єси, Боже наш, і в святині перебуваєш, і ми тобі славу віддаємо: Отцю, і Сину, і Святому Духові, нині і повсякчас, і на віки віків.</w:t>
+          <w:rFonts w:ascii="Times New Roman" w:hAnsi="Times New Roman" w:cs="Times New Roman"/>
+          <w:sz w:val="24"/>
+          <w:szCs w:val="24"/>
+        </w:rPr>
+        <w:t xml:space="preserve"> Бо ти святий єси, Боже наш, і в святині перебуваєш, і ми тобі славу віддаємо: Отцю, і </w:t>
+      </w:r>
+      <w:r>
+        <w:rPr>
+          <w:rFonts w:ascii="Times New Roman" w:hAnsi="Times New Roman" w:cs="Times New Roman"/>
+          <w:sz w:val="24"/>
+          <w:szCs w:val="24"/>
+        </w:rPr>
+        <w:t>Сину, і Святому Духові, нині і повсякчас, і на віки віків.</w:t>
       </w:r>
     </w:p>
     <w:p>
@@ -15922,19 +16389,30 @@
       </w:pPr>
       <w:r>
         <w:rPr>
-          <w:rFonts w:ascii="Times New Roman" w:hAnsi="Times New Roman"/>
-          <w:i/>
-          <w:color w:val="FF4400"/>
-          <w:sz w:val="24"/>
+          <w:rFonts w:ascii="Times New Roman" w:hAnsi="Times New Roman" w:cs="Times New Roman"/>
+          <w:i/>
+          <w:color w:val="FF0000"/>
+          <w:sz w:val="24"/>
+          <w:szCs w:val="24"/>
         </w:rPr>
         <w:t>Священик:</w:t>
       </w:r>
       <w:r>
         <w:rPr>
-          <w:rFonts w:ascii="Times New Roman" w:hAnsi="Times New Roman"/>
-          <w:sz w:val="24"/>
-        </w:rPr>
-        <w:t xml:space="preserve"> Мир всім!</w:t>
+          <w:rFonts w:ascii="Times New Roman" w:hAnsi="Times New Roman" w:cs="Times New Roman"/>
+          <w:color w:val="FF0000"/>
+          <w:sz w:val="24"/>
+          <w:szCs w:val="24"/>
+        </w:rPr>
+        <w:t xml:space="preserve"> </w:t>
+      </w:r>
+      <w:r>
+        <w:rPr>
+          <w:rFonts w:ascii="Times New Roman" w:hAnsi="Times New Roman" w:cs="Times New Roman"/>
+          <w:sz w:val="24"/>
+          <w:szCs w:val="24"/>
+        </w:rPr>
+        <w:t>Мир всім!</w:t>
       </w:r>
     </w:p>
     <w:p>
@@ -15978,19 +16456,47 @@
       </w:pPr>
       <w:r>
         <w:rPr>
-          <w:rFonts w:ascii="Times New Roman" w:hAnsi="Times New Roman"/>
-          <w:i/>
-          <w:color w:val="FF4400"/>
-          <w:sz w:val="24"/>
+          <w:rFonts w:ascii="Times New Roman" w:hAnsi="Times New Roman" w:cs="Times New Roman"/>
+          <w:i/>
+          <w:color w:val="FF0000"/>
+          <w:sz w:val="24"/>
+          <w:szCs w:val="24"/>
         </w:rPr>
         <w:t>Священик:</w:t>
       </w:r>
       <w:r>
         <w:rPr>
-          <w:rFonts w:ascii="Times New Roman" w:hAnsi="Times New Roman"/>
-          <w:sz w:val="24"/>
-        </w:rPr>
-        <w:t xml:space="preserve"> Від Йоана святого Євангелія читання.</w:t>
+          <w:rFonts w:ascii="Times New Roman" w:hAnsi="Times New Roman" w:cs="Times New Roman"/>
+          <w:color w:val="FF0000"/>
+          <w:sz w:val="24"/>
+          <w:szCs w:val="24"/>
+        </w:rPr>
+        <w:t xml:space="preserve"> </w:t>
+      </w:r>
+      <w:r>
+        <w:rPr>
+          <w:rFonts w:ascii="Times New Roman" w:hAnsi="Times New Roman" w:cs="Times New Roman"/>
+          <w:sz w:val="24"/>
+          <w:szCs w:val="24"/>
+        </w:rPr>
+        <w:t xml:space="preserve">Від </w:t>
+      </w:r>
+      <w:r>
+        <w:rPr>
+          <w:rFonts w:ascii="Times New Roman" w:hAnsi="Times New Roman" w:cs="Times New Roman"/>
+          <w:i/>
+          <w:sz w:val="24"/>
+          <w:szCs w:val="24"/>
+        </w:rPr>
+        <w:t>Йоана</w:t>
+      </w:r>
+      <w:r>
+        <w:rPr>
+          <w:rFonts w:ascii="Times New Roman" w:hAnsi="Times New Roman" w:cs="Times New Roman"/>
+          <w:sz w:val="24"/>
+          <w:szCs w:val="24"/>
+        </w:rPr>
+        <w:t xml:space="preserve"> святого Євангелія читання.</w:t>
       </w:r>
     </w:p>
     <w:p>
@@ -17058,19 +17564,38 @@
       </w:pPr>
       <w:r>
         <w:rPr>
-          <w:rFonts w:ascii="Times New Roman" w:hAnsi="Times New Roman"/>
-          <w:i/>
-          <w:color w:val="FF4400"/>
-          <w:sz w:val="24"/>
+          <w:rFonts w:ascii="Times New Roman" w:hAnsi="Times New Roman" w:cs="Times New Roman"/>
+          <w:i/>
+          <w:color w:val="FF0000"/>
+          <w:sz w:val="24"/>
+          <w:szCs w:val="24"/>
         </w:rPr>
         <w:t>Священик:</w:t>
       </w:r>
       <w:r>
         <w:rPr>
-          <w:rFonts w:ascii="Times New Roman" w:hAnsi="Times New Roman"/>
-          <w:sz w:val="24"/>
-        </w:rPr>
-        <w:t xml:space="preserve"> Благодаттю і щедротами і чоловіколюб'ям єдинородного Сина твого, з яким ти благословенний єси, з пресвятим і благим і животворящим твоїм Духом, нині і повсякчас, і на віки віків.</w:t>
+          <w:rFonts w:ascii="Times New Roman" w:hAnsi="Times New Roman" w:cs="Times New Roman"/>
+          <w:color w:val="FF0000"/>
+          <w:sz w:val="24"/>
+          <w:szCs w:val="24"/>
+        </w:rPr>
+        <w:t xml:space="preserve"> </w:t>
+      </w:r>
+      <w:r>
+        <w:rPr>
+          <w:rFonts w:ascii="Times New Roman" w:hAnsi="Times New Roman" w:cs="Times New Roman"/>
+          <w:sz w:val="24"/>
+          <w:szCs w:val="24"/>
+        </w:rPr>
+        <w:t>Благодаттю і щедротами і чоловіколюб'ям єдинородного Сина твого, з яким ти бла</w:t>
+      </w:r>
+      <w:r>
+        <w:rPr>
+          <w:rFonts w:ascii="Times New Roman" w:hAnsi="Times New Roman" w:cs="Times New Roman"/>
+          <w:sz w:val="24"/>
+          <w:szCs w:val="24"/>
+        </w:rPr>
+        <w:t>гословенний єси, з пресвятим і благим і животворящим твоїм Духом, нині і повсякчас, і на віки віків.</w:t>
       </w:r>
     </w:p>
     <w:p>
@@ -17985,19 +18510,30 @@
       </w:pPr>
       <w:r>
         <w:rPr>
-          <w:rFonts w:ascii="Times New Roman" w:hAnsi="Times New Roman"/>
-          <w:i/>
-          <w:color w:val="FF4400"/>
-          <w:sz w:val="24"/>
-        </w:rPr>
-        <w:t>Священик:</w:t>
-      </w:r>
-      <w:r>
-        <w:rPr>
-          <w:rFonts w:ascii="Times New Roman" w:hAnsi="Times New Roman"/>
-          <w:sz w:val="24"/>
-        </w:rPr>
-        <w:t xml:space="preserve"> Бо Ти Бог наш і Тобі славу возсилаємо: Отцю, і Сину, і Святому Духові, нині і повсякчас, і на віки віків.</w:t>
+          <w:rFonts w:ascii="Times New Roman" w:hAnsi="Times New Roman" w:cs="Times New Roman"/>
+          <w:i/>
+          <w:color w:val="FF0000"/>
+          <w:sz w:val="24"/>
+          <w:szCs w:val="24"/>
+        </w:rPr>
+        <w:t>Священик: </w:t>
+      </w:r>
+      <w:r>
+        <w:rPr>
+          <w:rFonts w:ascii="Times New Roman" w:hAnsi="Times New Roman" w:cs="Times New Roman"/>
+          <w:color w:val="000000"/>
+          <w:sz w:val="24"/>
+          <w:szCs w:val="24"/>
+        </w:rPr>
+        <w:t>Бо Ти Бог наш і Тобі славу возсилаємо: Отцю, і Сину, і Святому Духові</w:t>
+      </w:r>
+      <w:r>
+        <w:rPr>
+          <w:rFonts w:ascii="Times New Roman" w:hAnsi="Times New Roman" w:cs="Times New Roman"/>
+          <w:sz w:val="24"/>
+          <w:szCs w:val="24"/>
+        </w:rPr>
+        <w:t>, нині і повсякчас, і на віки віків.</w:t>
       </w:r>
     </w:p>
     <w:p>
@@ -19258,19 +19794,30 @@
       </w:pPr>
       <w:r>
         <w:rPr>
-          <w:rFonts w:ascii="Times New Roman" w:hAnsi="Times New Roman"/>
-          <w:i/>
-          <w:color w:val="FF4400"/>
-          <w:sz w:val="24"/>
-        </w:rPr>
-        <w:t>Священик:</w:t>
-      </w:r>
-      <w:r>
-        <w:rPr>
-          <w:rFonts w:ascii="Times New Roman" w:hAnsi="Times New Roman"/>
-          <w:sz w:val="24"/>
-        </w:rPr>
-        <w:t xml:space="preserve"> Бо Ти цар миру і Спас душ наших і Тобі славу возсилаємо: Отцю, і Сину, і Святому Духові, нині і повсякчас, і на віки віків.</w:t>
+          <w:rFonts w:ascii="Times New Roman" w:hAnsi="Times New Roman" w:cs="Times New Roman"/>
+          <w:i/>
+          <w:color w:val="FF0000"/>
+          <w:sz w:val="24"/>
+          <w:szCs w:val="24"/>
+        </w:rPr>
+        <w:t>Священик: </w:t>
+      </w:r>
+      <w:r>
+        <w:rPr>
+          <w:rFonts w:ascii="Times New Roman" w:hAnsi="Times New Roman" w:cs="Times New Roman"/>
+          <w:color w:val="000000"/>
+          <w:sz w:val="24"/>
+          <w:szCs w:val="24"/>
+        </w:rPr>
+        <w:t>Бо Ти цар миру і Спас душ наших і Тобі славу возсилаємо: Отцю, і Сину, і Святому Духові</w:t>
+      </w:r>
+      <w:r>
+        <w:rPr>
+          <w:rFonts w:ascii="Times New Roman" w:hAnsi="Times New Roman" w:cs="Times New Roman"/>
+          <w:sz w:val="24"/>
+          <w:szCs w:val="24"/>
+        </w:rPr>
+        <w:t>, нині і повсякчас, і на віки віків.</w:t>
       </w:r>
     </w:p>
     <w:p>
@@ -20819,19 +21366,30 @@
       </w:pPr>
       <w:r>
         <w:rPr>
-          <w:rFonts w:ascii="Times New Roman" w:hAnsi="Times New Roman"/>
-          <w:i/>
-          <w:color w:val="FF4400"/>
-          <w:sz w:val="24"/>
-        </w:rPr>
-        <w:t>Священик:</w:t>
-      </w:r>
-      <w:r>
-        <w:rPr>
-          <w:rFonts w:ascii="Times New Roman" w:hAnsi="Times New Roman"/>
-          <w:sz w:val="24"/>
-        </w:rPr>
-        <w:t xml:space="preserve"> Бо Тебе хвалять усі сили небесні і Тобі славу возсилаємо: Отцю, і Сину, і Святому Духові, нині і повсякчас, і на віки віків.</w:t>
+          <w:rFonts w:ascii="Times New Roman" w:hAnsi="Times New Roman" w:cs="Times New Roman"/>
+          <w:i/>
+          <w:color w:val="FF0000"/>
+          <w:sz w:val="24"/>
+          <w:szCs w:val="24"/>
+        </w:rPr>
+        <w:t>Священик: </w:t>
+      </w:r>
+      <w:r>
+        <w:rPr>
+          <w:rFonts w:ascii="Times New Roman" w:hAnsi="Times New Roman" w:cs="Times New Roman"/>
+          <w:color w:val="000000"/>
+          <w:sz w:val="24"/>
+          <w:szCs w:val="24"/>
+        </w:rPr>
+        <w:t>Бо Тебе хвалять усі сили небесні і Тобі славу возсилаємо: Отцю, і Сину, і Святому Духові</w:t>
+      </w:r>
+      <w:r>
+        <w:rPr>
+          <w:rFonts w:ascii="Times New Roman" w:hAnsi="Times New Roman" w:cs="Times New Roman"/>
+          <w:sz w:val="24"/>
+          <w:szCs w:val="24"/>
+        </w:rPr>
+        <w:t>, нині і повсякчас, і на віки віків.</w:t>
       </w:r>
     </w:p>
     <w:p>
@@ -22218,17 +22776,21 @@
       </w:pPr>
       <w:r>
         <w:rPr>
-          <w:rFonts w:ascii="Times New Roman" w:hAnsi="Times New Roman"/>
-          <w:i/>
-          <w:color w:val="FF4400"/>
-          <w:sz w:val="24"/>
-        </w:rPr>
+          <w:rFonts w:ascii="Times New Roman" w:hAnsi="Times New Roman" w:cs="Times New Roman"/>
+          <w:i/>
+          <w:color w:val="FF0000"/>
+          <w:sz w:val="24"/>
+          <w:szCs w:val="24"/>
+        </w:rPr>
+        <w:lastRenderedPageBreak/>
         <w:t>Священик:</w:t>
       </w:r>
       <w:r>
         <w:rPr>
-          <w:rFonts w:ascii="Times New Roman" w:hAnsi="Times New Roman"/>
-          <w:sz w:val="24"/>
+          <w:rFonts w:ascii="Times New Roman" w:hAnsi="Times New Roman" w:cs="Times New Roman"/>
+          <w:color w:val="000000"/>
+          <w:sz w:val="24"/>
+          <w:szCs w:val="24"/>
         </w:rPr>
         <w:t xml:space="preserve"> Слава Тобі, що Світло нам показав! </w:t>
       </w:r>
@@ -22771,66 +23333,117 @@
     </w:p>
     <w:p>
       <w:pPr>
-        <w:pStyle w:val="a"/>
-        <w:spacing w:after="160"/>
-      </w:pPr>
-      <w:r>
-        <w:rPr>
-          <w:rFonts w:ascii="Times New Roman" w:hAnsi="Times New Roman"/>
-          <w:i/>
-          <w:color w:val="FF0000"/>
-          <w:sz w:val="24"/>
-        </w:rPr>
-        <w:t xml:space="preserve">Тропар (г. 1): </w:t>
-      </w:r>
-      <w:r>
-        <w:rPr>
-          <w:rFonts w:ascii="Times New Roman" w:hAnsi="Times New Roman"/>
-          <w:sz w:val="24"/>
-        </w:rPr>
-        <w:t>Кров твоя, мудрий, таїнственно взиває від землі,* як і Авелева до Бога,* богомудрий святителю Методію,* ясно проповідав ти Боже воплочення.* Тому й осудив єси по</w:t>
-      </w:r>
-      <w:r>
-        <w:rPr>
-          <w:rFonts w:ascii="Times New Roman" w:hAnsi="Times New Roman"/>
-          <w:sz w:val="24"/>
-        </w:rPr>
-        <w:t>милку Орігенову,* і переставився єси в Небесний чертог.* Моли Христа Бога, щоб спас душі наші.</w:t>
-      </w:r>
-    </w:p>
-    <w:p>
-      <w:pPr>
-        <w:pStyle w:val="Normal"/>
-      </w:pPr>
-      <w:r>
-        <w:rPr>
-          <w:rFonts w:ascii="Times New Roman" w:hAnsi="Times New Roman"/>
+        <w:pBdr>
+          <w:top w:val="nil"/>
+          <w:left w:val="nil"/>
+          <w:bottom w:val="nil"/>
+          <w:right w:val="nil"/>
+          <w:between w:val="nil"/>
+        </w:pBdr>
+        <w:spacing w:after="120"/>
+        <w:jc w:val="both"/>
+        <w:rPr>
+          <w:rFonts w:ascii="Times New Roman" w:hAnsi="Times New Roman" w:cs="Times New Roman"/>
+          <w:color w:val="000000"/>
+          <w:sz w:val="24"/>
+          <w:szCs w:val="24"/>
+        </w:rPr>
+      </w:pPr>
+      <w:r>
+        <w:rPr>
+          <w:rFonts w:ascii="Times New Roman" w:hAnsi="Times New Roman" w:cs="Times New Roman"/>
+          <w:i/>
+          <w:color w:val="FF0000"/>
+          <w:sz w:val="24"/>
+          <w:szCs w:val="24"/>
+        </w:rPr>
+        <w:t>(г. 8):</w:t>
+      </w:r>
+      <w:r>
+        <w:rPr>
+          <w:rFonts w:ascii="Times New Roman" w:hAnsi="Times New Roman" w:cs="Times New Roman"/>
+          <w:color w:val="000000"/>
+          <w:sz w:val="24"/>
+          <w:szCs w:val="24"/>
+        </w:rPr>
+        <w:t xml:space="preserve"> Хреста твого образ на небі побачивши,* і як Павло, покликання н</w:t>
+      </w:r>
+      <w:r>
+        <w:rPr>
+          <w:rFonts w:ascii="Times New Roman" w:hAnsi="Times New Roman" w:cs="Times New Roman"/>
+          <w:color w:val="000000"/>
+          <w:sz w:val="24"/>
+          <w:szCs w:val="24"/>
+        </w:rPr>
+        <w:t>е від людей прийнявши,* між царями твій апостол, Господи, царюючий город у руку твою положив.* Спасай нас завжди в мирі, молитвами Богородиці,* єдиний Чоловіколюбче.</w:t>
+      </w:r>
+    </w:p>
+    <w:p>
+      <w:pPr>
+        <w:spacing w:after="120"/>
+        <w:jc w:val="both"/>
+        <w:rPr>
+          <w:rFonts w:ascii="Times New Roman" w:hAnsi="Times New Roman" w:cs="Times New Roman"/>
+          <w:i/>
+          <w:sz w:val="24"/>
+          <w:szCs w:val="24"/>
+        </w:rPr>
+      </w:pPr>
+      <w:r>
+        <w:rPr>
+          <w:rFonts w:ascii="Times New Roman" w:hAnsi="Times New Roman" w:cs="Times New Roman"/>
           <w:b/>
           <w:sz w:val="24"/>
-        </w:rPr>
-        <w:t xml:space="preserve">І нині: </w:t>
-      </w:r>
-      <w:r>
-        <w:rPr>
-          <w:rFonts w:ascii="Times New Roman" w:hAnsi="Times New Roman"/>
-          <w:i/>
-          <w:color w:val="FF4400"/>
-          <w:sz w:val="24"/>
-        </w:rPr>
-        <w:t>Тропар (г. 4):</w:t>
-      </w:r>
-      <w:r>
-        <w:rPr>
-          <w:rFonts w:ascii="Times New Roman" w:hAnsi="Times New Roman"/>
-          <w:color w:val="333333"/>
-          <w:sz w:val="24"/>
-        </w:rPr>
-        <w:t xml:space="preserve"> Вознісся Ти у славі, Христе Боже наш,* радість сотворивши ученикам обітуванням Святого Духа,* утвердивши їх благословенням,* бо Ти єси Син Божий, ізбавитель світу.</w:t>
-      </w:r>
-    </w:p>
-    <w:p>
-      <w:pPr>
-        <w:pStyle w:val="Normal"/>
+          <w:szCs w:val="24"/>
+        </w:rPr>
+        <w:t>Слава: І нині:</w:t>
+      </w:r>
+      <w:r>
+        <w:rPr>
+          <w:rFonts w:ascii="Times New Roman" w:hAnsi="Times New Roman" w:cs="Times New Roman"/>
+          <w:sz w:val="24"/>
+          <w:szCs w:val="24"/>
+        </w:rPr>
+        <w:t xml:space="preserve"> </w:t>
+      </w:r>
+      <w:r>
+        <w:rPr>
+          <w:rFonts w:ascii="Times New Roman" w:hAnsi="Times New Roman" w:cs="Times New Roman"/>
+          <w:i/>
+          <w:color w:val="FF0000"/>
+          <w:sz w:val="24"/>
+          <w:szCs w:val="24"/>
+        </w:rPr>
+        <w:t>(г. 4):</w:t>
+      </w:r>
+      <w:r>
+        <w:rPr>
+          <w:rFonts w:ascii="Times New Roman" w:hAnsi="Times New Roman" w:cs="Times New Roman"/>
+          <w:sz w:val="24"/>
+          <w:szCs w:val="24"/>
+        </w:rPr>
+        <w:t xml:space="preserve"> Вознісся Ти у славі, Христе Боже наш,* радість сотворивши ученикам </w:t>
+      </w:r>
+      <w:r>
+        <w:rPr>
+          <w:rFonts w:ascii="Times New Roman" w:hAnsi="Times New Roman" w:cs="Times New Roman"/>
+          <w:sz w:val="24"/>
+          <w:szCs w:val="24"/>
+        </w:rPr>
+        <w:t>обітуванням Святого Духа,* утвердивши їх благословенням,* бо Ти єси Син Божий, ізбавитель світу.</w:t>
+      </w:r>
+    </w:p>
+    <w:p>
+      <w:pPr>
+        <w:spacing w:after="120"/>
+        <w:jc w:val="both"/>
+        <w:rPr>
+          <w:rFonts w:ascii="Times New Roman" w:hAnsi="Times New Roman" w:cs="Times New Roman"/>
+          <w:i/>
+          <w:color w:val="FF0000"/>
+          <w:sz w:val="24"/>
+          <w:szCs w:val="24"/>
+        </w:rPr>
       </w:pPr>
     </w:p>
     <w:p>
@@ -23235,17 +23848,19 @@
       </w:pPr>
       <w:r>
         <w:rPr>
-          <w:rFonts w:ascii="Times New Roman" w:hAnsi="Times New Roman"/>
-          <w:i/>
-          <w:color w:val="FF4400"/>
-          <w:sz w:val="24"/>
+          <w:rFonts w:ascii="Times New Roman" w:hAnsi="Times New Roman" w:cs="Times New Roman"/>
+          <w:i/>
+          <w:color w:val="FF0000"/>
+          <w:sz w:val="24"/>
+          <w:szCs w:val="24"/>
         </w:rPr>
         <w:t>Священик:</w:t>
       </w:r>
       <w:r>
         <w:rPr>
-          <w:rFonts w:ascii="Times New Roman" w:hAnsi="Times New Roman"/>
-          <w:sz w:val="24"/>
+          <w:rFonts w:ascii="Times New Roman" w:hAnsi="Times New Roman" w:cs="Times New Roman"/>
+          <w:sz w:val="24"/>
+          <w:szCs w:val="24"/>
         </w:rPr>
         <w:t xml:space="preserve"> Бо милостивий і чоловіколюбець Бог єси, і тобі славу возсилаємо, Отцю, і Сину, і Святому Духові, нині і повсякчас, і на віки віків.</w:t>
       </w:r>
@@ -23894,19 +24509,38 @@
       </w:pPr>
       <w:r>
         <w:rPr>
-          <w:rFonts w:ascii="Times New Roman" w:hAnsi="Times New Roman"/>
-          <w:i/>
-          <w:color w:val="FF4400"/>
-          <w:sz w:val="24"/>
+          <w:rFonts w:ascii="Times New Roman" w:hAnsi="Times New Roman" w:cs="Times New Roman"/>
+          <w:i/>
+          <w:color w:val="FF0000"/>
+          <w:sz w:val="24"/>
+          <w:szCs w:val="24"/>
         </w:rPr>
         <w:t>Священик:</w:t>
       </w:r>
       <w:r>
         <w:rPr>
-          <w:rFonts w:ascii="Times New Roman" w:hAnsi="Times New Roman"/>
-          <w:sz w:val="24"/>
-        </w:rPr>
-        <w:t xml:space="preserve"> Бо ти Бог милости, ласк і чоловіколюбности, і тобі славу віддаємо: Отцю, і Сину, і Святому Духові, нині і повсякчас, і на віки віків.</w:t>
+          <w:rFonts w:ascii="Times New Roman" w:hAnsi="Times New Roman" w:cs="Times New Roman"/>
+          <w:color w:val="FF0000"/>
+          <w:sz w:val="24"/>
+          <w:szCs w:val="24"/>
+        </w:rPr>
+        <w:t xml:space="preserve"> </w:t>
+      </w:r>
+      <w:r>
+        <w:rPr>
+          <w:rFonts w:ascii="Times New Roman" w:hAnsi="Times New Roman" w:cs="Times New Roman"/>
+          <w:sz w:val="24"/>
+          <w:szCs w:val="24"/>
+        </w:rPr>
+        <w:t xml:space="preserve">Бо ти Бог милости, ласк і </w:t>
+      </w:r>
+      <w:r>
+        <w:rPr>
+          <w:rFonts w:ascii="Times New Roman" w:hAnsi="Times New Roman" w:cs="Times New Roman"/>
+          <w:sz w:val="24"/>
+          <w:szCs w:val="24"/>
+        </w:rPr>
+        <w:t>чоловіколюбности, і тобі славу віддаємо: Отцю, і Сину, і Святому Духові, нині і повсякчас, і на віки віків.</w:t>
       </w:r>
     </w:p>
     <w:p>
@@ -23959,17 +24593,19 @@
       </w:pPr>
       <w:r>
         <w:rPr>
-          <w:rFonts w:ascii="Times New Roman" w:hAnsi="Times New Roman"/>
-          <w:i/>
-          <w:color w:val="FF4400"/>
-          <w:sz w:val="24"/>
+          <w:rFonts w:ascii="Times New Roman" w:hAnsi="Times New Roman" w:cs="Times New Roman"/>
+          <w:i/>
+          <w:color w:val="FF0000"/>
+          <w:sz w:val="24"/>
+          <w:szCs w:val="24"/>
         </w:rPr>
         <w:t>Священик:</w:t>
       </w:r>
       <w:r>
         <w:rPr>
-          <w:rFonts w:ascii="Times New Roman" w:hAnsi="Times New Roman"/>
-          <w:sz w:val="24"/>
+          <w:rFonts w:ascii="Times New Roman" w:hAnsi="Times New Roman" w:cs="Times New Roman"/>
+          <w:sz w:val="24"/>
+          <w:szCs w:val="24"/>
         </w:rPr>
         <w:t xml:space="preserve"> Мир всім.</w:t>
       </w:r>
@@ -24296,19 +24932,38 @@
       </w:pPr>
       <w:r>
         <w:rPr>
-          <w:rFonts w:ascii="Times New Roman" w:hAnsi="Times New Roman"/>
-          <w:i/>
-          <w:color w:val="FF4400"/>
-          <w:sz w:val="24"/>
+          <w:rFonts w:ascii="Times New Roman" w:hAnsi="Times New Roman" w:cs="Times New Roman"/>
+          <w:i/>
+          <w:color w:val="FF0000"/>
+          <w:sz w:val="24"/>
+          <w:szCs w:val="24"/>
         </w:rPr>
         <w:t>Священик:</w:t>
       </w:r>
       <w:r>
         <w:rPr>
-          <w:rFonts w:ascii="Times New Roman" w:hAnsi="Times New Roman"/>
-          <w:sz w:val="24"/>
-        </w:rPr>
-        <w:t xml:space="preserve"> Благословенний Христос, Бог наш, завжди, нині і повсякчас, і на віки віків.</w:t>
+          <w:rFonts w:ascii="Times New Roman" w:hAnsi="Times New Roman" w:cs="Times New Roman"/>
+          <w:color w:val="FF0000"/>
+          <w:sz w:val="24"/>
+          <w:szCs w:val="24"/>
+        </w:rPr>
+        <w:t xml:space="preserve"> </w:t>
+      </w:r>
+      <w:r>
+        <w:rPr>
+          <w:rFonts w:ascii="Times New Roman" w:hAnsi="Times New Roman" w:cs="Times New Roman"/>
+          <w:sz w:val="24"/>
+          <w:szCs w:val="24"/>
+        </w:rPr>
+        <w:t>Благословенний Христос, Бог наш, завжди</w:t>
+      </w:r>
+      <w:r>
+        <w:rPr>
+          <w:rFonts w:ascii="Times New Roman" w:hAnsi="Times New Roman" w:cs="Times New Roman"/>
+          <w:sz w:val="24"/>
+          <w:szCs w:val="24"/>
+        </w:rPr>
+        <w:t>, нині і повсякчас, і на віки віків.</w:t>
       </w:r>
     </w:p>
     <w:p>
@@ -24361,17 +25016,19 @@
       </w:pPr>
       <w:r>
         <w:rPr>
-          <w:rFonts w:ascii="Times New Roman" w:hAnsi="Times New Roman"/>
-          <w:i/>
-          <w:color w:val="FF4400"/>
-          <w:sz w:val="24"/>
+          <w:rFonts w:ascii="Times New Roman" w:hAnsi="Times New Roman" w:cs="Times New Roman"/>
+          <w:i/>
+          <w:color w:val="FF0000"/>
+          <w:sz w:val="24"/>
+          <w:szCs w:val="24"/>
         </w:rPr>
         <w:t>Священик:</w:t>
       </w:r>
       <w:r>
         <w:rPr>
-          <w:rFonts w:ascii="Times New Roman" w:hAnsi="Times New Roman"/>
-          <w:sz w:val="24"/>
+          <w:rFonts w:ascii="Times New Roman" w:hAnsi="Times New Roman" w:cs="Times New Roman"/>
+          <w:sz w:val="24"/>
+          <w:szCs w:val="24"/>
         </w:rPr>
         <w:t xml:space="preserve"> Пресвята Богородице, спаси нас.</w:t>
       </w:r>
@@ -24425,19 +25082,30 @@
       </w:pPr>
       <w:r>
         <w:rPr>
-          <w:rFonts w:ascii="Times New Roman" w:hAnsi="Times New Roman"/>
-          <w:i/>
-          <w:color w:val="FF4400"/>
-          <w:sz w:val="24"/>
+          <w:rFonts w:ascii="Times New Roman" w:hAnsi="Times New Roman" w:cs="Times New Roman"/>
+          <w:i/>
+          <w:color w:val="FF0000"/>
+          <w:sz w:val="24"/>
+          <w:szCs w:val="24"/>
         </w:rPr>
         <w:t>Священик:</w:t>
       </w:r>
       <w:r>
         <w:rPr>
-          <w:rFonts w:ascii="Times New Roman" w:hAnsi="Times New Roman"/>
-          <w:sz w:val="24"/>
-        </w:rPr>
-        <w:t xml:space="preserve"> Слава тобі, Христе Боже, надіє наша, слава тобі!</w:t>
+          <w:rFonts w:ascii="Times New Roman" w:hAnsi="Times New Roman" w:cs="Times New Roman"/>
+          <w:color w:val="FF0000"/>
+          <w:sz w:val="24"/>
+          <w:szCs w:val="24"/>
+        </w:rPr>
+        <w:t xml:space="preserve"> </w:t>
+      </w:r>
+      <w:r>
+        <w:rPr>
+          <w:rFonts w:ascii="Times New Roman" w:hAnsi="Times New Roman" w:cs="Times New Roman"/>
+          <w:sz w:val="24"/>
+          <w:szCs w:val="24"/>
+        </w:rPr>
+        <w:t>Слава тобі, Христе Боже, надіє наша, слава тобі!</w:t>
       </w:r>
     </w:p>
     <w:p>
@@ -24506,37 +25174,65 @@
       </w:r>
     </w:p>
     <w:p>
-      <w:r>
-        <w:rPr>
-          <w:rFonts w:ascii="Times New Roman" w:hAnsi="Times New Roman"/>
-          <w:i/>
-          <w:color w:val="FF4400"/>
-          <w:sz w:val="24"/>
+      <w:pPr>
+        <w:spacing w:after="120"/>
+        <w:jc w:val="both"/>
+        <w:rPr>
+          <w:rFonts w:ascii="Times New Roman" w:hAnsi="Times New Roman" w:cs="Times New Roman"/>
+          <w:sz w:val="24"/>
+          <w:szCs w:val="24"/>
+        </w:rPr>
+      </w:pPr>
+      <w:r>
+        <w:rPr>
+          <w:rFonts w:ascii="Times New Roman" w:hAnsi="Times New Roman" w:cs="Times New Roman"/>
+          <w:i/>
+          <w:color w:val="FF0000"/>
+          <w:sz w:val="24"/>
+          <w:szCs w:val="24"/>
         </w:rPr>
         <w:t>Священик:</w:t>
       </w:r>
       <w:r>
         <w:rPr>
-          <w:rFonts w:ascii="Times New Roman" w:hAnsi="Times New Roman"/>
-          <w:sz w:val="24"/>
-        </w:rPr>
-        <w:t xml:space="preserve"> Христос, істинний Бог наш - молитвами пречистої Своєї Матері, святих славних і всехвальних апостолів, святого отця нашого Миколая, архиєпископа Мир Ликійських, чудотворця, святого, </w:t>
-      </w:r>
-      <w:r>
-        <w:rPr>
-          <w:rFonts w:ascii="Times New Roman" w:hAnsi="Times New Roman"/>
-          <w:i/>
-          <w:color w:val="FF4400"/>
-          <w:sz w:val="24"/>
-        </w:rPr>
-        <w:t>якого є храм</w:t>
-      </w:r>
-      <w:r>
-        <w:rPr>
-          <w:rFonts w:ascii="Times New Roman" w:hAnsi="Times New Roman"/>
-          <w:sz w:val="24"/>
-        </w:rPr>
-        <w:t>, святого священномученика Методія, єпископа Патарського і всіх святих - помилує і спасе нас як благий і людинолюбний.</w:t>
+          <w:rFonts w:ascii="Times New Roman" w:hAnsi="Times New Roman" w:cs="Times New Roman"/>
+          <w:sz w:val="24"/>
+          <w:szCs w:val="24"/>
+        </w:rPr>
+        <w:t xml:space="preserve"> Христос, істинний Бог наш, що в </w:t>
+      </w:r>
+      <w:r>
+        <w:rPr>
+          <w:rFonts w:ascii="Times New Roman" w:hAnsi="Times New Roman" w:cs="Times New Roman"/>
+          <w:sz w:val="24"/>
+          <w:szCs w:val="24"/>
+        </w:rPr>
+        <w:t xml:space="preserve">славі вознісся від нас на небо і сів праворуч Бога й Отця, спасіння нашого ради, молитвами пречистої своєї Матері, святих славних і всехвальних апостолів, і </w:t>
+      </w:r>
+      <w:r>
+        <w:rPr>
+          <w:rFonts w:ascii="Times New Roman" w:hAnsi="Times New Roman" w:cs="Times New Roman"/>
+          <w:color w:val="FF0000"/>
+          <w:sz w:val="24"/>
+          <w:szCs w:val="24"/>
+        </w:rPr>
+        <w:t>святих великих царів і рівноапостольних Константина й Олени</w:t>
+      </w:r>
+      <w:r>
+        <w:rPr>
+          <w:rFonts w:ascii="Times New Roman" w:hAnsi="Times New Roman" w:cs="Times New Roman"/>
+          <w:sz w:val="24"/>
+          <w:szCs w:val="24"/>
+        </w:rPr>
+        <w:t xml:space="preserve">, яких світлу пам’ять, днесь святкуємо, </w:t>
+      </w:r>
+      <w:r>
+        <w:rPr>
+          <w:rFonts w:ascii="Times New Roman" w:hAnsi="Times New Roman" w:cs="Times New Roman"/>
+          <w:sz w:val="24"/>
+          <w:szCs w:val="24"/>
+        </w:rPr>
+        <w:t>і всіх святих, помилує і спасе нас, як благий і чоловіколюбець.</w:t>
       </w:r>
     </w:p>
     <w:p>
